--- a/report/chuong-2-tv3/Chuong-2.docx
+++ b/report/chuong-2-tv3/Chuong-2.docx
@@ -4,12 +4,54 @@
   <w:body>
     <w:p>
       <w:pPr>
+        <w:pStyle w:val="ListParagraph"/>
+        <w:numPr>
+          <w:ilvl w:val="0"/>
+          <w:numId w:val="2"/>
+        </w:numPr>
+        <w:rPr>
+          <w:rFonts w:ascii="Times New Roman" w:eastAsia="Times New Roman" w:hAnsi="Times New Roman" w:cs="Times New Roman"/>
+          <w:b/>
+          <w:bCs/>
+          <w:i/>
+          <w:sz w:val="32"/>
+          <w:szCs w:val="36"/>
+          <w:lang w:val="vi-VN"/>
+        </w:rPr>
+      </w:pPr>
+      <w:r>
+        <w:rPr>
+          <w:rFonts w:ascii="Times New Roman" w:eastAsia="Times New Roman" w:hAnsi="Times New Roman" w:cs="Times New Roman"/>
+          <w:b/>
+          <w:bCs/>
+          <w:i/>
+          <w:sz w:val="32"/>
+          <w:szCs w:val="36"/>
+          <w:lang w:val="vi-VN"/>
+        </w:rPr>
+        <w:t xml:space="preserve">Thuật toán </w:t>
+      </w:r>
+      <w:r>
+        <w:rPr>
+          <w:rFonts w:ascii="Times New Roman" w:eastAsia="Times New Roman" w:hAnsi="Times New Roman" w:cs="Times New Roman"/>
+          <w:b/>
+          <w:bCs/>
+          <w:i/>
+          <w:sz w:val="32"/>
+          <w:szCs w:val="36"/>
+          <w:lang w:val="vi-VN"/>
+        </w:rPr>
+        <w:t>Banker:</w:t>
+      </w:r>
+    </w:p>
+    <w:p>
+      <w:pPr>
+        <w:ind w:left="360"/>
         <w:rPr>
           <w:rFonts w:ascii="Times New Roman" w:eastAsia="Times New Roman" w:hAnsi="Times New Roman" w:cs="Times New Roman"/>
           <w:bCs/>
-          <w:sz w:val="32"/>
+          <w:sz w:val="28"/>
           <w:szCs w:val="36"/>
-          <w:u w:val="single"/>
           <w:lang w:val="vi-VN"/>
         </w:rPr>
       </w:pPr>
@@ -17,12 +59,125 @@
         <w:rPr>
           <w:rFonts w:ascii="Times New Roman" w:eastAsia="Times New Roman" w:hAnsi="Times New Roman" w:cs="Times New Roman"/>
           <w:bCs/>
-          <w:sz w:val="32"/>
+          <w:sz w:val="28"/>
           <w:szCs w:val="36"/>
-          <w:u w:val="single"/>
-          <w:lang w:val="vi-VN"/>
-        </w:rPr>
-        <w:t>A2. Thuật toán Banker</w:t>
+          <w:lang w:val="vi-VN"/>
+        </w:rPr>
+        <w:t xml:space="preserve">+ </w:t>
+      </w:r>
+      <w:r>
+        <w:rPr>
+          <w:rFonts w:ascii="Times New Roman" w:eastAsia="Times New Roman" w:hAnsi="Times New Roman" w:cs="Times New Roman"/>
+          <w:bCs/>
+          <w:sz w:val="28"/>
+          <w:szCs w:val="36"/>
+          <w:lang w:val="vi-VN"/>
+        </w:rPr>
+        <w:t>Thuật toán Banker do Edsger W. Dijkstra đề xuất năm 1965, ban đầu để chứng minh tính khả thi của việc tránh deadlock (deadlock avoidance) trong hệ điều hành THE (T.H.E. multiprogramming system).</w:t>
+      </w:r>
+    </w:p>
+    <w:p>
+      <w:pPr>
+        <w:ind w:left="360"/>
+        <w:rPr>
+          <w:rFonts w:ascii="Times New Roman" w:eastAsia="Times New Roman" w:hAnsi="Times New Roman" w:cs="Times New Roman"/>
+          <w:bCs/>
+          <w:sz w:val="28"/>
+          <w:szCs w:val="36"/>
+          <w:lang w:val="vi-VN"/>
+        </w:rPr>
+      </w:pPr>
+      <w:r>
+        <w:rPr>
+          <w:rFonts w:ascii="Times New Roman" w:eastAsia="Times New Roman" w:hAnsi="Times New Roman" w:cs="Times New Roman"/>
+          <w:bCs/>
+          <w:sz w:val="28"/>
+          <w:szCs w:val="36"/>
+          <w:lang w:val="vi-VN"/>
+        </w:rPr>
+        <w:t>+ H</w:t>
+      </w:r>
+      <w:r>
+        <w:rPr>
+          <w:rFonts w:ascii="Times New Roman" w:eastAsia="Times New Roman" w:hAnsi="Times New Roman" w:cs="Times New Roman"/>
+          <w:bCs/>
+          <w:sz w:val="28"/>
+          <w:szCs w:val="36"/>
+          <w:lang w:val="vi-VN"/>
+        </w:rPr>
+        <w:t>ãy tưởng tượng một ngân hàng có một số vốn cố định để cho nhiều khách hàng vay. Mỗi khách hàng khi mở tài khoản phải khai báo trước hạn mức vay tối đa mà họ có thể</w:t>
+      </w:r>
+      <w:r>
+        <w:rPr>
+          <w:rFonts w:ascii="Times New Roman" w:eastAsia="Times New Roman" w:hAnsi="Times New Roman" w:cs="Times New Roman"/>
+          <w:bCs/>
+          <w:sz w:val="28"/>
+          <w:szCs w:val="36"/>
+          <w:lang w:val="vi-VN"/>
+        </w:rPr>
+        <w:t xml:space="preserve"> cần trong tương lai</w:t>
+      </w:r>
+      <w:r>
+        <w:rPr>
+          <w:rFonts w:ascii="Times New Roman" w:eastAsia="Times New Roman" w:hAnsi="Times New Roman" w:cs="Times New Roman"/>
+          <w:bCs/>
+          <w:sz w:val="28"/>
+          <w:szCs w:val="36"/>
+          <w:lang w:val="vi-VN"/>
+        </w:rPr>
+        <w:t>. Ngân hàng chỉ đồng ý cho vay từng ph</w:t>
+      </w:r>
+      <w:r>
+        <w:rPr>
+          <w:rFonts w:ascii="Times New Roman" w:eastAsia="Times New Roman" w:hAnsi="Times New Roman" w:cs="Times New Roman"/>
+          <w:bCs/>
+          <w:sz w:val="28"/>
+          <w:szCs w:val="36"/>
+          <w:lang w:val="vi-VN"/>
+        </w:rPr>
+        <w:t>ần nhỏ</w:t>
+      </w:r>
+      <w:r>
+        <w:rPr>
+          <w:rFonts w:ascii="Times New Roman" w:eastAsia="Times New Roman" w:hAnsi="Times New Roman" w:cs="Times New Roman"/>
+          <w:bCs/>
+          <w:sz w:val="28"/>
+          <w:szCs w:val="36"/>
+          <w:lang w:val="vi-VN"/>
+        </w:rPr>
+        <w:t xml:space="preserve"> nếu sau khi cho vay, ngân hàng vẫn còn đủ khả năng để, theo một trình tự nào đó, lần lượt đáp ứng đủ nhu cầu vay tối đa cho từng khách hàng một: cho khách đó vay đủ đến mức tối đa, khách dùng xong trả lại toàn bộ, rồi ngân hàng dùng số tiền vừa thu hồi (cộng phần vốn còn lại) để phục vụ khách tiếp theo, cứ thế cho đến khách cuối cùng.</w:t>
+      </w:r>
+    </w:p>
+    <w:p>
+      <w:pPr>
+        <w:ind w:left="360"/>
+        <w:rPr>
+          <w:rFonts w:ascii="Times New Roman" w:eastAsia="Times New Roman" w:hAnsi="Times New Roman" w:cs="Times New Roman"/>
+          <w:bCs/>
+          <w:sz w:val="28"/>
+          <w:szCs w:val="36"/>
+          <w:lang w:val="vi-VN"/>
+        </w:rPr>
+      </w:pPr>
+      <w:r>
+        <w:rPr>
+          <w:rFonts w:ascii="Times New Roman" w:eastAsia="Times New Roman" w:hAnsi="Times New Roman" w:cs="Times New Roman"/>
+          <w:bCs/>
+          <w:sz w:val="28"/>
+          <w:szCs w:val="36"/>
+          <w:lang w:val="vi-VN"/>
+        </w:rPr>
+        <w:t xml:space="preserve">+ </w:t>
+      </w:r>
+      <w:r>
+        <w:rPr>
+          <w:rFonts w:ascii="Times New Roman" w:eastAsia="Times New Roman" w:hAnsi="Times New Roman" w:cs="Times New Roman"/>
+          <w:bCs/>
+          <w:sz w:val="28"/>
+          <w:szCs w:val="36"/>
+          <w:lang w:val="vi-VN"/>
+        </w:rPr>
+        <w:t>Trong OS, "ngân hàng" là hệ điều hành, "vốn" là tài nguyên hệ thống (CPU, bộ nhớ, máy in, ổ băng...), "khách hàng" là các tiến trình (process).</w:t>
       </w:r>
     </w:p>
     <w:p>
@@ -707,6 +862,52 @@
     </w:p>
     <w:p>
       <w:pPr>
+        <w:rPr>
+          <w:rFonts w:ascii="Times New Roman" w:hAnsi="Times New Roman" w:cs="Times New Roman"/>
+          <w:sz w:val="28"/>
+          <w:szCs w:val="28"/>
+          <w:lang w:val="vi-VN"/>
+        </w:rPr>
+      </w:pPr>
+      <w:r>
+        <w:rPr>
+          <w:rFonts w:ascii="Times New Roman" w:hAnsi="Times New Roman" w:cs="Times New Roman"/>
+          <w:sz w:val="28"/>
+          <w:szCs w:val="28"/>
+          <w:lang w:val="vi-VN"/>
+        </w:rPr>
+        <w:t xml:space="preserve">** Quy ước so sánh vector </w:t>
+      </w:r>
+      <w:r>
+        <w:rPr>
+          <w:rFonts w:ascii="Times New Roman" w:hAnsi="Times New Roman" w:cs="Times New Roman"/>
+          <w:sz w:val="28"/>
+          <w:szCs w:val="28"/>
+          <w:lang w:val="vi-VN"/>
+        </w:rPr>
+        <w:t xml:space="preserve">X ≤ Y  </w:t>
+      </w:r>
+      <w:r>
+        <w:rPr>
+          <w:rFonts w:ascii="Cambria Math" w:hAnsi="Cambria Math" w:cs="Cambria Math"/>
+          <w:sz w:val="28"/>
+          <w:szCs w:val="28"/>
+          <w:lang w:val="vi-VN"/>
+        </w:rPr>
+        <w:t>⟺</w:t>
+      </w:r>
+      <w:r>
+        <w:rPr>
+          <w:rFonts w:ascii="Times New Roman" w:hAnsi="Times New Roman" w:cs="Times New Roman"/>
+          <w:sz w:val="28"/>
+          <w:szCs w:val="28"/>
+          <w:lang w:val="vi-VN"/>
+        </w:rPr>
+        <w:t xml:space="preserve">  X[i] ≤ Y[i]  với mọi i</w:t>
+      </w:r>
+    </w:p>
+    <w:p>
+      <w:pPr>
         <w:pStyle w:val="ListParagraph"/>
         <w:numPr>
           <w:ilvl w:val="0"/>
@@ -763,6 +964,7 @@
           <w:shd w:val="clear" w:color="auto" w:fill="FFFFFF"/>
           <w:lang w:val="vi-VN"/>
         </w:rPr>
+        <w:lastRenderedPageBreak/>
         <w:t xml:space="preserve">+ </w:t>
       </w:r>
       <w:r>
@@ -1005,25 +1207,14 @@
     </w:p>
     <w:p>
       <w:pPr>
-        <w:rPr>
-          <w:rFonts w:ascii="Times New Roman" w:hAnsi="Times New Roman" w:cs="Times New Roman"/>
-          <w:sz w:val="28"/>
-          <w:szCs w:val="24"/>
-          <w:lang w:val="vi-VN"/>
-        </w:rPr>
-      </w:pPr>
-      <w:r>
-        <w:rPr>
-          <w:rFonts w:ascii="Times New Roman" w:hAnsi="Times New Roman" w:cs="Times New Roman"/>
-          <w:noProof/>
-          <w:sz w:val="28"/>
-          <w:szCs w:val="24"/>
-        </w:rPr>
-        <w:lastRenderedPageBreak/>
+        <w:keepNext/>
+        <w:jc w:val="center"/>
+      </w:pPr>
+      <w:r>
         <w:drawing>
-          <wp:inline distT="0" distB="0" distL="0" distR="0" wp14:anchorId="3E2FE4E7" wp14:editId="5C4E7FE1">
-            <wp:extent cx="5943600" cy="3882390"/>
-            <wp:effectExtent l="0" t="0" r="0" b="3810"/>
+          <wp:inline distT="0" distB="0" distL="0" distR="0" wp14:anchorId="22FBCE42" wp14:editId="21D267E2">
+            <wp:extent cx="5273497" cy="4762913"/>
+            <wp:effectExtent l="0" t="0" r="3810" b="0"/>
             <wp:docPr id="1" name="Picture 1"/>
             <wp:cNvGraphicFramePr>
               <a:graphicFrameLocks xmlns:a="http://schemas.openxmlformats.org/drawingml/2006/main" noChangeAspect="1"/>
@@ -1044,7 +1235,7 @@
                   <pic:spPr>
                     <a:xfrm>
                       <a:off x="0" y="0"/>
-                      <a:ext cx="5943600" cy="3882390"/>
+                      <a:ext cx="5273497" cy="4762913"/>
                     </a:xfrm>
                     <a:prstGeom prst="rect">
                       <a:avLst/>
@@ -1059,382 +1250,393 @@
     </w:p>
     <w:p>
       <w:pPr>
-        <w:rPr>
-          <w:rFonts w:ascii="Times New Roman" w:hAnsi="Times New Roman" w:cs="Times New Roman"/>
-          <w:sz w:val="28"/>
-          <w:szCs w:val="28"/>
-          <w:lang w:val="vi-VN"/>
-        </w:rPr>
-      </w:pPr>
-      <w:r>
-        <w:rPr>
-          <w:rFonts w:ascii="Times New Roman" w:hAnsi="Times New Roman" w:cs="Times New Roman"/>
-          <w:sz w:val="28"/>
-          <w:szCs w:val="28"/>
-          <w:lang w:val="vi-VN"/>
-        </w:rPr>
-        <w:t xml:space="preserve">+ </w:t>
-      </w:r>
-      <w:r>
-        <w:rPr>
-          <w:rStyle w:val="markedcontent"/>
-          <w:rFonts w:ascii="Times New Roman" w:hAnsi="Times New Roman" w:cs="Times New Roman"/>
-          <w:sz w:val="28"/>
-          <w:szCs w:val="28"/>
-          <w:shd w:val="clear" w:color="auto" w:fill="FFFFFF"/>
-        </w:rPr>
-        <w:t xml:space="preserve">RequestResources(i, Request) → </w:t>
-      </w:r>
-      <w:r>
-        <w:rPr>
-          <w:rStyle w:val="markedcontent"/>
-          <w:rFonts w:ascii="Times New Roman" w:hAnsi="Times New Roman" w:cs="Times New Roman"/>
-          <w:sz w:val="28"/>
-          <w:szCs w:val="28"/>
-          <w:shd w:val="clear" w:color="auto" w:fill="FFFFFF"/>
-          <w:lang w:val="vi-VN"/>
-        </w:rPr>
-        <w:t>Cấp phát</w:t>
-      </w:r>
-      <w:r>
-        <w:rPr>
-          <w:rStyle w:val="markedcontent"/>
-          <w:rFonts w:ascii="Times New Roman" w:hAnsi="Times New Roman" w:cs="Times New Roman"/>
-          <w:sz w:val="28"/>
-          <w:szCs w:val="28"/>
-          <w:shd w:val="clear" w:color="auto" w:fill="FFFFFF"/>
-        </w:rPr>
-        <w:t xml:space="preserve"> | </w:t>
-      </w:r>
-      <w:r>
-        <w:rPr>
-          <w:rStyle w:val="markedcontent"/>
-          <w:rFonts w:ascii="Times New Roman" w:hAnsi="Times New Roman" w:cs="Times New Roman"/>
-          <w:sz w:val="28"/>
-          <w:szCs w:val="28"/>
-          <w:shd w:val="clear" w:color="auto" w:fill="FFFFFF"/>
-          <w:lang w:val="vi-VN"/>
-        </w:rPr>
-        <w:t xml:space="preserve">Chờ </w:t>
-      </w:r>
-      <w:r>
-        <w:rPr>
-          <w:rStyle w:val="markedcontent"/>
-          <w:rFonts w:ascii="Times New Roman" w:hAnsi="Times New Roman" w:cs="Times New Roman"/>
-          <w:sz w:val="28"/>
-          <w:szCs w:val="28"/>
-          <w:shd w:val="clear" w:color="auto" w:fill="FFFFFF"/>
-        </w:rPr>
-        <w:t xml:space="preserve">| </w:t>
-      </w:r>
-      <w:r>
-        <w:rPr>
-          <w:rStyle w:val="markedcontent"/>
-          <w:rFonts w:ascii="Times New Roman" w:hAnsi="Times New Roman" w:cs="Times New Roman"/>
-          <w:sz w:val="28"/>
-          <w:szCs w:val="28"/>
-          <w:shd w:val="clear" w:color="auto" w:fill="FFFFFF"/>
-          <w:lang w:val="vi-VN"/>
-        </w:rPr>
-        <w:t>Lỗi</w:t>
-      </w:r>
-      <w:r>
-        <w:rPr>
-          <w:rFonts w:ascii="Times New Roman" w:hAnsi="Times New Roman" w:cs="Times New Roman"/>
-          <w:sz w:val="28"/>
-          <w:szCs w:val="28"/>
-          <w:shd w:val="clear" w:color="auto" w:fill="FFFFFF"/>
-        </w:rPr>
-        <w:br/>
-      </w:r>
-      <w:r>
-        <w:rPr>
-          <w:rStyle w:val="markedcontent"/>
-          <w:rFonts w:ascii="Times New Roman" w:hAnsi="Times New Roman" w:cs="Times New Roman"/>
-          <w:sz w:val="28"/>
-          <w:szCs w:val="28"/>
-          <w:shd w:val="clear" w:color="auto" w:fill="FFFFFF"/>
-        </w:rPr>
-        <w:t xml:space="preserve">1. Nếu Request &gt; Need[i]      → </w:t>
-      </w:r>
-      <w:r>
-        <w:rPr>
-          <w:rStyle w:val="markedcontent"/>
-          <w:rFonts w:ascii="Times New Roman" w:hAnsi="Times New Roman" w:cs="Times New Roman"/>
-          <w:sz w:val="28"/>
-          <w:szCs w:val="28"/>
-          <w:shd w:val="clear" w:color="auto" w:fill="FFFFFF"/>
-          <w:lang w:val="vi-VN"/>
-        </w:rPr>
-        <w:t>Lỗi</w:t>
-      </w:r>
-      <w:r>
-        <w:rPr>
-          <w:rStyle w:val="markedcontent"/>
-          <w:rFonts w:ascii="Times New Roman" w:hAnsi="Times New Roman" w:cs="Times New Roman"/>
-          <w:sz w:val="28"/>
-          <w:szCs w:val="28"/>
-          <w:shd w:val="clear" w:color="auto" w:fill="FFFFFF"/>
-        </w:rPr>
-        <w:t>: xin vượt quá nhu cầu đã khai báo</w:t>
-      </w:r>
-      <w:r>
-        <w:rPr>
-          <w:rFonts w:ascii="Times New Roman" w:hAnsi="Times New Roman" w:cs="Times New Roman"/>
-          <w:sz w:val="28"/>
-          <w:szCs w:val="28"/>
-          <w:shd w:val="clear" w:color="auto" w:fill="FFFFFF"/>
-        </w:rPr>
-        <w:br/>
-      </w:r>
-      <w:r>
-        <w:rPr>
-          <w:rStyle w:val="markedcontent"/>
-          <w:rFonts w:ascii="Times New Roman" w:hAnsi="Times New Roman" w:cs="Times New Roman"/>
-          <w:sz w:val="28"/>
-          <w:szCs w:val="28"/>
-          <w:shd w:val="clear" w:color="auto" w:fill="FFFFFF"/>
-        </w:rPr>
-        <w:t xml:space="preserve">2. Nếu Request &gt; Available    → </w:t>
-      </w:r>
-      <w:r>
-        <w:rPr>
-          <w:rStyle w:val="markedcontent"/>
-          <w:rFonts w:ascii="Times New Roman" w:hAnsi="Times New Roman" w:cs="Times New Roman"/>
-          <w:sz w:val="28"/>
-          <w:szCs w:val="28"/>
-          <w:shd w:val="clear" w:color="auto" w:fill="FFFFFF"/>
-          <w:lang w:val="vi-VN"/>
-        </w:rPr>
-        <w:t>Chờ</w:t>
-      </w:r>
-      <w:r>
-        <w:rPr>
-          <w:rStyle w:val="markedcontent"/>
-          <w:rFonts w:ascii="Times New Roman" w:hAnsi="Times New Roman" w:cs="Times New Roman"/>
-          <w:sz w:val="28"/>
-          <w:szCs w:val="28"/>
-          <w:shd w:val="clear" w:color="auto" w:fill="FFFFFF"/>
-        </w:rPr>
-        <w:t>: hệ thống không đủ tài nguyên rảnh</w:t>
-      </w:r>
-      <w:r>
-        <w:rPr>
-          <w:rFonts w:ascii="Times New Roman" w:hAnsi="Times New Roman" w:cs="Times New Roman"/>
-          <w:sz w:val="28"/>
-          <w:szCs w:val="28"/>
-          <w:shd w:val="clear" w:color="auto" w:fill="FFFFFF"/>
-        </w:rPr>
-        <w:br/>
-      </w:r>
-      <w:r>
-        <w:rPr>
-          <w:rStyle w:val="markedcontent"/>
-          <w:rFonts w:ascii="Times New Roman" w:hAnsi="Times New Roman" w:cs="Times New Roman"/>
-          <w:sz w:val="28"/>
-          <w:szCs w:val="28"/>
-          <w:shd w:val="clear" w:color="auto" w:fill="FFFFFF"/>
-        </w:rPr>
-        <w:t>3. Giả lập cấp phát:</w:t>
-      </w:r>
-      <w:r>
-        <w:rPr>
-          <w:rFonts w:ascii="Times New Roman" w:hAnsi="Times New Roman" w:cs="Times New Roman"/>
-          <w:sz w:val="28"/>
-          <w:szCs w:val="28"/>
-          <w:shd w:val="clear" w:color="auto" w:fill="FFFFFF"/>
-        </w:rPr>
-        <w:br/>
-      </w:r>
-      <w:r>
-        <w:rPr>
-          <w:rStyle w:val="markedcontent"/>
-          <w:rFonts w:ascii="Times New Roman" w:hAnsi="Times New Roman" w:cs="Times New Roman"/>
-          <w:sz w:val="28"/>
-          <w:szCs w:val="28"/>
-          <w:shd w:val="clear" w:color="auto" w:fill="FFFFFF"/>
-        </w:rPr>
-        <w:t xml:space="preserve">      Available     ← Available −</w:t>
-      </w:r>
-      <w:r>
-        <w:rPr>
-          <w:rStyle w:val="markedcontent"/>
-          <w:rFonts w:ascii="Times New Roman" w:hAnsi="Times New Roman" w:cs="Times New Roman"/>
-          <w:sz w:val="28"/>
-          <w:szCs w:val="28"/>
-          <w:shd w:val="clear" w:color="auto" w:fill="FFFFFF"/>
-          <w:lang w:val="vi-VN"/>
-        </w:rPr>
-        <w:t xml:space="preserve"> </w:t>
-      </w:r>
-      <w:r>
-        <w:rPr>
-          <w:rStyle w:val="markedcontent"/>
-          <w:rFonts w:ascii="Times New Roman" w:hAnsi="Times New Roman" w:cs="Times New Roman"/>
-          <w:sz w:val="28"/>
-          <w:szCs w:val="28"/>
-          <w:shd w:val="clear" w:color="auto" w:fill="FFFFFF"/>
-        </w:rPr>
-        <w:t>Request</w:t>
-      </w:r>
-      <w:r>
-        <w:rPr>
-          <w:rFonts w:ascii="Times New Roman" w:hAnsi="Times New Roman" w:cs="Times New Roman"/>
-          <w:sz w:val="28"/>
-          <w:szCs w:val="28"/>
-          <w:shd w:val="clear" w:color="auto" w:fill="FFFFFF"/>
-        </w:rPr>
-        <w:br/>
-      </w:r>
-      <w:r>
-        <w:rPr>
-          <w:rStyle w:val="markedcontent"/>
-          <w:rFonts w:ascii="Times New Roman" w:hAnsi="Times New Roman" w:cs="Times New Roman"/>
-          <w:sz w:val="28"/>
-          <w:szCs w:val="28"/>
-          <w:shd w:val="clear" w:color="auto" w:fill="FFFFFF"/>
-        </w:rPr>
-        <w:t xml:space="preserve">      Allocation[i] ← Allocation[i] + Request</w:t>
-      </w:r>
-      <w:r>
-        <w:rPr>
-          <w:rFonts w:ascii="Times New Roman" w:hAnsi="Times New Roman" w:cs="Times New Roman"/>
-          <w:sz w:val="28"/>
-          <w:szCs w:val="28"/>
-          <w:shd w:val="clear" w:color="auto" w:fill="FFFFFF"/>
-        </w:rPr>
-        <w:br/>
-      </w:r>
-      <w:r>
-        <w:rPr>
-          <w:rStyle w:val="markedcontent"/>
-          <w:rFonts w:ascii="Times New Roman" w:hAnsi="Times New Roman" w:cs="Times New Roman"/>
-          <w:sz w:val="28"/>
-          <w:szCs w:val="28"/>
-          <w:shd w:val="clear" w:color="auto" w:fill="FFFFFF"/>
-        </w:rPr>
-        <w:t xml:space="preserve">      Need[i]       ← Need[i</w:t>
-      </w:r>
-      <w:r>
-        <w:rPr>
-          <w:rStyle w:val="markedcontent"/>
-          <w:rFonts w:ascii="Times New Roman" w:hAnsi="Times New Roman" w:cs="Times New Roman"/>
-          <w:sz w:val="28"/>
-          <w:szCs w:val="28"/>
-          <w:shd w:val="clear" w:color="auto" w:fill="FFFFFF"/>
-        </w:rPr>
-        <w:t xml:space="preserve">] </w:t>
-      </w:r>
-      <w:r>
-        <w:rPr>
-          <w:rStyle w:val="markedcontent"/>
-          <w:rFonts w:ascii="Times New Roman" w:hAnsi="Times New Roman" w:cs="Times New Roman"/>
-          <w:sz w:val="28"/>
-          <w:szCs w:val="28"/>
-          <w:shd w:val="clear" w:color="auto" w:fill="FFFFFF"/>
-        </w:rPr>
-        <w:t>− Request</w:t>
-      </w:r>
-      <w:r>
-        <w:rPr>
-          <w:rFonts w:ascii="Times New Roman" w:hAnsi="Times New Roman" w:cs="Times New Roman"/>
-          <w:sz w:val="28"/>
-          <w:szCs w:val="28"/>
-          <w:shd w:val="clear" w:color="auto" w:fill="FFFFFF"/>
-        </w:rPr>
-        <w:br/>
-      </w:r>
-      <w:r>
-        <w:rPr>
-          <w:rStyle w:val="markedcontent"/>
-          <w:rFonts w:ascii="Times New Roman" w:hAnsi="Times New Roman" w:cs="Times New Roman"/>
-          <w:sz w:val="28"/>
-          <w:szCs w:val="28"/>
-          <w:shd w:val="clear" w:color="auto" w:fill="FFFFFF"/>
-        </w:rPr>
-        <w:t>4. Chạy SafetyCheck trên trạng thái giả lập:</w:t>
-      </w:r>
-      <w:r>
-        <w:rPr>
-          <w:rFonts w:ascii="Times New Roman" w:hAnsi="Times New Roman" w:cs="Times New Roman"/>
-          <w:sz w:val="28"/>
-          <w:szCs w:val="28"/>
-          <w:shd w:val="clear" w:color="auto" w:fill="FFFFFF"/>
-        </w:rPr>
-        <w:br/>
-      </w:r>
-      <w:r>
-        <w:rPr>
-          <w:rStyle w:val="markedcontent"/>
-          <w:rFonts w:ascii="Times New Roman" w:hAnsi="Times New Roman" w:cs="Times New Roman"/>
-          <w:sz w:val="28"/>
-          <w:szCs w:val="28"/>
-          <w:shd w:val="clear" w:color="auto" w:fill="FFFFFF"/>
-        </w:rPr>
-        <w:t xml:space="preserve">      an toàn       → giữ nguyên, </w:t>
-      </w:r>
-      <w:r>
-        <w:rPr>
-          <w:rStyle w:val="markedcontent"/>
-          <w:rFonts w:ascii="Times New Roman" w:hAnsi="Times New Roman" w:cs="Times New Roman"/>
-          <w:sz w:val="28"/>
-          <w:szCs w:val="28"/>
-          <w:shd w:val="clear" w:color="auto" w:fill="FFFFFF"/>
-          <w:lang w:val="vi-VN"/>
-        </w:rPr>
-        <w:t xml:space="preserve">cấp </w:t>
-      </w:r>
-      <w:r>
-        <w:rPr>
-          <w:rStyle w:val="markedcontent"/>
-          <w:rFonts w:ascii="Times New Roman" w:hAnsi="Times New Roman" w:cs="Times New Roman"/>
-          <w:sz w:val="28"/>
-          <w:szCs w:val="28"/>
-          <w:shd w:val="clear" w:color="auto" w:fill="FFFFFF"/>
-          <w:lang w:val="vi-VN"/>
-        </w:rPr>
-        <w:t>phát</w:t>
-      </w:r>
-      <w:r>
-        <w:rPr>
-          <w:rFonts w:ascii="Times New Roman" w:hAnsi="Times New Roman" w:cs="Times New Roman"/>
-          <w:sz w:val="28"/>
-          <w:szCs w:val="28"/>
-          <w:shd w:val="clear" w:color="auto" w:fill="FFFFFF"/>
-        </w:rPr>
-        <w:br/>
-      </w:r>
-      <w:r>
-        <w:rPr>
-          <w:rStyle w:val="markedcontent"/>
-          <w:rFonts w:ascii="Times New Roman" w:hAnsi="Times New Roman" w:cs="Times New Roman"/>
-          <w:sz w:val="28"/>
-          <w:szCs w:val="28"/>
-          <w:shd w:val="clear" w:color="auto" w:fill="FFFFFF"/>
-        </w:rPr>
-        <w:t xml:space="preserve">      không an toàn → khôi phục nguyên trạng bước 3, tiến trình phải </w:t>
-      </w:r>
-      <w:r>
-        <w:rPr>
-          <w:rStyle w:val="markedcontent"/>
-          <w:rFonts w:ascii="Times New Roman" w:hAnsi="Times New Roman" w:cs="Times New Roman"/>
-          <w:sz w:val="28"/>
-          <w:szCs w:val="28"/>
-          <w:shd w:val="clear" w:color="auto" w:fill="FFFFFF"/>
-          <w:lang w:val="vi-VN"/>
-        </w:rPr>
-        <w:t>chờ</w:t>
-      </w:r>
+        <w:pStyle w:val="Caption"/>
+        <w:jc w:val="center"/>
+        <w:rPr>
+          <w:rFonts w:ascii="Times New Roman" w:hAnsi="Times New Roman" w:cs="Times New Roman"/>
+          <w:sz w:val="28"/>
+          <w:szCs w:val="24"/>
+          <w:lang w:val="vi-VN"/>
+        </w:rPr>
+      </w:pPr>
+      <w:r>
+        <w:rPr>
+          <w:lang w:val="vi-VN"/>
+        </w:rPr>
+        <w:t>Hình 2.1</w:t>
+      </w:r>
+      <w:bookmarkStart w:id="0" w:name="_GoBack"/>
+      <w:bookmarkEnd w:id="0"/>
     </w:p>
     <w:p>
       <w:pPr>
         <w:rPr>
           <w:rFonts w:ascii="Times New Roman" w:hAnsi="Times New Roman" w:cs="Times New Roman"/>
           <w:sz w:val="28"/>
-          <w:szCs w:val="24"/>
-          <w:lang w:val="vi-VN"/>
-        </w:rPr>
-      </w:pPr>
+          <w:szCs w:val="28"/>
+          <w:lang w:val="vi-VN"/>
+        </w:rPr>
+      </w:pPr>
+      <w:r>
+        <w:rPr>
+          <w:rFonts w:ascii="Times New Roman" w:hAnsi="Times New Roman" w:cs="Times New Roman"/>
+          <w:sz w:val="28"/>
+          <w:szCs w:val="28"/>
+          <w:lang w:val="vi-VN"/>
+        </w:rPr>
+        <w:lastRenderedPageBreak/>
+        <w:t xml:space="preserve">+ </w:t>
+      </w:r>
+      <w:r>
+        <w:rPr>
+          <w:rStyle w:val="markedcontent"/>
+          <w:rFonts w:ascii="Times New Roman" w:hAnsi="Times New Roman" w:cs="Times New Roman"/>
+          <w:sz w:val="28"/>
+          <w:szCs w:val="28"/>
+          <w:shd w:val="clear" w:color="auto" w:fill="FFFFFF"/>
+        </w:rPr>
+        <w:t xml:space="preserve">RequestResources(i, Request) → </w:t>
+      </w:r>
+      <w:r>
+        <w:rPr>
+          <w:rStyle w:val="markedcontent"/>
+          <w:rFonts w:ascii="Times New Roman" w:hAnsi="Times New Roman" w:cs="Times New Roman"/>
+          <w:sz w:val="28"/>
+          <w:szCs w:val="28"/>
+          <w:shd w:val="clear" w:color="auto" w:fill="FFFFFF"/>
+          <w:lang w:val="vi-VN"/>
+        </w:rPr>
+        <w:t>Cấp phát</w:t>
+      </w:r>
+      <w:r>
+        <w:rPr>
+          <w:rStyle w:val="markedcontent"/>
+          <w:rFonts w:ascii="Times New Roman" w:hAnsi="Times New Roman" w:cs="Times New Roman"/>
+          <w:sz w:val="28"/>
+          <w:szCs w:val="28"/>
+          <w:shd w:val="clear" w:color="auto" w:fill="FFFFFF"/>
+        </w:rPr>
+        <w:t xml:space="preserve"> | </w:t>
+      </w:r>
+      <w:r>
+        <w:rPr>
+          <w:rStyle w:val="markedcontent"/>
+          <w:rFonts w:ascii="Times New Roman" w:hAnsi="Times New Roman" w:cs="Times New Roman"/>
+          <w:sz w:val="28"/>
+          <w:szCs w:val="28"/>
+          <w:shd w:val="clear" w:color="auto" w:fill="FFFFFF"/>
+          <w:lang w:val="vi-VN"/>
+        </w:rPr>
+        <w:t xml:space="preserve">Chờ </w:t>
+      </w:r>
+      <w:r>
+        <w:rPr>
+          <w:rStyle w:val="markedcontent"/>
+          <w:rFonts w:ascii="Times New Roman" w:hAnsi="Times New Roman" w:cs="Times New Roman"/>
+          <w:sz w:val="28"/>
+          <w:szCs w:val="28"/>
+          <w:shd w:val="clear" w:color="auto" w:fill="FFFFFF"/>
+        </w:rPr>
+        <w:t xml:space="preserve">| </w:t>
+      </w:r>
+      <w:r>
+        <w:rPr>
+          <w:rStyle w:val="markedcontent"/>
+          <w:rFonts w:ascii="Times New Roman" w:hAnsi="Times New Roman" w:cs="Times New Roman"/>
+          <w:sz w:val="28"/>
+          <w:szCs w:val="28"/>
+          <w:shd w:val="clear" w:color="auto" w:fill="FFFFFF"/>
+          <w:lang w:val="vi-VN"/>
+        </w:rPr>
+        <w:t>Lỗi</w:t>
+      </w:r>
+      <w:r>
+        <w:rPr>
+          <w:rFonts w:ascii="Times New Roman" w:hAnsi="Times New Roman" w:cs="Times New Roman"/>
+          <w:sz w:val="28"/>
+          <w:szCs w:val="28"/>
+          <w:shd w:val="clear" w:color="auto" w:fill="FFFFFF"/>
+        </w:rPr>
+        <w:br/>
+      </w:r>
+      <w:r>
+        <w:rPr>
+          <w:rStyle w:val="markedcontent"/>
+          <w:rFonts w:ascii="Times New Roman" w:hAnsi="Times New Roman" w:cs="Times New Roman"/>
+          <w:sz w:val="28"/>
+          <w:szCs w:val="28"/>
+          <w:shd w:val="clear" w:color="auto" w:fill="FFFFFF"/>
+        </w:rPr>
+        <w:t xml:space="preserve">1. Nếu Request &gt; Need[i]      → </w:t>
+      </w:r>
+      <w:r>
+        <w:rPr>
+          <w:rStyle w:val="markedcontent"/>
+          <w:rFonts w:ascii="Times New Roman" w:hAnsi="Times New Roman" w:cs="Times New Roman"/>
+          <w:sz w:val="28"/>
+          <w:szCs w:val="28"/>
+          <w:shd w:val="clear" w:color="auto" w:fill="FFFFFF"/>
+          <w:lang w:val="vi-VN"/>
+        </w:rPr>
+        <w:t>Lỗi</w:t>
+      </w:r>
+      <w:r>
+        <w:rPr>
+          <w:rStyle w:val="markedcontent"/>
+          <w:rFonts w:ascii="Times New Roman" w:hAnsi="Times New Roman" w:cs="Times New Roman"/>
+          <w:sz w:val="28"/>
+          <w:szCs w:val="28"/>
+          <w:shd w:val="clear" w:color="auto" w:fill="FFFFFF"/>
+        </w:rPr>
+        <w:t>: xin vượt quá nhu cầu đã khai báo</w:t>
+      </w:r>
+      <w:r>
+        <w:rPr>
+          <w:rFonts w:ascii="Times New Roman" w:hAnsi="Times New Roman" w:cs="Times New Roman"/>
+          <w:sz w:val="28"/>
+          <w:szCs w:val="28"/>
+          <w:shd w:val="clear" w:color="auto" w:fill="FFFFFF"/>
+        </w:rPr>
+        <w:br/>
+      </w:r>
+      <w:r>
+        <w:rPr>
+          <w:rStyle w:val="markedcontent"/>
+          <w:rFonts w:ascii="Times New Roman" w:hAnsi="Times New Roman" w:cs="Times New Roman"/>
+          <w:sz w:val="28"/>
+          <w:szCs w:val="28"/>
+          <w:shd w:val="clear" w:color="auto" w:fill="FFFFFF"/>
+        </w:rPr>
+        <w:t xml:space="preserve">2. Nếu Request &gt; Available    → </w:t>
+      </w:r>
+      <w:r>
+        <w:rPr>
+          <w:rStyle w:val="markedcontent"/>
+          <w:rFonts w:ascii="Times New Roman" w:hAnsi="Times New Roman" w:cs="Times New Roman"/>
+          <w:sz w:val="28"/>
+          <w:szCs w:val="28"/>
+          <w:shd w:val="clear" w:color="auto" w:fill="FFFFFF"/>
+          <w:lang w:val="vi-VN"/>
+        </w:rPr>
+        <w:t>Chờ</w:t>
+      </w:r>
+      <w:r>
+        <w:rPr>
+          <w:rStyle w:val="markedcontent"/>
+          <w:rFonts w:ascii="Times New Roman" w:hAnsi="Times New Roman" w:cs="Times New Roman"/>
+          <w:sz w:val="28"/>
+          <w:szCs w:val="28"/>
+          <w:shd w:val="clear" w:color="auto" w:fill="FFFFFF"/>
+        </w:rPr>
+        <w:t>: hệ thống không đủ tài nguyên rảnh</w:t>
+      </w:r>
+      <w:r>
+        <w:rPr>
+          <w:rFonts w:ascii="Times New Roman" w:hAnsi="Times New Roman" w:cs="Times New Roman"/>
+          <w:sz w:val="28"/>
+          <w:szCs w:val="28"/>
+          <w:shd w:val="clear" w:color="auto" w:fill="FFFFFF"/>
+        </w:rPr>
+        <w:br/>
+      </w:r>
+      <w:r>
+        <w:rPr>
+          <w:rStyle w:val="markedcontent"/>
+          <w:rFonts w:ascii="Times New Roman" w:hAnsi="Times New Roman" w:cs="Times New Roman"/>
+          <w:sz w:val="28"/>
+          <w:szCs w:val="28"/>
+          <w:shd w:val="clear" w:color="auto" w:fill="FFFFFF"/>
+        </w:rPr>
+        <w:t>3. Giả lập cấp phát:</w:t>
+      </w:r>
+      <w:r>
+        <w:rPr>
+          <w:rFonts w:ascii="Times New Roman" w:hAnsi="Times New Roman" w:cs="Times New Roman"/>
+          <w:sz w:val="28"/>
+          <w:szCs w:val="28"/>
+          <w:shd w:val="clear" w:color="auto" w:fill="FFFFFF"/>
+        </w:rPr>
+        <w:br/>
+      </w:r>
+      <w:r>
+        <w:rPr>
+          <w:rStyle w:val="markedcontent"/>
+          <w:rFonts w:ascii="Times New Roman" w:hAnsi="Times New Roman" w:cs="Times New Roman"/>
+          <w:sz w:val="28"/>
+          <w:szCs w:val="28"/>
+          <w:shd w:val="clear" w:color="auto" w:fill="FFFFFF"/>
+        </w:rPr>
+        <w:t xml:space="preserve">      Available     ← Available −</w:t>
+      </w:r>
+      <w:r>
+        <w:rPr>
+          <w:rStyle w:val="markedcontent"/>
+          <w:rFonts w:ascii="Times New Roman" w:hAnsi="Times New Roman" w:cs="Times New Roman"/>
+          <w:sz w:val="28"/>
+          <w:szCs w:val="28"/>
+          <w:shd w:val="clear" w:color="auto" w:fill="FFFFFF"/>
+          <w:lang w:val="vi-VN"/>
+        </w:rPr>
+        <w:t xml:space="preserve"> </w:t>
+      </w:r>
+      <w:r>
+        <w:rPr>
+          <w:rStyle w:val="markedcontent"/>
+          <w:rFonts w:ascii="Times New Roman" w:hAnsi="Times New Roman" w:cs="Times New Roman"/>
+          <w:sz w:val="28"/>
+          <w:szCs w:val="28"/>
+          <w:shd w:val="clear" w:color="auto" w:fill="FFFFFF"/>
+        </w:rPr>
+        <w:t>Request</w:t>
+      </w:r>
+      <w:r>
+        <w:rPr>
+          <w:rFonts w:ascii="Times New Roman" w:hAnsi="Times New Roman" w:cs="Times New Roman"/>
+          <w:sz w:val="28"/>
+          <w:szCs w:val="28"/>
+          <w:shd w:val="clear" w:color="auto" w:fill="FFFFFF"/>
+        </w:rPr>
+        <w:br/>
+      </w:r>
+      <w:r>
+        <w:rPr>
+          <w:rStyle w:val="markedcontent"/>
+          <w:rFonts w:ascii="Times New Roman" w:hAnsi="Times New Roman" w:cs="Times New Roman"/>
+          <w:sz w:val="28"/>
+          <w:szCs w:val="28"/>
+          <w:shd w:val="clear" w:color="auto" w:fill="FFFFFF"/>
+        </w:rPr>
+        <w:t xml:space="preserve">      Allocation[i] ← Allocation[i] + Request</w:t>
+      </w:r>
+      <w:r>
+        <w:rPr>
+          <w:rFonts w:ascii="Times New Roman" w:hAnsi="Times New Roman" w:cs="Times New Roman"/>
+          <w:sz w:val="28"/>
+          <w:szCs w:val="28"/>
+          <w:shd w:val="clear" w:color="auto" w:fill="FFFFFF"/>
+        </w:rPr>
+        <w:br/>
+      </w:r>
+      <w:r>
+        <w:rPr>
+          <w:rStyle w:val="markedcontent"/>
+          <w:rFonts w:ascii="Times New Roman" w:hAnsi="Times New Roman" w:cs="Times New Roman"/>
+          <w:sz w:val="28"/>
+          <w:szCs w:val="28"/>
+          <w:shd w:val="clear" w:color="auto" w:fill="FFFFFF"/>
+        </w:rPr>
+        <w:t xml:space="preserve">      Need[i]       ← Need[i</w:t>
+      </w:r>
+      <w:r>
+        <w:rPr>
+          <w:rStyle w:val="markedcontent"/>
+          <w:rFonts w:ascii="Times New Roman" w:hAnsi="Times New Roman" w:cs="Times New Roman"/>
+          <w:sz w:val="28"/>
+          <w:szCs w:val="28"/>
+          <w:shd w:val="clear" w:color="auto" w:fill="FFFFFF"/>
+        </w:rPr>
+        <w:t xml:space="preserve">] </w:t>
+      </w:r>
+      <w:r>
+        <w:rPr>
+          <w:rStyle w:val="markedcontent"/>
+          <w:rFonts w:ascii="Times New Roman" w:hAnsi="Times New Roman" w:cs="Times New Roman"/>
+          <w:sz w:val="28"/>
+          <w:szCs w:val="28"/>
+          <w:shd w:val="clear" w:color="auto" w:fill="FFFFFF"/>
+        </w:rPr>
+        <w:t>− Request</w:t>
+      </w:r>
+      <w:r>
+        <w:rPr>
+          <w:rFonts w:ascii="Times New Roman" w:hAnsi="Times New Roman" w:cs="Times New Roman"/>
+          <w:sz w:val="28"/>
+          <w:szCs w:val="28"/>
+          <w:shd w:val="clear" w:color="auto" w:fill="FFFFFF"/>
+        </w:rPr>
+        <w:br/>
+      </w:r>
+      <w:r>
+        <w:rPr>
+          <w:rStyle w:val="markedcontent"/>
+          <w:rFonts w:ascii="Times New Roman" w:hAnsi="Times New Roman" w:cs="Times New Roman"/>
+          <w:sz w:val="28"/>
+          <w:szCs w:val="28"/>
+          <w:shd w:val="clear" w:color="auto" w:fill="FFFFFF"/>
+        </w:rPr>
+        <w:t>4. Chạy SafetyCheck trên trạng thái giả lập:</w:t>
+      </w:r>
+      <w:r>
+        <w:rPr>
+          <w:rFonts w:ascii="Times New Roman" w:hAnsi="Times New Roman" w:cs="Times New Roman"/>
+          <w:sz w:val="28"/>
+          <w:szCs w:val="28"/>
+          <w:shd w:val="clear" w:color="auto" w:fill="FFFFFF"/>
+        </w:rPr>
+        <w:br/>
+      </w:r>
+      <w:r>
+        <w:rPr>
+          <w:rStyle w:val="markedcontent"/>
+          <w:rFonts w:ascii="Times New Roman" w:hAnsi="Times New Roman" w:cs="Times New Roman"/>
+          <w:sz w:val="28"/>
+          <w:szCs w:val="28"/>
+          <w:shd w:val="clear" w:color="auto" w:fill="FFFFFF"/>
+        </w:rPr>
+        <w:t xml:space="preserve">      an toàn       → giữ nguyên, </w:t>
+      </w:r>
+      <w:r>
+        <w:rPr>
+          <w:rStyle w:val="markedcontent"/>
+          <w:rFonts w:ascii="Times New Roman" w:hAnsi="Times New Roman" w:cs="Times New Roman"/>
+          <w:sz w:val="28"/>
+          <w:szCs w:val="28"/>
+          <w:shd w:val="clear" w:color="auto" w:fill="FFFFFF"/>
+          <w:lang w:val="vi-VN"/>
+        </w:rPr>
+        <w:t xml:space="preserve">cấp </w:t>
+      </w:r>
+      <w:r>
+        <w:rPr>
+          <w:rStyle w:val="markedcontent"/>
+          <w:rFonts w:ascii="Times New Roman" w:hAnsi="Times New Roman" w:cs="Times New Roman"/>
+          <w:sz w:val="28"/>
+          <w:szCs w:val="28"/>
+          <w:shd w:val="clear" w:color="auto" w:fill="FFFFFF"/>
+          <w:lang w:val="vi-VN"/>
+        </w:rPr>
+        <w:t>phát</w:t>
+      </w:r>
+      <w:r>
+        <w:rPr>
+          <w:rFonts w:ascii="Times New Roman" w:hAnsi="Times New Roman" w:cs="Times New Roman"/>
+          <w:sz w:val="28"/>
+          <w:szCs w:val="28"/>
+          <w:shd w:val="clear" w:color="auto" w:fill="FFFFFF"/>
+        </w:rPr>
+        <w:br/>
+      </w:r>
+      <w:r>
+        <w:rPr>
+          <w:rStyle w:val="markedcontent"/>
+          <w:rFonts w:ascii="Times New Roman" w:hAnsi="Times New Roman" w:cs="Times New Roman"/>
+          <w:sz w:val="28"/>
+          <w:szCs w:val="28"/>
+          <w:shd w:val="clear" w:color="auto" w:fill="FFFFFF"/>
+        </w:rPr>
+        <w:t xml:space="preserve">      không an toàn → khôi phục nguyên trạng bước 3, tiến trình phải </w:t>
+      </w:r>
+      <w:r>
+        <w:rPr>
+          <w:rStyle w:val="markedcontent"/>
+          <w:rFonts w:ascii="Times New Roman" w:hAnsi="Times New Roman" w:cs="Times New Roman"/>
+          <w:sz w:val="28"/>
+          <w:szCs w:val="28"/>
+          <w:shd w:val="clear" w:color="auto" w:fill="FFFFFF"/>
+          <w:lang w:val="vi-VN"/>
+        </w:rPr>
+        <w:t>chờ</w:t>
+      </w:r>
     </w:p>
     <w:p>
       <w:pPr>
@@ -1445,88 +1647,30 @@
           <w:lang w:val="vi-VN"/>
         </w:rPr>
       </w:pPr>
+      <w:r>
+        <w:rPr>
+          <w:rFonts w:ascii="Times New Roman" w:hAnsi="Times New Roman" w:cs="Times New Roman"/>
+          <w:sz w:val="28"/>
+          <w:szCs w:val="24"/>
+          <w:lang w:val="vi-VN"/>
+        </w:rPr>
+        <w:t>*Lưu đồ:</w:t>
+      </w:r>
     </w:p>
     <w:p>
       <w:pPr>
-        <w:rPr>
-          <w:rFonts w:ascii="Times New Roman" w:hAnsi="Times New Roman" w:cs="Times New Roman"/>
-          <w:sz w:val="28"/>
-          <w:szCs w:val="24"/>
-          <w:lang w:val="vi-VN"/>
-        </w:rPr>
-      </w:pPr>
-    </w:p>
-    <w:p>
-      <w:pPr>
-        <w:rPr>
-          <w:rFonts w:ascii="Times New Roman" w:hAnsi="Times New Roman" w:cs="Times New Roman"/>
-          <w:sz w:val="28"/>
-          <w:szCs w:val="24"/>
-          <w:lang w:val="vi-VN"/>
-        </w:rPr>
-      </w:pPr>
-    </w:p>
-    <w:p>
-      <w:pPr>
-        <w:rPr>
-          <w:rFonts w:ascii="Times New Roman" w:hAnsi="Times New Roman" w:cs="Times New Roman"/>
-          <w:sz w:val="28"/>
-          <w:szCs w:val="24"/>
-          <w:lang w:val="vi-VN"/>
-        </w:rPr>
-      </w:pPr>
-    </w:p>
-    <w:p>
-      <w:pPr>
-        <w:rPr>
-          <w:rFonts w:ascii="Times New Roman" w:hAnsi="Times New Roman" w:cs="Times New Roman"/>
-          <w:sz w:val="28"/>
-          <w:szCs w:val="24"/>
-          <w:lang w:val="vi-VN"/>
-        </w:rPr>
-      </w:pPr>
-    </w:p>
-    <w:p>
-      <w:pPr>
-        <w:rPr>
-          <w:rFonts w:ascii="Times New Roman" w:hAnsi="Times New Roman" w:cs="Times New Roman"/>
-          <w:sz w:val="28"/>
-          <w:szCs w:val="24"/>
-          <w:lang w:val="vi-VN"/>
-        </w:rPr>
-      </w:pPr>
-      <w:r>
-        <w:rPr>
-          <w:rFonts w:ascii="Times New Roman" w:hAnsi="Times New Roman" w:cs="Times New Roman"/>
-          <w:sz w:val="28"/>
-          <w:szCs w:val="24"/>
-          <w:lang w:val="vi-VN"/>
-        </w:rPr>
-        <w:lastRenderedPageBreak/>
-        <w:t>*Lưu đồ:</w:t>
-      </w:r>
-    </w:p>
-    <w:p>
-      <w:pPr>
-        <w:rPr>
-          <w:rFonts w:ascii="Times New Roman" w:hAnsi="Times New Roman" w:cs="Times New Roman"/>
-          <w:sz w:val="28"/>
-          <w:szCs w:val="24"/>
-          <w:lang w:val="vi-VN"/>
-        </w:rPr>
-      </w:pPr>
-      <w:r>
-        <w:rPr>
-          <w:rFonts w:ascii="Times New Roman" w:hAnsi="Times New Roman" w:cs="Times New Roman"/>
-          <w:noProof/>
-          <w:sz w:val="28"/>
-          <w:szCs w:val="24"/>
-        </w:rPr>
+        <w:keepNext/>
+        <w:jc w:val="center"/>
+        <w:rPr>
+          <w:lang w:val="vi-VN"/>
+        </w:rPr>
+      </w:pPr>
+      <w:r>
         <w:drawing>
-          <wp:inline distT="0" distB="0" distL="0" distR="0" wp14:anchorId="08CB9639" wp14:editId="03A37402">
-            <wp:extent cx="5943600" cy="3846195"/>
-            <wp:effectExtent l="0" t="0" r="0" b="1905"/>
-            <wp:docPr id="2" name="Picture 2"/>
+          <wp:inline distT="0" distB="0" distL="0" distR="0" wp14:anchorId="4110D381" wp14:editId="3598835C">
+            <wp:extent cx="5943600" cy="4249420"/>
+            <wp:effectExtent l="0" t="0" r="0" b="0"/>
+            <wp:docPr id="5" name="Picture 5"/>
             <wp:cNvGraphicFramePr>
               <a:graphicFrameLocks xmlns:a="http://schemas.openxmlformats.org/drawingml/2006/main" noChangeAspect="1"/>
             </wp:cNvGraphicFramePr>
@@ -1546,7 +1690,7 @@
                   <pic:spPr>
                     <a:xfrm>
                       <a:off x="0" y="0"/>
-                      <a:ext cx="5943600" cy="3846195"/>
+                      <a:ext cx="5943600" cy="4249420"/>
                     </a:xfrm>
                     <a:prstGeom prst="rect">
                       <a:avLst/>
@@ -1561,6 +1705,24 @@
     </w:p>
     <w:p>
       <w:pPr>
+        <w:pStyle w:val="Caption"/>
+        <w:jc w:val="center"/>
+        <w:rPr>
+          <w:rFonts w:ascii="Times New Roman" w:hAnsi="Times New Roman" w:cs="Times New Roman"/>
+          <w:sz w:val="28"/>
+          <w:szCs w:val="24"/>
+          <w:lang w:val="vi-VN"/>
+        </w:rPr>
+      </w:pPr>
+      <w:r>
+        <w:rPr>
+          <w:lang w:val="vi-VN"/>
+        </w:rPr>
+        <w:t>Hình 2.2</w:t>
+      </w:r>
+    </w:p>
+    <w:p>
+      <w:pPr>
         <w:rPr>
           <w:rFonts w:ascii="Times New Roman" w:hAnsi="Times New Roman" w:cs="Times New Roman"/>
           <w:sz w:val="28"/>
@@ -1603,16 +1765,16 @@
           <w:rFonts w:ascii="Times New Roman" w:hAnsi="Times New Roman" w:cs="Times New Roman"/>
           <w:sz w:val="28"/>
           <w:szCs w:val="24"/>
-          <w:lang w:val="vi-VN"/>
-        </w:rPr>
-      </w:pPr>
-      <w:r>
-        <w:rPr>
-          <w:rFonts w:ascii="Times New Roman" w:hAnsi="Times New Roman" w:cs="Times New Roman"/>
-          <w:sz w:val="28"/>
-          <w:szCs w:val="24"/>
-          <w:lang w:val="vi-VN"/>
-        </w:rPr>
+        </w:rPr>
+      </w:pPr>
+      <w:r>
+        <w:rPr>
+          <w:rFonts w:ascii="Times New Roman" w:hAnsi="Times New Roman" w:cs="Times New Roman"/>
+          <w:sz w:val="28"/>
+          <w:szCs w:val="24"/>
+          <w:lang w:val="vi-VN"/>
+        </w:rPr>
+        <w:lastRenderedPageBreak/>
         <w:t xml:space="preserve">+ </w:t>
       </w:r>
       <w:r>
@@ -1631,102 +1793,1585 @@
           <w:szCs w:val="24"/>
           <w:lang w:val="vi-VN"/>
         </w:rPr>
-        <w:t>ảng dữ liệu sau bao gồm 5 tiến trình, 3 loại tài nguyên với tổng số A = 10, B = 5, C = 7.</w:t>
+        <w:t>ảng dữ liệu sau bao gồm 5 tiến trình, 3 loại tài nguyên với tổng số</w:t>
+      </w:r>
+      <w:r>
+        <w:rPr>
+          <w:rFonts w:ascii="Times New Roman" w:hAnsi="Times New Roman" w:cs="Times New Roman"/>
+          <w:sz w:val="28"/>
+          <w:szCs w:val="24"/>
+          <w:lang w:val="vi-VN"/>
+        </w:rPr>
+        <w:t xml:space="preserve"> A = 10, B = 5, C = 7</w:t>
+      </w:r>
+      <w:r>
+        <w:rPr>
+          <w:rFonts w:ascii="Times New Roman" w:hAnsi="Times New Roman" w:cs="Times New Roman"/>
+          <w:sz w:val="28"/>
+          <w:szCs w:val="24"/>
+        </w:rPr>
+        <w:t>.</w:t>
       </w:r>
     </w:p>
-    <w:p>
-      <w:pPr>
-        <w:rPr>
-          <w:rFonts w:ascii="Times New Roman" w:hAnsi="Times New Roman" w:cs="Times New Roman"/>
-          <w:sz w:val="28"/>
-          <w:szCs w:val="24"/>
-          <w:lang w:val="vi-VN"/>
-        </w:rPr>
-      </w:pPr>
-      <w:r>
-        <w:rPr>
-          <w:rFonts w:ascii="Times New Roman" w:hAnsi="Times New Roman" w:cs="Times New Roman"/>
-          <w:sz w:val="28"/>
-          <w:szCs w:val="24"/>
-          <w:lang w:val="vi-VN"/>
-        </w:rPr>
-        <w:drawing>
-          <wp:inline distT="0" distB="0" distL="0" distR="0" wp14:anchorId="6CFD9A6A" wp14:editId="017EFE8D">
-            <wp:extent cx="5943600" cy="2098675"/>
-            <wp:effectExtent l="0" t="0" r="0" b="0"/>
-            <wp:docPr id="3" name="Picture 3"/>
-            <wp:cNvGraphicFramePr>
-              <a:graphicFrameLocks xmlns:a="http://schemas.openxmlformats.org/drawingml/2006/main" noChangeAspect="1"/>
-            </wp:cNvGraphicFramePr>
-            <a:graphic xmlns:a="http://schemas.openxmlformats.org/drawingml/2006/main">
-              <a:graphicData uri="http://schemas.openxmlformats.org/drawingml/2006/picture">
-                <pic:pic xmlns:pic="http://schemas.openxmlformats.org/drawingml/2006/picture">
-                  <pic:nvPicPr>
-                    <pic:cNvPr id="1" name=""/>
-                    <pic:cNvPicPr/>
-                  </pic:nvPicPr>
-                  <pic:blipFill>
-                    <a:blip r:embed="rId7"/>
-                    <a:stretch>
-                      <a:fillRect/>
-                    </a:stretch>
-                  </pic:blipFill>
-                  <pic:spPr>
-                    <a:xfrm>
-                      <a:off x="0" y="0"/>
-                      <a:ext cx="5943600" cy="2098675"/>
-                    </a:xfrm>
-                    <a:prstGeom prst="rect">
-                      <a:avLst/>
-                    </a:prstGeom>
-                  </pic:spPr>
-                </pic:pic>
-              </a:graphicData>
-            </a:graphic>
-          </wp:inline>
-        </w:drawing>
-      </w:r>
-    </w:p>
-    <w:p>
-      <w:pPr>
-        <w:rPr>
-          <w:rFonts w:ascii="Times New Roman" w:hAnsi="Times New Roman" w:cs="Times New Roman"/>
-          <w:sz w:val="28"/>
-          <w:szCs w:val="24"/>
-          <w:lang w:val="vi-VN"/>
-        </w:rPr>
-      </w:pPr>
-    </w:p>
-    <w:p>
-      <w:pPr>
-        <w:rPr>
-          <w:rFonts w:ascii="Times New Roman" w:hAnsi="Times New Roman" w:cs="Times New Roman"/>
-          <w:sz w:val="28"/>
-          <w:szCs w:val="24"/>
-          <w:lang w:val="vi-VN"/>
-        </w:rPr>
-      </w:pPr>
-    </w:p>
-    <w:p>
-      <w:pPr>
-        <w:rPr>
-          <w:rFonts w:ascii="Times New Roman" w:hAnsi="Times New Roman" w:cs="Times New Roman"/>
-          <w:sz w:val="28"/>
-          <w:szCs w:val="24"/>
-          <w:lang w:val="vi-VN"/>
-        </w:rPr>
-      </w:pPr>
-    </w:p>
-    <w:p>
-      <w:pPr>
-        <w:rPr>
-          <w:rFonts w:ascii="Times New Roman" w:hAnsi="Times New Roman" w:cs="Times New Roman"/>
-          <w:sz w:val="28"/>
-          <w:szCs w:val="24"/>
-          <w:lang w:val="vi-VN"/>
-        </w:rPr>
-      </w:pPr>
-    </w:p>
+    <w:tbl>
+      <w:tblPr>
+        <w:tblStyle w:val="TableGrid"/>
+        <w:tblW w:w="0" w:type="auto"/>
+        <w:tblLook w:val="04A0" w:firstRow="1" w:lastRow="0" w:firstColumn="1" w:lastColumn="0" w:noHBand="0" w:noVBand="1"/>
+      </w:tblPr>
+      <w:tblGrid>
+        <w:gridCol w:w="935"/>
+        <w:gridCol w:w="935"/>
+        <w:gridCol w:w="935"/>
+        <w:gridCol w:w="935"/>
+        <w:gridCol w:w="935"/>
+        <w:gridCol w:w="935"/>
+        <w:gridCol w:w="935"/>
+        <w:gridCol w:w="935"/>
+        <w:gridCol w:w="935"/>
+        <w:gridCol w:w="935"/>
+      </w:tblGrid>
+      <w:tr>
+        <w:tc>
+          <w:tcPr>
+            <w:tcW w:w="935" w:type="dxa"/>
+            <w:vMerge w:val="restart"/>
+          </w:tcPr>
+          <w:p>
+            <w:pPr>
+              <w:spacing w:before="240"/>
+              <w:jc w:val="center"/>
+              <w:rPr>
+                <w:rFonts w:ascii="Times New Roman" w:hAnsi="Times New Roman" w:cs="Times New Roman"/>
+                <w:sz w:val="28"/>
+                <w:szCs w:val="24"/>
+                <w:lang w:val="vi-VN"/>
+              </w:rPr>
+            </w:pPr>
+            <w:r>
+              <w:rPr>
+                <w:rFonts w:ascii="Times New Roman" w:hAnsi="Times New Roman" w:cs="Times New Roman"/>
+                <w:sz w:val="28"/>
+                <w:szCs w:val="24"/>
+                <w:lang w:val="vi-VN"/>
+              </w:rPr>
+              <w:t>P</w:t>
+            </w:r>
+          </w:p>
+        </w:tc>
+        <w:tc>
+          <w:tcPr>
+            <w:tcW w:w="2805" w:type="dxa"/>
+            <w:gridSpan w:val="3"/>
+          </w:tcPr>
+          <w:p>
+            <w:pPr>
+              <w:jc w:val="center"/>
+              <w:rPr>
+                <w:rFonts w:ascii="Times New Roman" w:hAnsi="Times New Roman" w:cs="Times New Roman"/>
+                <w:sz w:val="28"/>
+                <w:szCs w:val="24"/>
+                <w:lang w:val="vi-VN"/>
+              </w:rPr>
+            </w:pPr>
+            <w:r>
+              <w:rPr>
+                <w:rFonts w:ascii="Times New Roman" w:hAnsi="Times New Roman" w:cs="Times New Roman"/>
+                <w:sz w:val="28"/>
+                <w:szCs w:val="24"/>
+                <w:lang w:val="vi-VN"/>
+              </w:rPr>
+              <w:t>Allocation</w:t>
+            </w:r>
+          </w:p>
+        </w:tc>
+        <w:tc>
+          <w:tcPr>
+            <w:tcW w:w="2805" w:type="dxa"/>
+            <w:gridSpan w:val="3"/>
+          </w:tcPr>
+          <w:p>
+            <w:pPr>
+              <w:jc w:val="center"/>
+              <w:rPr>
+                <w:rFonts w:ascii="Times New Roman" w:hAnsi="Times New Roman" w:cs="Times New Roman"/>
+                <w:sz w:val="28"/>
+                <w:szCs w:val="24"/>
+              </w:rPr>
+            </w:pPr>
+            <w:r>
+              <w:rPr>
+                <w:rFonts w:ascii="Times New Roman" w:hAnsi="Times New Roman" w:cs="Times New Roman"/>
+                <w:sz w:val="28"/>
+                <w:szCs w:val="24"/>
+                <w:lang w:val="vi-VN"/>
+              </w:rPr>
+              <w:t>Max</w:t>
+            </w:r>
+          </w:p>
+        </w:tc>
+        <w:tc>
+          <w:tcPr>
+            <w:tcW w:w="2805" w:type="dxa"/>
+            <w:gridSpan w:val="3"/>
+          </w:tcPr>
+          <w:p>
+            <w:pPr>
+              <w:jc w:val="center"/>
+              <w:rPr>
+                <w:rFonts w:ascii="Times New Roman" w:hAnsi="Times New Roman" w:cs="Times New Roman"/>
+                <w:sz w:val="28"/>
+                <w:szCs w:val="24"/>
+              </w:rPr>
+            </w:pPr>
+            <w:r>
+              <w:rPr>
+                <w:rFonts w:ascii="Times New Roman" w:hAnsi="Times New Roman" w:cs="Times New Roman"/>
+                <w:sz w:val="28"/>
+                <w:szCs w:val="24"/>
+              </w:rPr>
+              <w:t>Need</w:t>
+            </w:r>
+          </w:p>
+        </w:tc>
+      </w:tr>
+      <w:tr>
+        <w:tc>
+          <w:tcPr>
+            <w:tcW w:w="935" w:type="dxa"/>
+            <w:vMerge/>
+          </w:tcPr>
+          <w:p>
+            <w:pPr>
+              <w:jc w:val="center"/>
+              <w:rPr>
+                <w:rFonts w:ascii="Times New Roman" w:hAnsi="Times New Roman" w:cs="Times New Roman"/>
+                <w:sz w:val="28"/>
+                <w:szCs w:val="24"/>
+                <w:lang w:val="vi-VN"/>
+              </w:rPr>
+            </w:pPr>
+          </w:p>
+        </w:tc>
+        <w:tc>
+          <w:tcPr>
+            <w:tcW w:w="935" w:type="dxa"/>
+          </w:tcPr>
+          <w:p>
+            <w:pPr>
+              <w:jc w:val="center"/>
+              <w:rPr>
+                <w:rFonts w:ascii="Times New Roman" w:hAnsi="Times New Roman" w:cs="Times New Roman"/>
+                <w:sz w:val="28"/>
+                <w:szCs w:val="24"/>
+              </w:rPr>
+            </w:pPr>
+            <w:r>
+              <w:rPr>
+                <w:rFonts w:ascii="Times New Roman" w:hAnsi="Times New Roman" w:cs="Times New Roman"/>
+                <w:sz w:val="28"/>
+                <w:szCs w:val="24"/>
+              </w:rPr>
+              <w:t>A</w:t>
+            </w:r>
+          </w:p>
+        </w:tc>
+        <w:tc>
+          <w:tcPr>
+            <w:tcW w:w="935" w:type="dxa"/>
+          </w:tcPr>
+          <w:p>
+            <w:pPr>
+              <w:jc w:val="center"/>
+              <w:rPr>
+                <w:rFonts w:ascii="Times New Roman" w:hAnsi="Times New Roman" w:cs="Times New Roman"/>
+                <w:sz w:val="28"/>
+                <w:szCs w:val="24"/>
+              </w:rPr>
+            </w:pPr>
+            <w:r>
+              <w:rPr>
+                <w:rFonts w:ascii="Times New Roman" w:hAnsi="Times New Roman" w:cs="Times New Roman"/>
+                <w:sz w:val="28"/>
+                <w:szCs w:val="24"/>
+              </w:rPr>
+              <w:t>B</w:t>
+            </w:r>
+          </w:p>
+        </w:tc>
+        <w:tc>
+          <w:tcPr>
+            <w:tcW w:w="935" w:type="dxa"/>
+          </w:tcPr>
+          <w:p>
+            <w:pPr>
+              <w:jc w:val="center"/>
+              <w:rPr>
+                <w:rFonts w:ascii="Times New Roman" w:hAnsi="Times New Roman" w:cs="Times New Roman"/>
+                <w:sz w:val="28"/>
+                <w:szCs w:val="24"/>
+              </w:rPr>
+            </w:pPr>
+            <w:r>
+              <w:rPr>
+                <w:rFonts w:ascii="Times New Roman" w:hAnsi="Times New Roman" w:cs="Times New Roman"/>
+                <w:sz w:val="28"/>
+                <w:szCs w:val="24"/>
+              </w:rPr>
+              <w:t>C</w:t>
+            </w:r>
+          </w:p>
+        </w:tc>
+        <w:tc>
+          <w:tcPr>
+            <w:tcW w:w="935" w:type="dxa"/>
+          </w:tcPr>
+          <w:p>
+            <w:pPr>
+              <w:jc w:val="center"/>
+              <w:rPr>
+                <w:rFonts w:ascii="Times New Roman" w:hAnsi="Times New Roman" w:cs="Times New Roman"/>
+                <w:sz w:val="28"/>
+                <w:szCs w:val="24"/>
+              </w:rPr>
+            </w:pPr>
+            <w:r>
+              <w:rPr>
+                <w:rFonts w:ascii="Times New Roman" w:hAnsi="Times New Roman" w:cs="Times New Roman"/>
+                <w:sz w:val="28"/>
+                <w:szCs w:val="24"/>
+              </w:rPr>
+              <w:t>A</w:t>
+            </w:r>
+          </w:p>
+        </w:tc>
+        <w:tc>
+          <w:tcPr>
+            <w:tcW w:w="935" w:type="dxa"/>
+          </w:tcPr>
+          <w:p>
+            <w:pPr>
+              <w:jc w:val="center"/>
+              <w:rPr>
+                <w:rFonts w:ascii="Times New Roman" w:hAnsi="Times New Roman" w:cs="Times New Roman"/>
+                <w:sz w:val="28"/>
+                <w:szCs w:val="24"/>
+              </w:rPr>
+            </w:pPr>
+            <w:r>
+              <w:rPr>
+                <w:rFonts w:ascii="Times New Roman" w:hAnsi="Times New Roman" w:cs="Times New Roman"/>
+                <w:sz w:val="28"/>
+                <w:szCs w:val="24"/>
+              </w:rPr>
+              <w:t>B</w:t>
+            </w:r>
+          </w:p>
+        </w:tc>
+        <w:tc>
+          <w:tcPr>
+            <w:tcW w:w="935" w:type="dxa"/>
+          </w:tcPr>
+          <w:p>
+            <w:pPr>
+              <w:jc w:val="center"/>
+              <w:rPr>
+                <w:rFonts w:ascii="Times New Roman" w:hAnsi="Times New Roman" w:cs="Times New Roman"/>
+                <w:sz w:val="28"/>
+                <w:szCs w:val="24"/>
+              </w:rPr>
+            </w:pPr>
+            <w:r>
+              <w:rPr>
+                <w:rFonts w:ascii="Times New Roman" w:hAnsi="Times New Roman" w:cs="Times New Roman"/>
+                <w:sz w:val="28"/>
+                <w:szCs w:val="24"/>
+              </w:rPr>
+              <w:t>C</w:t>
+            </w:r>
+          </w:p>
+        </w:tc>
+        <w:tc>
+          <w:tcPr>
+            <w:tcW w:w="935" w:type="dxa"/>
+          </w:tcPr>
+          <w:p>
+            <w:pPr>
+              <w:jc w:val="center"/>
+              <w:rPr>
+                <w:rFonts w:ascii="Times New Roman" w:hAnsi="Times New Roman" w:cs="Times New Roman"/>
+                <w:sz w:val="28"/>
+                <w:szCs w:val="24"/>
+              </w:rPr>
+            </w:pPr>
+            <w:r>
+              <w:rPr>
+                <w:rFonts w:ascii="Times New Roman" w:hAnsi="Times New Roman" w:cs="Times New Roman"/>
+                <w:sz w:val="28"/>
+                <w:szCs w:val="24"/>
+              </w:rPr>
+              <w:t>A</w:t>
+            </w:r>
+          </w:p>
+        </w:tc>
+        <w:tc>
+          <w:tcPr>
+            <w:tcW w:w="935" w:type="dxa"/>
+          </w:tcPr>
+          <w:p>
+            <w:pPr>
+              <w:jc w:val="center"/>
+              <w:rPr>
+                <w:rFonts w:ascii="Times New Roman" w:hAnsi="Times New Roman" w:cs="Times New Roman"/>
+                <w:sz w:val="28"/>
+                <w:szCs w:val="24"/>
+              </w:rPr>
+            </w:pPr>
+            <w:r>
+              <w:rPr>
+                <w:rFonts w:ascii="Times New Roman" w:hAnsi="Times New Roman" w:cs="Times New Roman"/>
+                <w:sz w:val="28"/>
+                <w:szCs w:val="24"/>
+              </w:rPr>
+              <w:t>B</w:t>
+            </w:r>
+          </w:p>
+        </w:tc>
+        <w:tc>
+          <w:tcPr>
+            <w:tcW w:w="935" w:type="dxa"/>
+          </w:tcPr>
+          <w:p>
+            <w:pPr>
+              <w:jc w:val="center"/>
+              <w:rPr>
+                <w:rFonts w:ascii="Times New Roman" w:hAnsi="Times New Roman" w:cs="Times New Roman"/>
+                <w:sz w:val="28"/>
+                <w:szCs w:val="24"/>
+              </w:rPr>
+            </w:pPr>
+            <w:r>
+              <w:rPr>
+                <w:rFonts w:ascii="Times New Roman" w:hAnsi="Times New Roman" w:cs="Times New Roman"/>
+                <w:sz w:val="28"/>
+                <w:szCs w:val="24"/>
+              </w:rPr>
+              <w:t>C</w:t>
+            </w:r>
+          </w:p>
+        </w:tc>
+      </w:tr>
+      <w:tr>
+        <w:tc>
+          <w:tcPr>
+            <w:tcW w:w="935" w:type="dxa"/>
+          </w:tcPr>
+          <w:p>
+            <w:pPr>
+              <w:jc w:val="center"/>
+              <w:rPr>
+                <w:rFonts w:ascii="Times New Roman" w:hAnsi="Times New Roman" w:cs="Times New Roman"/>
+                <w:sz w:val="28"/>
+                <w:szCs w:val="24"/>
+                <w:vertAlign w:val="subscript"/>
+              </w:rPr>
+            </w:pPr>
+            <w:r>
+              <w:rPr>
+                <w:rFonts w:ascii="Times New Roman" w:hAnsi="Times New Roman" w:cs="Times New Roman"/>
+                <w:sz w:val="28"/>
+                <w:szCs w:val="24"/>
+              </w:rPr>
+              <w:t>P</w:t>
+            </w:r>
+            <w:r>
+              <w:rPr>
+                <w:rFonts w:ascii="Times New Roman" w:hAnsi="Times New Roman" w:cs="Times New Roman"/>
+                <w:sz w:val="28"/>
+                <w:szCs w:val="24"/>
+                <w:vertAlign w:val="subscript"/>
+              </w:rPr>
+              <w:t>0</w:t>
+            </w:r>
+          </w:p>
+        </w:tc>
+        <w:tc>
+          <w:tcPr>
+            <w:tcW w:w="935" w:type="dxa"/>
+          </w:tcPr>
+          <w:p>
+            <w:pPr>
+              <w:jc w:val="center"/>
+              <w:rPr>
+                <w:rFonts w:ascii="Times New Roman" w:hAnsi="Times New Roman" w:cs="Times New Roman"/>
+                <w:sz w:val="28"/>
+                <w:szCs w:val="24"/>
+              </w:rPr>
+            </w:pPr>
+            <w:r>
+              <w:rPr>
+                <w:rFonts w:ascii="Times New Roman" w:hAnsi="Times New Roman" w:cs="Times New Roman"/>
+                <w:sz w:val="28"/>
+                <w:szCs w:val="24"/>
+              </w:rPr>
+              <w:t>0</w:t>
+            </w:r>
+          </w:p>
+        </w:tc>
+        <w:tc>
+          <w:tcPr>
+            <w:tcW w:w="935" w:type="dxa"/>
+          </w:tcPr>
+          <w:p>
+            <w:pPr>
+              <w:jc w:val="center"/>
+              <w:rPr>
+                <w:rFonts w:ascii="Times New Roman" w:hAnsi="Times New Roman" w:cs="Times New Roman"/>
+                <w:sz w:val="28"/>
+                <w:szCs w:val="24"/>
+              </w:rPr>
+            </w:pPr>
+            <w:r>
+              <w:rPr>
+                <w:rFonts w:ascii="Times New Roman" w:hAnsi="Times New Roman" w:cs="Times New Roman"/>
+                <w:sz w:val="28"/>
+                <w:szCs w:val="24"/>
+              </w:rPr>
+              <w:t>1</w:t>
+            </w:r>
+          </w:p>
+        </w:tc>
+        <w:tc>
+          <w:tcPr>
+            <w:tcW w:w="935" w:type="dxa"/>
+          </w:tcPr>
+          <w:p>
+            <w:pPr>
+              <w:jc w:val="center"/>
+              <w:rPr>
+                <w:rFonts w:ascii="Times New Roman" w:hAnsi="Times New Roman" w:cs="Times New Roman"/>
+                <w:sz w:val="28"/>
+                <w:szCs w:val="24"/>
+              </w:rPr>
+            </w:pPr>
+            <w:r>
+              <w:rPr>
+                <w:rFonts w:ascii="Times New Roman" w:hAnsi="Times New Roman" w:cs="Times New Roman"/>
+                <w:sz w:val="28"/>
+                <w:szCs w:val="24"/>
+              </w:rPr>
+              <w:t>0</w:t>
+            </w:r>
+          </w:p>
+        </w:tc>
+        <w:tc>
+          <w:tcPr>
+            <w:tcW w:w="935" w:type="dxa"/>
+          </w:tcPr>
+          <w:p>
+            <w:pPr>
+              <w:jc w:val="center"/>
+              <w:rPr>
+                <w:rFonts w:ascii="Times New Roman" w:hAnsi="Times New Roman" w:cs="Times New Roman"/>
+                <w:sz w:val="28"/>
+                <w:szCs w:val="24"/>
+              </w:rPr>
+            </w:pPr>
+            <w:r>
+              <w:rPr>
+                <w:rFonts w:ascii="Times New Roman" w:hAnsi="Times New Roman" w:cs="Times New Roman"/>
+                <w:sz w:val="28"/>
+                <w:szCs w:val="24"/>
+              </w:rPr>
+              <w:t>7</w:t>
+            </w:r>
+          </w:p>
+        </w:tc>
+        <w:tc>
+          <w:tcPr>
+            <w:tcW w:w="935" w:type="dxa"/>
+          </w:tcPr>
+          <w:p>
+            <w:pPr>
+              <w:jc w:val="center"/>
+              <w:rPr>
+                <w:rFonts w:ascii="Times New Roman" w:hAnsi="Times New Roman" w:cs="Times New Roman"/>
+                <w:sz w:val="28"/>
+                <w:szCs w:val="24"/>
+              </w:rPr>
+            </w:pPr>
+            <w:r>
+              <w:rPr>
+                <w:rFonts w:ascii="Times New Roman" w:hAnsi="Times New Roman" w:cs="Times New Roman"/>
+                <w:sz w:val="28"/>
+                <w:szCs w:val="24"/>
+              </w:rPr>
+              <w:t>5</w:t>
+            </w:r>
+          </w:p>
+        </w:tc>
+        <w:tc>
+          <w:tcPr>
+            <w:tcW w:w="935" w:type="dxa"/>
+          </w:tcPr>
+          <w:p>
+            <w:pPr>
+              <w:jc w:val="center"/>
+              <w:rPr>
+                <w:rFonts w:ascii="Times New Roman" w:hAnsi="Times New Roman" w:cs="Times New Roman"/>
+                <w:sz w:val="28"/>
+                <w:szCs w:val="24"/>
+              </w:rPr>
+            </w:pPr>
+            <w:r>
+              <w:rPr>
+                <w:rFonts w:ascii="Times New Roman" w:hAnsi="Times New Roman" w:cs="Times New Roman"/>
+                <w:sz w:val="28"/>
+                <w:szCs w:val="24"/>
+              </w:rPr>
+              <w:t>3</w:t>
+            </w:r>
+          </w:p>
+        </w:tc>
+        <w:tc>
+          <w:tcPr>
+            <w:tcW w:w="935" w:type="dxa"/>
+          </w:tcPr>
+          <w:p>
+            <w:pPr>
+              <w:jc w:val="center"/>
+              <w:rPr>
+                <w:rFonts w:ascii="Times New Roman" w:hAnsi="Times New Roman" w:cs="Times New Roman"/>
+                <w:sz w:val="28"/>
+                <w:szCs w:val="24"/>
+              </w:rPr>
+            </w:pPr>
+            <w:r>
+              <w:rPr>
+                <w:rFonts w:ascii="Times New Roman" w:hAnsi="Times New Roman" w:cs="Times New Roman"/>
+                <w:sz w:val="28"/>
+                <w:szCs w:val="24"/>
+              </w:rPr>
+              <w:t>7</w:t>
+            </w:r>
+          </w:p>
+        </w:tc>
+        <w:tc>
+          <w:tcPr>
+            <w:tcW w:w="935" w:type="dxa"/>
+          </w:tcPr>
+          <w:p>
+            <w:pPr>
+              <w:jc w:val="center"/>
+              <w:rPr>
+                <w:rFonts w:ascii="Times New Roman" w:hAnsi="Times New Roman" w:cs="Times New Roman"/>
+                <w:sz w:val="28"/>
+                <w:szCs w:val="24"/>
+              </w:rPr>
+            </w:pPr>
+            <w:r>
+              <w:rPr>
+                <w:rFonts w:ascii="Times New Roman" w:hAnsi="Times New Roman" w:cs="Times New Roman"/>
+                <w:sz w:val="28"/>
+                <w:szCs w:val="24"/>
+              </w:rPr>
+              <w:t>4</w:t>
+            </w:r>
+          </w:p>
+        </w:tc>
+        <w:tc>
+          <w:tcPr>
+            <w:tcW w:w="935" w:type="dxa"/>
+          </w:tcPr>
+          <w:p>
+            <w:pPr>
+              <w:jc w:val="center"/>
+              <w:rPr>
+                <w:rFonts w:ascii="Times New Roman" w:hAnsi="Times New Roman" w:cs="Times New Roman"/>
+                <w:sz w:val="28"/>
+                <w:szCs w:val="24"/>
+              </w:rPr>
+            </w:pPr>
+            <w:r>
+              <w:rPr>
+                <w:rFonts w:ascii="Times New Roman" w:hAnsi="Times New Roman" w:cs="Times New Roman"/>
+                <w:sz w:val="28"/>
+                <w:szCs w:val="24"/>
+              </w:rPr>
+              <w:t>3</w:t>
+            </w:r>
+          </w:p>
+        </w:tc>
+      </w:tr>
+      <w:tr>
+        <w:tc>
+          <w:tcPr>
+            <w:tcW w:w="935" w:type="dxa"/>
+          </w:tcPr>
+          <w:p>
+            <w:pPr>
+              <w:jc w:val="center"/>
+              <w:rPr>
+                <w:rFonts w:ascii="Times New Roman" w:hAnsi="Times New Roman" w:cs="Times New Roman"/>
+                <w:sz w:val="28"/>
+                <w:szCs w:val="24"/>
+                <w:vertAlign w:val="subscript"/>
+              </w:rPr>
+            </w:pPr>
+            <w:r>
+              <w:rPr>
+                <w:rFonts w:ascii="Times New Roman" w:hAnsi="Times New Roman" w:cs="Times New Roman"/>
+                <w:sz w:val="28"/>
+                <w:szCs w:val="24"/>
+              </w:rPr>
+              <w:t>P</w:t>
+            </w:r>
+            <w:r>
+              <w:rPr>
+                <w:rFonts w:ascii="Times New Roman" w:hAnsi="Times New Roman" w:cs="Times New Roman"/>
+                <w:sz w:val="28"/>
+                <w:szCs w:val="24"/>
+                <w:vertAlign w:val="subscript"/>
+              </w:rPr>
+              <w:t>1</w:t>
+            </w:r>
+          </w:p>
+        </w:tc>
+        <w:tc>
+          <w:tcPr>
+            <w:tcW w:w="935" w:type="dxa"/>
+          </w:tcPr>
+          <w:p>
+            <w:pPr>
+              <w:jc w:val="center"/>
+              <w:rPr>
+                <w:rFonts w:ascii="Times New Roman" w:hAnsi="Times New Roman" w:cs="Times New Roman"/>
+                <w:sz w:val="28"/>
+                <w:szCs w:val="24"/>
+              </w:rPr>
+            </w:pPr>
+            <w:r>
+              <w:rPr>
+                <w:rFonts w:ascii="Times New Roman" w:hAnsi="Times New Roman" w:cs="Times New Roman"/>
+                <w:sz w:val="28"/>
+                <w:szCs w:val="24"/>
+              </w:rPr>
+              <w:t>2</w:t>
+            </w:r>
+          </w:p>
+        </w:tc>
+        <w:tc>
+          <w:tcPr>
+            <w:tcW w:w="935" w:type="dxa"/>
+          </w:tcPr>
+          <w:p>
+            <w:pPr>
+              <w:jc w:val="center"/>
+              <w:rPr>
+                <w:rFonts w:ascii="Times New Roman" w:hAnsi="Times New Roman" w:cs="Times New Roman"/>
+                <w:sz w:val="28"/>
+                <w:szCs w:val="24"/>
+              </w:rPr>
+            </w:pPr>
+            <w:r>
+              <w:rPr>
+                <w:rFonts w:ascii="Times New Roman" w:hAnsi="Times New Roman" w:cs="Times New Roman"/>
+                <w:sz w:val="28"/>
+                <w:szCs w:val="24"/>
+              </w:rPr>
+              <w:t>0</w:t>
+            </w:r>
+          </w:p>
+        </w:tc>
+        <w:tc>
+          <w:tcPr>
+            <w:tcW w:w="935" w:type="dxa"/>
+          </w:tcPr>
+          <w:p>
+            <w:pPr>
+              <w:jc w:val="center"/>
+              <w:rPr>
+                <w:rFonts w:ascii="Times New Roman" w:hAnsi="Times New Roman" w:cs="Times New Roman"/>
+                <w:sz w:val="28"/>
+                <w:szCs w:val="24"/>
+              </w:rPr>
+            </w:pPr>
+            <w:r>
+              <w:rPr>
+                <w:rFonts w:ascii="Times New Roman" w:hAnsi="Times New Roman" w:cs="Times New Roman"/>
+                <w:sz w:val="28"/>
+                <w:szCs w:val="24"/>
+              </w:rPr>
+              <w:t>0</w:t>
+            </w:r>
+          </w:p>
+        </w:tc>
+        <w:tc>
+          <w:tcPr>
+            <w:tcW w:w="935" w:type="dxa"/>
+          </w:tcPr>
+          <w:p>
+            <w:pPr>
+              <w:jc w:val="center"/>
+              <w:rPr>
+                <w:rFonts w:ascii="Times New Roman" w:hAnsi="Times New Roman" w:cs="Times New Roman"/>
+                <w:sz w:val="28"/>
+                <w:szCs w:val="24"/>
+              </w:rPr>
+            </w:pPr>
+            <w:r>
+              <w:rPr>
+                <w:rFonts w:ascii="Times New Roman" w:hAnsi="Times New Roman" w:cs="Times New Roman"/>
+                <w:sz w:val="28"/>
+                <w:szCs w:val="24"/>
+              </w:rPr>
+              <w:t>3</w:t>
+            </w:r>
+          </w:p>
+        </w:tc>
+        <w:tc>
+          <w:tcPr>
+            <w:tcW w:w="935" w:type="dxa"/>
+          </w:tcPr>
+          <w:p>
+            <w:pPr>
+              <w:jc w:val="center"/>
+              <w:rPr>
+                <w:rFonts w:ascii="Times New Roman" w:hAnsi="Times New Roman" w:cs="Times New Roman"/>
+                <w:sz w:val="28"/>
+                <w:szCs w:val="24"/>
+              </w:rPr>
+            </w:pPr>
+            <w:r>
+              <w:rPr>
+                <w:rFonts w:ascii="Times New Roman" w:hAnsi="Times New Roman" w:cs="Times New Roman"/>
+                <w:sz w:val="28"/>
+                <w:szCs w:val="24"/>
+              </w:rPr>
+              <w:t>2</w:t>
+            </w:r>
+          </w:p>
+        </w:tc>
+        <w:tc>
+          <w:tcPr>
+            <w:tcW w:w="935" w:type="dxa"/>
+          </w:tcPr>
+          <w:p>
+            <w:pPr>
+              <w:jc w:val="center"/>
+              <w:rPr>
+                <w:rFonts w:ascii="Times New Roman" w:hAnsi="Times New Roman" w:cs="Times New Roman"/>
+                <w:sz w:val="28"/>
+                <w:szCs w:val="24"/>
+              </w:rPr>
+            </w:pPr>
+            <w:r>
+              <w:rPr>
+                <w:rFonts w:ascii="Times New Roman" w:hAnsi="Times New Roman" w:cs="Times New Roman"/>
+                <w:sz w:val="28"/>
+                <w:szCs w:val="24"/>
+              </w:rPr>
+              <w:t>2</w:t>
+            </w:r>
+          </w:p>
+        </w:tc>
+        <w:tc>
+          <w:tcPr>
+            <w:tcW w:w="935" w:type="dxa"/>
+          </w:tcPr>
+          <w:p>
+            <w:pPr>
+              <w:jc w:val="center"/>
+              <w:rPr>
+                <w:rFonts w:ascii="Times New Roman" w:hAnsi="Times New Roman" w:cs="Times New Roman"/>
+                <w:sz w:val="28"/>
+                <w:szCs w:val="24"/>
+              </w:rPr>
+            </w:pPr>
+            <w:r>
+              <w:rPr>
+                <w:rFonts w:ascii="Times New Roman" w:hAnsi="Times New Roman" w:cs="Times New Roman"/>
+                <w:sz w:val="28"/>
+                <w:szCs w:val="24"/>
+              </w:rPr>
+              <w:t>1</w:t>
+            </w:r>
+          </w:p>
+        </w:tc>
+        <w:tc>
+          <w:tcPr>
+            <w:tcW w:w="935" w:type="dxa"/>
+          </w:tcPr>
+          <w:p>
+            <w:pPr>
+              <w:jc w:val="center"/>
+              <w:rPr>
+                <w:rFonts w:ascii="Times New Roman" w:hAnsi="Times New Roman" w:cs="Times New Roman"/>
+                <w:sz w:val="28"/>
+                <w:szCs w:val="24"/>
+              </w:rPr>
+            </w:pPr>
+            <w:r>
+              <w:rPr>
+                <w:rFonts w:ascii="Times New Roman" w:hAnsi="Times New Roman" w:cs="Times New Roman"/>
+                <w:sz w:val="28"/>
+                <w:szCs w:val="24"/>
+              </w:rPr>
+              <w:t>2</w:t>
+            </w:r>
+          </w:p>
+        </w:tc>
+        <w:tc>
+          <w:tcPr>
+            <w:tcW w:w="935" w:type="dxa"/>
+          </w:tcPr>
+          <w:p>
+            <w:pPr>
+              <w:jc w:val="center"/>
+              <w:rPr>
+                <w:rFonts w:ascii="Times New Roman" w:hAnsi="Times New Roman" w:cs="Times New Roman"/>
+                <w:sz w:val="28"/>
+                <w:szCs w:val="24"/>
+              </w:rPr>
+            </w:pPr>
+            <w:r>
+              <w:rPr>
+                <w:rFonts w:ascii="Times New Roman" w:hAnsi="Times New Roman" w:cs="Times New Roman"/>
+                <w:sz w:val="28"/>
+                <w:szCs w:val="24"/>
+              </w:rPr>
+              <w:t>2</w:t>
+            </w:r>
+          </w:p>
+        </w:tc>
+      </w:tr>
+      <w:tr>
+        <w:tc>
+          <w:tcPr>
+            <w:tcW w:w="935" w:type="dxa"/>
+          </w:tcPr>
+          <w:p>
+            <w:pPr>
+              <w:jc w:val="center"/>
+              <w:rPr>
+                <w:rFonts w:ascii="Times New Roman" w:hAnsi="Times New Roman" w:cs="Times New Roman"/>
+                <w:sz w:val="28"/>
+                <w:szCs w:val="24"/>
+                <w:vertAlign w:val="subscript"/>
+              </w:rPr>
+            </w:pPr>
+            <w:r>
+              <w:rPr>
+                <w:rFonts w:ascii="Times New Roman" w:hAnsi="Times New Roman" w:cs="Times New Roman"/>
+                <w:sz w:val="28"/>
+                <w:szCs w:val="24"/>
+              </w:rPr>
+              <w:t>P</w:t>
+            </w:r>
+            <w:r>
+              <w:rPr>
+                <w:rFonts w:ascii="Times New Roman" w:hAnsi="Times New Roman" w:cs="Times New Roman"/>
+                <w:sz w:val="28"/>
+                <w:szCs w:val="24"/>
+                <w:vertAlign w:val="subscript"/>
+              </w:rPr>
+              <w:t>2</w:t>
+            </w:r>
+          </w:p>
+        </w:tc>
+        <w:tc>
+          <w:tcPr>
+            <w:tcW w:w="935" w:type="dxa"/>
+          </w:tcPr>
+          <w:p>
+            <w:pPr>
+              <w:jc w:val="center"/>
+              <w:rPr>
+                <w:rFonts w:ascii="Times New Roman" w:hAnsi="Times New Roman" w:cs="Times New Roman"/>
+                <w:sz w:val="28"/>
+                <w:szCs w:val="24"/>
+              </w:rPr>
+            </w:pPr>
+            <w:r>
+              <w:rPr>
+                <w:rFonts w:ascii="Times New Roman" w:hAnsi="Times New Roman" w:cs="Times New Roman"/>
+                <w:sz w:val="28"/>
+                <w:szCs w:val="24"/>
+              </w:rPr>
+              <w:t>3</w:t>
+            </w:r>
+          </w:p>
+        </w:tc>
+        <w:tc>
+          <w:tcPr>
+            <w:tcW w:w="935" w:type="dxa"/>
+          </w:tcPr>
+          <w:p>
+            <w:pPr>
+              <w:jc w:val="center"/>
+              <w:rPr>
+                <w:rFonts w:ascii="Times New Roman" w:hAnsi="Times New Roman" w:cs="Times New Roman"/>
+                <w:sz w:val="28"/>
+                <w:szCs w:val="24"/>
+              </w:rPr>
+            </w:pPr>
+            <w:r>
+              <w:rPr>
+                <w:rFonts w:ascii="Times New Roman" w:hAnsi="Times New Roman" w:cs="Times New Roman"/>
+                <w:sz w:val="28"/>
+                <w:szCs w:val="24"/>
+              </w:rPr>
+              <w:t>0</w:t>
+            </w:r>
+          </w:p>
+        </w:tc>
+        <w:tc>
+          <w:tcPr>
+            <w:tcW w:w="935" w:type="dxa"/>
+          </w:tcPr>
+          <w:p>
+            <w:pPr>
+              <w:jc w:val="center"/>
+              <w:rPr>
+                <w:rFonts w:ascii="Times New Roman" w:hAnsi="Times New Roman" w:cs="Times New Roman"/>
+                <w:sz w:val="28"/>
+                <w:szCs w:val="24"/>
+              </w:rPr>
+            </w:pPr>
+            <w:r>
+              <w:rPr>
+                <w:rFonts w:ascii="Times New Roman" w:hAnsi="Times New Roman" w:cs="Times New Roman"/>
+                <w:sz w:val="28"/>
+                <w:szCs w:val="24"/>
+              </w:rPr>
+              <w:t>2</w:t>
+            </w:r>
+          </w:p>
+        </w:tc>
+        <w:tc>
+          <w:tcPr>
+            <w:tcW w:w="935" w:type="dxa"/>
+          </w:tcPr>
+          <w:p>
+            <w:pPr>
+              <w:jc w:val="center"/>
+              <w:rPr>
+                <w:rFonts w:ascii="Times New Roman" w:hAnsi="Times New Roman" w:cs="Times New Roman"/>
+                <w:sz w:val="28"/>
+                <w:szCs w:val="24"/>
+              </w:rPr>
+            </w:pPr>
+            <w:r>
+              <w:rPr>
+                <w:rFonts w:ascii="Times New Roman" w:hAnsi="Times New Roman" w:cs="Times New Roman"/>
+                <w:sz w:val="28"/>
+                <w:szCs w:val="24"/>
+              </w:rPr>
+              <w:t>9</w:t>
+            </w:r>
+          </w:p>
+        </w:tc>
+        <w:tc>
+          <w:tcPr>
+            <w:tcW w:w="935" w:type="dxa"/>
+          </w:tcPr>
+          <w:p>
+            <w:pPr>
+              <w:jc w:val="center"/>
+              <w:rPr>
+                <w:rFonts w:ascii="Times New Roman" w:hAnsi="Times New Roman" w:cs="Times New Roman"/>
+                <w:sz w:val="28"/>
+                <w:szCs w:val="24"/>
+              </w:rPr>
+            </w:pPr>
+            <w:r>
+              <w:rPr>
+                <w:rFonts w:ascii="Times New Roman" w:hAnsi="Times New Roman" w:cs="Times New Roman"/>
+                <w:sz w:val="28"/>
+                <w:szCs w:val="24"/>
+              </w:rPr>
+              <w:t>0</w:t>
+            </w:r>
+          </w:p>
+        </w:tc>
+        <w:tc>
+          <w:tcPr>
+            <w:tcW w:w="935" w:type="dxa"/>
+          </w:tcPr>
+          <w:p>
+            <w:pPr>
+              <w:jc w:val="center"/>
+              <w:rPr>
+                <w:rFonts w:ascii="Times New Roman" w:hAnsi="Times New Roman" w:cs="Times New Roman"/>
+                <w:sz w:val="28"/>
+                <w:szCs w:val="24"/>
+              </w:rPr>
+            </w:pPr>
+            <w:r>
+              <w:rPr>
+                <w:rFonts w:ascii="Times New Roman" w:hAnsi="Times New Roman" w:cs="Times New Roman"/>
+                <w:sz w:val="28"/>
+                <w:szCs w:val="24"/>
+              </w:rPr>
+              <w:t>2</w:t>
+            </w:r>
+          </w:p>
+        </w:tc>
+        <w:tc>
+          <w:tcPr>
+            <w:tcW w:w="935" w:type="dxa"/>
+          </w:tcPr>
+          <w:p>
+            <w:pPr>
+              <w:jc w:val="center"/>
+              <w:rPr>
+                <w:rFonts w:ascii="Times New Roman" w:hAnsi="Times New Roman" w:cs="Times New Roman"/>
+                <w:sz w:val="28"/>
+                <w:szCs w:val="24"/>
+              </w:rPr>
+            </w:pPr>
+            <w:r>
+              <w:rPr>
+                <w:rFonts w:ascii="Times New Roman" w:hAnsi="Times New Roman" w:cs="Times New Roman"/>
+                <w:sz w:val="28"/>
+                <w:szCs w:val="24"/>
+              </w:rPr>
+              <w:t>6</w:t>
+            </w:r>
+          </w:p>
+        </w:tc>
+        <w:tc>
+          <w:tcPr>
+            <w:tcW w:w="935" w:type="dxa"/>
+          </w:tcPr>
+          <w:p>
+            <w:pPr>
+              <w:jc w:val="center"/>
+              <w:rPr>
+                <w:rFonts w:ascii="Times New Roman" w:hAnsi="Times New Roman" w:cs="Times New Roman"/>
+                <w:sz w:val="28"/>
+                <w:szCs w:val="24"/>
+              </w:rPr>
+            </w:pPr>
+            <w:r>
+              <w:rPr>
+                <w:rFonts w:ascii="Times New Roman" w:hAnsi="Times New Roman" w:cs="Times New Roman"/>
+                <w:sz w:val="28"/>
+                <w:szCs w:val="24"/>
+              </w:rPr>
+              <w:t>0</w:t>
+            </w:r>
+          </w:p>
+        </w:tc>
+        <w:tc>
+          <w:tcPr>
+            <w:tcW w:w="935" w:type="dxa"/>
+          </w:tcPr>
+          <w:p>
+            <w:pPr>
+              <w:jc w:val="center"/>
+              <w:rPr>
+                <w:rFonts w:ascii="Times New Roman" w:hAnsi="Times New Roman" w:cs="Times New Roman"/>
+                <w:sz w:val="28"/>
+                <w:szCs w:val="24"/>
+              </w:rPr>
+            </w:pPr>
+            <w:r>
+              <w:rPr>
+                <w:rFonts w:ascii="Times New Roman" w:hAnsi="Times New Roman" w:cs="Times New Roman"/>
+                <w:sz w:val="28"/>
+                <w:szCs w:val="24"/>
+              </w:rPr>
+              <w:t>0</w:t>
+            </w:r>
+          </w:p>
+        </w:tc>
+      </w:tr>
+      <w:tr>
+        <w:tc>
+          <w:tcPr>
+            <w:tcW w:w="935" w:type="dxa"/>
+          </w:tcPr>
+          <w:p>
+            <w:pPr>
+              <w:jc w:val="center"/>
+              <w:rPr>
+                <w:rFonts w:ascii="Times New Roman" w:hAnsi="Times New Roman" w:cs="Times New Roman"/>
+                <w:sz w:val="28"/>
+                <w:szCs w:val="24"/>
+                <w:vertAlign w:val="subscript"/>
+              </w:rPr>
+            </w:pPr>
+            <w:r>
+              <w:rPr>
+                <w:rFonts w:ascii="Times New Roman" w:hAnsi="Times New Roman" w:cs="Times New Roman"/>
+                <w:sz w:val="28"/>
+                <w:szCs w:val="24"/>
+              </w:rPr>
+              <w:t>P</w:t>
+            </w:r>
+            <w:r>
+              <w:rPr>
+                <w:rFonts w:ascii="Times New Roman" w:hAnsi="Times New Roman" w:cs="Times New Roman"/>
+                <w:sz w:val="28"/>
+                <w:szCs w:val="24"/>
+                <w:vertAlign w:val="subscript"/>
+              </w:rPr>
+              <w:t>3</w:t>
+            </w:r>
+          </w:p>
+        </w:tc>
+        <w:tc>
+          <w:tcPr>
+            <w:tcW w:w="935" w:type="dxa"/>
+          </w:tcPr>
+          <w:p>
+            <w:pPr>
+              <w:jc w:val="center"/>
+              <w:rPr>
+                <w:rFonts w:ascii="Times New Roman" w:hAnsi="Times New Roman" w:cs="Times New Roman"/>
+                <w:sz w:val="28"/>
+                <w:szCs w:val="24"/>
+              </w:rPr>
+            </w:pPr>
+            <w:r>
+              <w:rPr>
+                <w:rFonts w:ascii="Times New Roman" w:hAnsi="Times New Roman" w:cs="Times New Roman"/>
+                <w:sz w:val="28"/>
+                <w:szCs w:val="24"/>
+              </w:rPr>
+              <w:t>2</w:t>
+            </w:r>
+          </w:p>
+        </w:tc>
+        <w:tc>
+          <w:tcPr>
+            <w:tcW w:w="935" w:type="dxa"/>
+          </w:tcPr>
+          <w:p>
+            <w:pPr>
+              <w:jc w:val="center"/>
+              <w:rPr>
+                <w:rFonts w:ascii="Times New Roman" w:hAnsi="Times New Roman" w:cs="Times New Roman"/>
+                <w:sz w:val="28"/>
+                <w:szCs w:val="24"/>
+              </w:rPr>
+            </w:pPr>
+            <w:r>
+              <w:rPr>
+                <w:rFonts w:ascii="Times New Roman" w:hAnsi="Times New Roman" w:cs="Times New Roman"/>
+                <w:sz w:val="28"/>
+                <w:szCs w:val="24"/>
+              </w:rPr>
+              <w:t>1</w:t>
+            </w:r>
+          </w:p>
+        </w:tc>
+        <w:tc>
+          <w:tcPr>
+            <w:tcW w:w="935" w:type="dxa"/>
+          </w:tcPr>
+          <w:p>
+            <w:pPr>
+              <w:jc w:val="center"/>
+              <w:rPr>
+                <w:rFonts w:ascii="Times New Roman" w:hAnsi="Times New Roman" w:cs="Times New Roman"/>
+                <w:sz w:val="28"/>
+                <w:szCs w:val="24"/>
+              </w:rPr>
+            </w:pPr>
+            <w:r>
+              <w:rPr>
+                <w:rFonts w:ascii="Times New Roman" w:hAnsi="Times New Roman" w:cs="Times New Roman"/>
+                <w:sz w:val="28"/>
+                <w:szCs w:val="24"/>
+              </w:rPr>
+              <w:t>1</w:t>
+            </w:r>
+          </w:p>
+        </w:tc>
+        <w:tc>
+          <w:tcPr>
+            <w:tcW w:w="935" w:type="dxa"/>
+          </w:tcPr>
+          <w:p>
+            <w:pPr>
+              <w:jc w:val="center"/>
+              <w:rPr>
+                <w:rFonts w:ascii="Times New Roman" w:hAnsi="Times New Roman" w:cs="Times New Roman"/>
+                <w:sz w:val="28"/>
+                <w:szCs w:val="24"/>
+              </w:rPr>
+            </w:pPr>
+            <w:r>
+              <w:rPr>
+                <w:rFonts w:ascii="Times New Roman" w:hAnsi="Times New Roman" w:cs="Times New Roman"/>
+                <w:sz w:val="28"/>
+                <w:szCs w:val="24"/>
+              </w:rPr>
+              <w:t>2</w:t>
+            </w:r>
+          </w:p>
+        </w:tc>
+        <w:tc>
+          <w:tcPr>
+            <w:tcW w:w="935" w:type="dxa"/>
+          </w:tcPr>
+          <w:p>
+            <w:pPr>
+              <w:jc w:val="center"/>
+              <w:rPr>
+                <w:rFonts w:ascii="Times New Roman" w:hAnsi="Times New Roman" w:cs="Times New Roman"/>
+                <w:sz w:val="28"/>
+                <w:szCs w:val="24"/>
+              </w:rPr>
+            </w:pPr>
+            <w:r>
+              <w:rPr>
+                <w:rFonts w:ascii="Times New Roman" w:hAnsi="Times New Roman" w:cs="Times New Roman"/>
+                <w:sz w:val="28"/>
+                <w:szCs w:val="24"/>
+              </w:rPr>
+              <w:t>2</w:t>
+            </w:r>
+          </w:p>
+        </w:tc>
+        <w:tc>
+          <w:tcPr>
+            <w:tcW w:w="935" w:type="dxa"/>
+          </w:tcPr>
+          <w:p>
+            <w:pPr>
+              <w:jc w:val="center"/>
+              <w:rPr>
+                <w:rFonts w:ascii="Times New Roman" w:hAnsi="Times New Roman" w:cs="Times New Roman"/>
+                <w:sz w:val="28"/>
+                <w:szCs w:val="24"/>
+              </w:rPr>
+            </w:pPr>
+            <w:r>
+              <w:rPr>
+                <w:rFonts w:ascii="Times New Roman" w:hAnsi="Times New Roman" w:cs="Times New Roman"/>
+                <w:sz w:val="28"/>
+                <w:szCs w:val="24"/>
+              </w:rPr>
+              <w:t>2</w:t>
+            </w:r>
+          </w:p>
+        </w:tc>
+        <w:tc>
+          <w:tcPr>
+            <w:tcW w:w="935" w:type="dxa"/>
+          </w:tcPr>
+          <w:p>
+            <w:pPr>
+              <w:jc w:val="center"/>
+              <w:rPr>
+                <w:rFonts w:ascii="Times New Roman" w:hAnsi="Times New Roman" w:cs="Times New Roman"/>
+                <w:sz w:val="28"/>
+                <w:szCs w:val="24"/>
+              </w:rPr>
+            </w:pPr>
+            <w:r>
+              <w:rPr>
+                <w:rFonts w:ascii="Times New Roman" w:hAnsi="Times New Roman" w:cs="Times New Roman"/>
+                <w:sz w:val="28"/>
+                <w:szCs w:val="24"/>
+              </w:rPr>
+              <w:t>0</w:t>
+            </w:r>
+          </w:p>
+        </w:tc>
+        <w:tc>
+          <w:tcPr>
+            <w:tcW w:w="935" w:type="dxa"/>
+          </w:tcPr>
+          <w:p>
+            <w:pPr>
+              <w:jc w:val="center"/>
+              <w:rPr>
+                <w:rFonts w:ascii="Times New Roman" w:hAnsi="Times New Roman" w:cs="Times New Roman"/>
+                <w:sz w:val="28"/>
+                <w:szCs w:val="24"/>
+              </w:rPr>
+            </w:pPr>
+            <w:r>
+              <w:rPr>
+                <w:rFonts w:ascii="Times New Roman" w:hAnsi="Times New Roman" w:cs="Times New Roman"/>
+                <w:sz w:val="28"/>
+                <w:szCs w:val="24"/>
+              </w:rPr>
+              <w:t>1</w:t>
+            </w:r>
+          </w:p>
+        </w:tc>
+        <w:tc>
+          <w:tcPr>
+            <w:tcW w:w="935" w:type="dxa"/>
+          </w:tcPr>
+          <w:p>
+            <w:pPr>
+              <w:jc w:val="center"/>
+              <w:rPr>
+                <w:rFonts w:ascii="Times New Roman" w:hAnsi="Times New Roman" w:cs="Times New Roman"/>
+                <w:sz w:val="28"/>
+                <w:szCs w:val="24"/>
+              </w:rPr>
+            </w:pPr>
+            <w:r>
+              <w:rPr>
+                <w:rFonts w:ascii="Times New Roman" w:hAnsi="Times New Roman" w:cs="Times New Roman"/>
+                <w:sz w:val="28"/>
+                <w:szCs w:val="24"/>
+              </w:rPr>
+              <w:t>1</w:t>
+            </w:r>
+          </w:p>
+        </w:tc>
+      </w:tr>
+      <w:tr>
+        <w:tc>
+          <w:tcPr>
+            <w:tcW w:w="935" w:type="dxa"/>
+          </w:tcPr>
+          <w:p>
+            <w:pPr>
+              <w:jc w:val="center"/>
+              <w:rPr>
+                <w:rFonts w:ascii="Times New Roman" w:hAnsi="Times New Roman" w:cs="Times New Roman"/>
+                <w:sz w:val="28"/>
+                <w:szCs w:val="24"/>
+                <w:vertAlign w:val="subscript"/>
+              </w:rPr>
+            </w:pPr>
+            <w:r>
+              <w:rPr>
+                <w:rFonts w:ascii="Times New Roman" w:hAnsi="Times New Roman" w:cs="Times New Roman"/>
+                <w:sz w:val="28"/>
+                <w:szCs w:val="24"/>
+              </w:rPr>
+              <w:t>P</w:t>
+            </w:r>
+            <w:r>
+              <w:rPr>
+                <w:rFonts w:ascii="Times New Roman" w:hAnsi="Times New Roman" w:cs="Times New Roman"/>
+                <w:sz w:val="28"/>
+                <w:szCs w:val="24"/>
+                <w:vertAlign w:val="subscript"/>
+              </w:rPr>
+              <w:t>4</w:t>
+            </w:r>
+          </w:p>
+        </w:tc>
+        <w:tc>
+          <w:tcPr>
+            <w:tcW w:w="935" w:type="dxa"/>
+          </w:tcPr>
+          <w:p>
+            <w:pPr>
+              <w:jc w:val="center"/>
+              <w:rPr>
+                <w:rFonts w:ascii="Times New Roman" w:hAnsi="Times New Roman" w:cs="Times New Roman"/>
+                <w:sz w:val="28"/>
+                <w:szCs w:val="24"/>
+              </w:rPr>
+            </w:pPr>
+            <w:r>
+              <w:rPr>
+                <w:rFonts w:ascii="Times New Roman" w:hAnsi="Times New Roman" w:cs="Times New Roman"/>
+                <w:sz w:val="28"/>
+                <w:szCs w:val="24"/>
+              </w:rPr>
+              <w:t>0</w:t>
+            </w:r>
+          </w:p>
+        </w:tc>
+        <w:tc>
+          <w:tcPr>
+            <w:tcW w:w="935" w:type="dxa"/>
+          </w:tcPr>
+          <w:p>
+            <w:pPr>
+              <w:jc w:val="center"/>
+              <w:rPr>
+                <w:rFonts w:ascii="Times New Roman" w:hAnsi="Times New Roman" w:cs="Times New Roman"/>
+                <w:sz w:val="28"/>
+                <w:szCs w:val="24"/>
+              </w:rPr>
+            </w:pPr>
+            <w:r>
+              <w:rPr>
+                <w:rFonts w:ascii="Times New Roman" w:hAnsi="Times New Roman" w:cs="Times New Roman"/>
+                <w:sz w:val="28"/>
+                <w:szCs w:val="24"/>
+              </w:rPr>
+              <w:t>0</w:t>
+            </w:r>
+          </w:p>
+        </w:tc>
+        <w:tc>
+          <w:tcPr>
+            <w:tcW w:w="935" w:type="dxa"/>
+          </w:tcPr>
+          <w:p>
+            <w:pPr>
+              <w:jc w:val="center"/>
+              <w:rPr>
+                <w:rFonts w:ascii="Times New Roman" w:hAnsi="Times New Roman" w:cs="Times New Roman"/>
+                <w:sz w:val="28"/>
+                <w:szCs w:val="24"/>
+              </w:rPr>
+            </w:pPr>
+            <w:r>
+              <w:rPr>
+                <w:rFonts w:ascii="Times New Roman" w:hAnsi="Times New Roman" w:cs="Times New Roman"/>
+                <w:sz w:val="28"/>
+                <w:szCs w:val="24"/>
+              </w:rPr>
+              <w:t>2</w:t>
+            </w:r>
+          </w:p>
+        </w:tc>
+        <w:tc>
+          <w:tcPr>
+            <w:tcW w:w="935" w:type="dxa"/>
+          </w:tcPr>
+          <w:p>
+            <w:pPr>
+              <w:jc w:val="center"/>
+              <w:rPr>
+                <w:rFonts w:ascii="Times New Roman" w:hAnsi="Times New Roman" w:cs="Times New Roman"/>
+                <w:sz w:val="28"/>
+                <w:szCs w:val="24"/>
+              </w:rPr>
+            </w:pPr>
+            <w:r>
+              <w:rPr>
+                <w:rFonts w:ascii="Times New Roman" w:hAnsi="Times New Roman" w:cs="Times New Roman"/>
+                <w:sz w:val="28"/>
+                <w:szCs w:val="24"/>
+              </w:rPr>
+              <w:t>4</w:t>
+            </w:r>
+          </w:p>
+        </w:tc>
+        <w:tc>
+          <w:tcPr>
+            <w:tcW w:w="935" w:type="dxa"/>
+          </w:tcPr>
+          <w:p>
+            <w:pPr>
+              <w:jc w:val="center"/>
+              <w:rPr>
+                <w:rFonts w:ascii="Times New Roman" w:hAnsi="Times New Roman" w:cs="Times New Roman"/>
+                <w:sz w:val="28"/>
+                <w:szCs w:val="24"/>
+              </w:rPr>
+            </w:pPr>
+            <w:r>
+              <w:rPr>
+                <w:rFonts w:ascii="Times New Roman" w:hAnsi="Times New Roman" w:cs="Times New Roman"/>
+                <w:sz w:val="28"/>
+                <w:szCs w:val="24"/>
+              </w:rPr>
+              <w:t>3</w:t>
+            </w:r>
+          </w:p>
+        </w:tc>
+        <w:tc>
+          <w:tcPr>
+            <w:tcW w:w="935" w:type="dxa"/>
+          </w:tcPr>
+          <w:p>
+            <w:pPr>
+              <w:jc w:val="center"/>
+              <w:rPr>
+                <w:rFonts w:ascii="Times New Roman" w:hAnsi="Times New Roman" w:cs="Times New Roman"/>
+                <w:sz w:val="28"/>
+                <w:szCs w:val="24"/>
+              </w:rPr>
+            </w:pPr>
+            <w:r>
+              <w:rPr>
+                <w:rFonts w:ascii="Times New Roman" w:hAnsi="Times New Roman" w:cs="Times New Roman"/>
+                <w:sz w:val="28"/>
+                <w:szCs w:val="24"/>
+              </w:rPr>
+              <w:t>3</w:t>
+            </w:r>
+          </w:p>
+        </w:tc>
+        <w:tc>
+          <w:tcPr>
+            <w:tcW w:w="935" w:type="dxa"/>
+          </w:tcPr>
+          <w:p>
+            <w:pPr>
+              <w:jc w:val="center"/>
+              <w:rPr>
+                <w:rFonts w:ascii="Times New Roman" w:hAnsi="Times New Roman" w:cs="Times New Roman"/>
+                <w:sz w:val="28"/>
+                <w:szCs w:val="24"/>
+              </w:rPr>
+            </w:pPr>
+            <w:r>
+              <w:rPr>
+                <w:rFonts w:ascii="Times New Roman" w:hAnsi="Times New Roman" w:cs="Times New Roman"/>
+                <w:sz w:val="28"/>
+                <w:szCs w:val="24"/>
+              </w:rPr>
+              <w:t>4</w:t>
+            </w:r>
+          </w:p>
+        </w:tc>
+        <w:tc>
+          <w:tcPr>
+            <w:tcW w:w="935" w:type="dxa"/>
+          </w:tcPr>
+          <w:p>
+            <w:pPr>
+              <w:jc w:val="center"/>
+              <w:rPr>
+                <w:rFonts w:ascii="Times New Roman" w:hAnsi="Times New Roman" w:cs="Times New Roman"/>
+                <w:sz w:val="28"/>
+                <w:szCs w:val="24"/>
+              </w:rPr>
+            </w:pPr>
+            <w:r>
+              <w:rPr>
+                <w:rFonts w:ascii="Times New Roman" w:hAnsi="Times New Roman" w:cs="Times New Roman"/>
+                <w:sz w:val="28"/>
+                <w:szCs w:val="24"/>
+              </w:rPr>
+              <w:t>3</w:t>
+            </w:r>
+          </w:p>
+        </w:tc>
+        <w:tc>
+          <w:tcPr>
+            <w:tcW w:w="935" w:type="dxa"/>
+          </w:tcPr>
+          <w:p>
+            <w:pPr>
+              <w:jc w:val="center"/>
+              <w:rPr>
+                <w:rFonts w:ascii="Times New Roman" w:hAnsi="Times New Roman" w:cs="Times New Roman"/>
+                <w:sz w:val="28"/>
+                <w:szCs w:val="24"/>
+              </w:rPr>
+            </w:pPr>
+            <w:r>
+              <w:rPr>
+                <w:rFonts w:ascii="Times New Roman" w:hAnsi="Times New Roman" w:cs="Times New Roman"/>
+                <w:sz w:val="28"/>
+                <w:szCs w:val="24"/>
+              </w:rPr>
+              <w:t>1</w:t>
+            </w:r>
+          </w:p>
+        </w:tc>
+      </w:tr>
+    </w:tbl>
     <w:p>
       <w:pPr>
         <w:rPr>
@@ -2024,25 +3669,7 @@
                 <w:szCs w:val="24"/>
                 <w:lang w:val="vi-VN"/>
               </w:rPr>
-              <w:t>[F,</w:t>
-            </w:r>
-            <w:r>
-              <w:rPr>
-                <w:rFonts w:ascii="Times New Roman" w:hAnsi="Times New Roman" w:cs="Times New Roman"/>
-                <w:sz w:val="28"/>
-                <w:szCs w:val="24"/>
-                <w:lang w:val="vi-VN"/>
-              </w:rPr>
-              <w:t>T</w:t>
-            </w:r>
-            <w:r>
-              <w:rPr>
-                <w:rFonts w:ascii="Times New Roman" w:hAnsi="Times New Roman" w:cs="Times New Roman"/>
-                <w:sz w:val="28"/>
-                <w:szCs w:val="24"/>
-                <w:lang w:val="vi-VN"/>
-              </w:rPr>
-              <w:t>,F,F,F]</w:t>
+              <w:t>[F,T,F,F,F]</w:t>
             </w:r>
           </w:p>
         </w:tc>
@@ -2285,25 +3912,7 @@
                 <w:szCs w:val="24"/>
                 <w:lang w:val="vi-VN"/>
               </w:rPr>
-              <w:t>[</w:t>
-            </w:r>
-            <w:r>
-              <w:rPr>
-                <w:rFonts w:ascii="Times New Roman" w:hAnsi="Times New Roman" w:cs="Times New Roman"/>
-                <w:sz w:val="28"/>
-                <w:szCs w:val="24"/>
-                <w:lang w:val="vi-VN"/>
-              </w:rPr>
-              <w:t>T</w:t>
-            </w:r>
-            <w:r>
-              <w:rPr>
-                <w:rFonts w:ascii="Times New Roman" w:hAnsi="Times New Roman" w:cs="Times New Roman"/>
-                <w:sz w:val="28"/>
-                <w:szCs w:val="24"/>
-                <w:lang w:val="vi-VN"/>
-              </w:rPr>
-              <w:t>,T,F,T,F]</w:t>
+              <w:t>[T,T,F,T,F]</w:t>
             </w:r>
           </w:p>
         </w:tc>
@@ -2420,25 +4029,7 @@
                 <w:szCs w:val="24"/>
                 <w:lang w:val="vi-VN"/>
               </w:rPr>
-              <w:t>[T,T,</w:t>
-            </w:r>
-            <w:r>
-              <w:rPr>
-                <w:rFonts w:ascii="Times New Roman" w:hAnsi="Times New Roman" w:cs="Times New Roman"/>
-                <w:sz w:val="28"/>
-                <w:szCs w:val="24"/>
-                <w:lang w:val="vi-VN"/>
-              </w:rPr>
-              <w:t>T</w:t>
-            </w:r>
-            <w:r>
-              <w:rPr>
-                <w:rFonts w:ascii="Times New Roman" w:hAnsi="Times New Roman" w:cs="Times New Roman"/>
-                <w:sz w:val="28"/>
-                <w:szCs w:val="24"/>
-                <w:lang w:val="vi-VN"/>
-              </w:rPr>
-              <w:t>,T,F]</w:t>
+              <w:t>[T,T,T,T,F]</w:t>
             </w:r>
           </w:p>
         </w:tc>
@@ -2555,43 +4146,7 @@
                 <w:szCs w:val="24"/>
                 <w:lang w:val="vi-VN"/>
               </w:rPr>
-              <w:t>[T,T,</w:t>
-            </w:r>
-            <w:r>
-              <w:rPr>
-                <w:rFonts w:ascii="Times New Roman" w:hAnsi="Times New Roman" w:cs="Times New Roman"/>
-                <w:sz w:val="28"/>
-                <w:szCs w:val="24"/>
-                <w:lang w:val="vi-VN"/>
-              </w:rPr>
-              <w:t>T</w:t>
-            </w:r>
-            <w:r>
-              <w:rPr>
-                <w:rFonts w:ascii="Times New Roman" w:hAnsi="Times New Roman" w:cs="Times New Roman"/>
-                <w:sz w:val="28"/>
-                <w:szCs w:val="24"/>
-                <w:lang w:val="vi-VN"/>
-              </w:rPr>
-              <w:t>,T,</w:t>
-            </w:r>
-            <w:r>
-              <w:rPr>
-                <w:rFonts w:ascii="Times New Roman" w:hAnsi="Times New Roman" w:cs="Times New Roman"/>
-                <w:sz w:val="28"/>
-                <w:szCs w:val="24"/>
-                <w:lang w:val="vi-VN"/>
-              </w:rPr>
-              <w:t>T</w:t>
-            </w:r>
-            <w:r>
-              <w:rPr>
-                <w:rFonts w:ascii="Times New Roman" w:hAnsi="Times New Roman" w:cs="Times New Roman"/>
-                <w:sz w:val="28"/>
-                <w:szCs w:val="24"/>
-                <w:lang w:val="vi-VN"/>
-              </w:rPr>
-              <w:t>]</w:t>
+              <w:t>[T,T,T,T,T]</w:t>
             </w:r>
           </w:p>
         </w:tc>
@@ -2738,16 +4293,16 @@
         </w:numPr>
         <w:rPr>
           <w:rFonts w:ascii="Times New Roman" w:hAnsi="Times New Roman" w:cs="Times New Roman"/>
-          <w:sz w:val="32"/>
-          <w:szCs w:val="24"/>
-          <w:lang w:val="vi-VN"/>
-        </w:rPr>
-      </w:pPr>
-      <w:r>
-        <w:rPr>
-          <w:rFonts w:ascii="Times New Roman" w:hAnsi="Times New Roman" w:cs="Times New Roman"/>
-          <w:sz w:val="32"/>
-          <w:szCs w:val="24"/>
+          <w:sz w:val="28"/>
+          <w:szCs w:val="28"/>
+          <w:lang w:val="vi-VN"/>
+        </w:rPr>
+      </w:pPr>
+      <w:r>
+        <w:rPr>
+          <w:rFonts w:ascii="Times New Roman" w:hAnsi="Times New Roman" w:cs="Times New Roman"/>
+          <w:sz w:val="28"/>
+          <w:szCs w:val="28"/>
           <w:lang w:val="vi-VN"/>
         </w:rPr>
         <w:t>Yêu cầu được cấp phát ngay:</w:t>
@@ -2770,91 +4325,183 @@
           <w:szCs w:val="28"/>
           <w:lang w:val="vi-VN"/>
         </w:rPr>
-        <w:t>- Đã được chứng minh ở ví dụ trên, với 1 request, nếu cấp phát thử và chạy Safety Algorithm được chuỗi an toàn, yêu cầu sẽ được cấp phát ngay lập tức</w:t>
+        <w:t xml:space="preserve">- </w:t>
+      </w:r>
+      <w:r>
+        <w:rPr>
+          <w:rFonts w:ascii="Times New Roman" w:hAnsi="Times New Roman" w:cs="Times New Roman"/>
+          <w:sz w:val="28"/>
+          <w:szCs w:val="28"/>
+          <w:lang w:val="vi-VN"/>
+        </w:rPr>
+        <w:t>P</w:t>
+      </w:r>
+      <w:r>
+        <w:rPr>
+          <w:rFonts w:ascii="Times New Roman" w:hAnsi="Times New Roman" w:cs="Times New Roman"/>
+          <w:sz w:val="28"/>
+          <w:szCs w:val="28"/>
+          <w:vertAlign w:val="subscript"/>
+          <w:lang w:val="vi-VN"/>
+        </w:rPr>
+        <w:t>1</w:t>
+      </w:r>
+      <w:r>
+        <w:rPr>
+          <w:rFonts w:ascii="Times New Roman" w:hAnsi="Times New Roman" w:cs="Times New Roman"/>
+          <w:sz w:val="28"/>
+          <w:szCs w:val="28"/>
+          <w:lang w:val="vi-VN"/>
+        </w:rPr>
+        <w:t xml:space="preserve"> gửi Request = (1,0,2), thông qua bước 1 với </w:t>
+      </w:r>
+      <w:r>
+        <w:rPr>
+          <w:rFonts w:ascii="Times New Roman" w:hAnsi="Times New Roman" w:cs="Times New Roman"/>
+          <w:sz w:val="28"/>
+          <w:szCs w:val="28"/>
+          <w:lang w:val="vi-VN"/>
+        </w:rPr>
+        <w:t xml:space="preserve">Request ≤ </w:t>
+      </w:r>
+      <w:r>
+        <w:rPr>
+          <w:rFonts w:ascii="Times New Roman" w:hAnsi="Times New Roman" w:cs="Times New Roman"/>
+          <w:sz w:val="28"/>
+          <w:szCs w:val="28"/>
+          <w:lang w:val="vi-VN"/>
+        </w:rPr>
+        <w:t xml:space="preserve">Need[1] = (1,2,2) và bước 2 với </w:t>
+      </w:r>
+      <w:r>
+        <w:rPr>
+          <w:rFonts w:ascii="Times New Roman" w:hAnsi="Times New Roman" w:cs="Times New Roman"/>
+          <w:sz w:val="28"/>
+          <w:szCs w:val="28"/>
+          <w:lang w:val="vi-VN"/>
+        </w:rPr>
+        <w:t>Request ≤ Available</w:t>
+      </w:r>
+      <w:r>
+        <w:rPr>
+          <w:rFonts w:ascii="Times New Roman" w:hAnsi="Times New Roman" w:cs="Times New Roman"/>
+          <w:sz w:val="28"/>
+          <w:szCs w:val="28"/>
+          <w:lang w:val="vi-VN"/>
+        </w:rPr>
+        <w:t xml:space="preserve"> = (3,3,2)</w:t>
       </w:r>
     </w:p>
     <w:p>
       <w:pPr>
-        <w:rPr>
-          <w:rFonts w:ascii="Times New Roman" w:hAnsi="Times New Roman" w:cs="Times New Roman"/>
-          <w:sz w:val="32"/>
-          <w:szCs w:val="24"/>
-          <w:lang w:val="vi-VN"/>
-        </w:rPr>
-      </w:pPr>
-      <w:r>
-        <w:rPr>
-          <w:rFonts w:ascii="Times New Roman" w:hAnsi="Times New Roman" w:cs="Times New Roman"/>
-          <w:sz w:val="32"/>
-          <w:szCs w:val="24"/>
-          <w:lang w:val="vi-VN"/>
-        </w:rPr>
-        <w:t xml:space="preserve">     b) </w:t>
-      </w:r>
-      <w:r>
-        <w:rPr>
-          <w:rFonts w:ascii="Times New Roman" w:hAnsi="Times New Roman" w:cs="Times New Roman"/>
-          <w:sz w:val="32"/>
-          <w:szCs w:val="24"/>
-          <w:lang w:val="vi-VN"/>
-        </w:rPr>
-        <w:t>Lỗi xin vượt quá nhu cầu đã khai báo:</w:t>
+        <w:pStyle w:val="ListParagraph"/>
+        <w:rPr>
+          <w:rFonts w:ascii="Times New Roman" w:hAnsi="Times New Roman" w:cs="Times New Roman"/>
+          <w:sz w:val="28"/>
+          <w:szCs w:val="28"/>
+          <w:lang w:val="vi-VN"/>
+        </w:rPr>
+      </w:pPr>
+      <w:r>
+        <w:rPr>
+          <w:rFonts w:ascii="Times New Roman" w:hAnsi="Times New Roman" w:cs="Times New Roman"/>
+          <w:sz w:val="28"/>
+          <w:szCs w:val="28"/>
+          <w:lang w:val="vi-VN"/>
+        </w:rPr>
+        <w:t xml:space="preserve">- </w:t>
+      </w:r>
+      <w:r>
+        <w:rPr>
+          <w:rFonts w:ascii="Times New Roman" w:hAnsi="Times New Roman" w:cs="Times New Roman"/>
+          <w:sz w:val="28"/>
+          <w:szCs w:val="28"/>
+          <w:lang w:val="vi-VN"/>
+        </w:rPr>
+        <w:t>Giả lập cấp phát</w:t>
+      </w:r>
+      <w:r>
+        <w:rPr>
+          <w:rFonts w:ascii="Times New Roman" w:hAnsi="Times New Roman" w:cs="Times New Roman"/>
+          <w:sz w:val="28"/>
+          <w:szCs w:val="28"/>
+          <w:lang w:val="vi-VN"/>
+        </w:rPr>
+        <w:t xml:space="preserve"> </w:t>
+      </w:r>
+      <w:r>
+        <w:rPr>
+          <w:rFonts w:ascii="Times New Roman" w:hAnsi="Times New Roman" w:cs="Times New Roman"/>
+          <w:sz w:val="28"/>
+          <w:szCs w:val="28"/>
+          <w:lang w:val="vi-VN"/>
+        </w:rPr>
+        <w:t>Available' =</w:t>
+      </w:r>
+      <w:r>
+        <w:rPr>
+          <w:rFonts w:ascii="Times New Roman" w:hAnsi="Times New Roman" w:cs="Times New Roman"/>
+          <w:sz w:val="28"/>
+          <w:szCs w:val="28"/>
+          <w:lang w:val="vi-VN"/>
+        </w:rPr>
+        <w:t xml:space="preserve"> (3,3,2)-(1,0,2) = (2,3,0); Allocation[1]' = (2,0,0)+(1,0,2) = (3,0,2); Need[1]' = (1,2,2)-(1,0,2) = (0,2,0)</w:t>
       </w:r>
     </w:p>
     <w:p>
       <w:pPr>
-        <w:rPr>
-          <w:rFonts w:ascii="Times New Roman" w:hAnsi="Times New Roman" w:cs="Times New Roman"/>
-          <w:sz w:val="28"/>
-          <w:szCs w:val="28"/>
-          <w:lang w:val="vi-VN"/>
-        </w:rPr>
-      </w:pPr>
-      <w:r>
-        <w:rPr>
-          <w:rFonts w:ascii="Times New Roman" w:hAnsi="Times New Roman" w:cs="Times New Roman"/>
-          <w:sz w:val="32"/>
-          <w:szCs w:val="24"/>
-          <w:lang w:val="vi-VN"/>
-        </w:rPr>
-        <w:tab/>
-      </w:r>
-      <w:r>
-        <w:rPr>
-          <w:rFonts w:ascii="Times New Roman" w:hAnsi="Times New Roman" w:cs="Times New Roman"/>
-          <w:sz w:val="28"/>
-          <w:szCs w:val="28"/>
-          <w:lang w:val="vi-VN"/>
-        </w:rPr>
-        <w:t xml:space="preserve">- </w:t>
-      </w:r>
-      <w:r>
-        <w:rPr>
-          <w:rFonts w:ascii="Times New Roman" w:hAnsi="Times New Roman" w:cs="Times New Roman"/>
-          <w:sz w:val="28"/>
-          <w:szCs w:val="28"/>
-          <w:lang w:val="vi-VN"/>
-        </w:rPr>
-        <w:t>Ví dụ 1: P</w:t>
-      </w:r>
-      <w:r>
-        <w:rPr>
-          <w:rFonts w:ascii="Times New Roman" w:hAnsi="Times New Roman" w:cs="Times New Roman"/>
-          <w:sz w:val="28"/>
-          <w:szCs w:val="28"/>
-          <w:vertAlign w:val="subscript"/>
-          <w:lang w:val="vi-VN"/>
-        </w:rPr>
-        <w:t>1</w:t>
-      </w:r>
-      <w:r>
-        <w:rPr>
-          <w:rFonts w:ascii="Times New Roman" w:hAnsi="Times New Roman" w:cs="Times New Roman"/>
-          <w:sz w:val="28"/>
-          <w:szCs w:val="28"/>
-          <w:lang w:val="vi-VN"/>
-        </w:rPr>
-        <w:t xml:space="preserve"> gửi Request = (2,0,0) ngay tại bước 1 so sánh với Need[1] = (1,2,2), ta có 2 &gt; 1, nên ta kết luận lỗi.</w:t>
+        <w:pStyle w:val="ListParagraph"/>
+        <w:rPr>
+          <w:rFonts w:ascii="Times New Roman" w:hAnsi="Times New Roman" w:cs="Times New Roman"/>
+          <w:sz w:val="28"/>
+          <w:szCs w:val="28"/>
+          <w:lang w:val="vi-VN"/>
+        </w:rPr>
+      </w:pPr>
+      <w:r>
+        <w:rPr>
+          <w:rFonts w:ascii="Times New Roman" w:hAnsi="Times New Roman" w:cs="Times New Roman"/>
+          <w:sz w:val="28"/>
+          <w:szCs w:val="28"/>
+          <w:lang w:val="vi-VN"/>
+        </w:rPr>
+        <w:t xml:space="preserve">- Khởi tạo Work = </w:t>
+      </w:r>
+      <w:r>
+        <w:rPr>
+          <w:rFonts w:ascii="Times New Roman" w:hAnsi="Times New Roman" w:cs="Times New Roman"/>
+          <w:sz w:val="28"/>
+          <w:szCs w:val="28"/>
+          <w:lang w:val="vi-VN"/>
+        </w:rPr>
+        <w:t>Available' =</w:t>
+      </w:r>
+      <w:r>
+        <w:rPr>
+          <w:rFonts w:ascii="Times New Roman" w:hAnsi="Times New Roman" w:cs="Times New Roman"/>
+          <w:sz w:val="28"/>
+          <w:szCs w:val="28"/>
+          <w:lang w:val="vi-VN"/>
+        </w:rPr>
+        <w:t xml:space="preserve"> </w:t>
+      </w:r>
+      <w:r>
+        <w:rPr>
+          <w:rFonts w:ascii="Times New Roman" w:hAnsi="Times New Roman" w:cs="Times New Roman"/>
+          <w:sz w:val="28"/>
+          <w:szCs w:val="28"/>
+          <w:lang w:val="vi-VN"/>
+        </w:rPr>
+        <w:t>(2,3,0)</w:t>
+      </w:r>
+      <w:r>
+        <w:rPr>
+          <w:rFonts w:ascii="Times New Roman" w:hAnsi="Times New Roman" w:cs="Times New Roman"/>
+          <w:sz w:val="28"/>
+          <w:szCs w:val="28"/>
+          <w:lang w:val="vi-VN"/>
+        </w:rPr>
+        <w:t xml:space="preserve"> và chạy SafetyCheck, ta được tín hiệu an toàn và chuỗi &lt;P1,P3,P0,P2,P4&gt;</w:t>
       </w:r>
     </w:p>
     <w:p>
@@ -2873,131 +4520,65 @@
           <w:szCs w:val="28"/>
           <w:lang w:val="vi-VN"/>
         </w:rPr>
-        <w:tab/>
-        <w:t>- Ví dụ 2: P</w:t>
-      </w:r>
-      <w:r>
-        <w:rPr>
-          <w:rFonts w:ascii="Times New Roman" w:hAnsi="Times New Roman" w:cs="Times New Roman"/>
-          <w:sz w:val="28"/>
-          <w:szCs w:val="28"/>
-          <w:vertAlign w:val="subscript"/>
-          <w:lang w:val="vi-VN"/>
-        </w:rPr>
-        <w:t>2</w:t>
-      </w:r>
-      <w:r>
-        <w:rPr>
-          <w:rFonts w:ascii="Times New Roman" w:hAnsi="Times New Roman" w:cs="Times New Roman"/>
-          <w:sz w:val="28"/>
-          <w:szCs w:val="28"/>
-          <w:lang w:val="vi-VN"/>
-        </w:rPr>
-        <w:t xml:space="preserve"> gửi Request = (4,0,0), thông qua bước một Request </w:t>
-      </w:r>
-      <w:r>
-        <w:rPr>
-          <w:rFonts w:ascii="Times New Roman" w:hAnsi="Times New Roman" w:cs="Times New Roman"/>
-          <w:sz w:val="28"/>
-          <w:szCs w:val="28"/>
-          <w:lang w:val="vi-VN"/>
-        </w:rPr>
-        <w:t>≤</w:t>
-      </w:r>
-      <w:r>
-        <w:rPr>
-          <w:rFonts w:ascii="Times New Roman" w:hAnsi="Times New Roman" w:cs="Times New Roman"/>
-          <w:sz w:val="28"/>
-          <w:szCs w:val="28"/>
-          <w:lang w:val="vi-VN"/>
-        </w:rPr>
-        <w:t xml:space="preserve"> Need[2] = (6,0,0) nhưng ở bước 2 Request &gt; </w:t>
-      </w:r>
-      <w:r>
-        <w:rPr>
-          <w:rFonts w:ascii="Times New Roman" w:hAnsi="Times New Roman" w:cs="Times New Roman"/>
-          <w:sz w:val="28"/>
-          <w:szCs w:val="28"/>
-          <w:lang w:val="vi-VN"/>
-        </w:rPr>
-        <w:t>Available</w:t>
-      </w:r>
-      <w:r>
-        <w:rPr>
-          <w:rFonts w:ascii="Times New Roman" w:hAnsi="Times New Roman" w:cs="Times New Roman"/>
-          <w:sz w:val="28"/>
-          <w:szCs w:val="28"/>
-          <w:lang w:val="vi-VN"/>
-        </w:rPr>
-        <w:t xml:space="preserve"> nên</w:t>
-      </w:r>
-      <w:r>
-        <w:rPr>
-          <w:rFonts w:ascii="Times New Roman" w:hAnsi="Times New Roman" w:cs="Times New Roman"/>
-          <w:sz w:val="28"/>
-          <w:szCs w:val="28"/>
-          <w:lang w:val="vi-VN"/>
-        </w:rPr>
-        <w:t xml:space="preserve"> tiến trình P</w:t>
-      </w:r>
-      <w:r>
-        <w:rPr>
-          <w:rFonts w:ascii="Times New Roman" w:hAnsi="Times New Roman" w:cs="Times New Roman"/>
-          <w:sz w:val="28"/>
-          <w:szCs w:val="28"/>
-          <w:vertAlign w:val="subscript"/>
-          <w:lang w:val="vi-VN"/>
-        </w:rPr>
-        <w:t>2</w:t>
-      </w:r>
-      <w:r>
-        <w:rPr>
-          <w:rFonts w:ascii="Times New Roman" w:hAnsi="Times New Roman" w:cs="Times New Roman"/>
-          <w:sz w:val="28"/>
-          <w:szCs w:val="28"/>
-          <w:lang w:val="vi-VN"/>
-        </w:rPr>
-        <w:t xml:space="preserve"> </w:t>
-      </w:r>
-      <w:r>
-        <w:rPr>
-          <w:rFonts w:ascii="Times New Roman" w:hAnsi="Times New Roman" w:cs="Times New Roman"/>
-          <w:sz w:val="28"/>
-          <w:szCs w:val="28"/>
-          <w:lang w:val="vi-VN"/>
-        </w:rPr>
-        <w:t>phải chuyển sang trạng thái chờ (wait) cho đến khi hệ thống có đủ tài nguyên và đảm bảo tính an toàn.</w:t>
+        <w:t xml:space="preserve">     b) </w:t>
+      </w:r>
+      <w:r>
+        <w:rPr>
+          <w:rFonts w:ascii="Times New Roman" w:hAnsi="Times New Roman" w:cs="Times New Roman"/>
+          <w:sz w:val="28"/>
+          <w:szCs w:val="28"/>
+          <w:lang w:val="vi-VN"/>
+        </w:rPr>
+        <w:t>Lỗi xin vượt quá nhu cầu đã khai báo:</w:t>
       </w:r>
     </w:p>
     <w:p>
       <w:pPr>
         <w:rPr>
           <w:rFonts w:ascii="Times New Roman" w:hAnsi="Times New Roman" w:cs="Times New Roman"/>
-          <w:sz w:val="32"/>
-          <w:szCs w:val="24"/>
-          <w:lang w:val="vi-VN"/>
-        </w:rPr>
-      </w:pPr>
-      <w:r>
-        <w:rPr>
-          <w:rFonts w:ascii="Times New Roman" w:hAnsi="Times New Roman" w:cs="Times New Roman"/>
-          <w:sz w:val="28"/>
-          <w:szCs w:val="24"/>
-          <w:lang w:val="vi-VN"/>
-        </w:rPr>
-        <w:t xml:space="preserve">      </w:t>
-      </w:r>
-      <w:r>
-        <w:rPr>
-          <w:rFonts w:ascii="Times New Roman" w:hAnsi="Times New Roman" w:cs="Times New Roman"/>
-          <w:sz w:val="32"/>
-          <w:szCs w:val="24"/>
-          <w:lang w:val="vi-VN"/>
-        </w:rPr>
-        <w:t xml:space="preserve">c) Chờ vì không an toàn: </w:t>
-      </w:r>
-      <w:bookmarkStart w:id="0" w:name="_GoBack"/>
-      <w:bookmarkEnd w:id="0"/>
+          <w:sz w:val="28"/>
+          <w:szCs w:val="28"/>
+          <w:lang w:val="vi-VN"/>
+        </w:rPr>
+      </w:pPr>
+      <w:r>
+        <w:rPr>
+          <w:rFonts w:ascii="Times New Roman" w:hAnsi="Times New Roman" w:cs="Times New Roman"/>
+          <w:sz w:val="28"/>
+          <w:szCs w:val="28"/>
+          <w:lang w:val="vi-VN"/>
+        </w:rPr>
+        <w:tab/>
+        <w:t xml:space="preserve">- </w:t>
+      </w:r>
+      <w:r>
+        <w:rPr>
+          <w:rFonts w:ascii="Times New Roman" w:hAnsi="Times New Roman" w:cs="Times New Roman"/>
+          <w:sz w:val="28"/>
+          <w:szCs w:val="28"/>
+          <w:lang w:val="vi-VN"/>
+        </w:rPr>
+        <w:t>P</w:t>
+      </w:r>
+      <w:r>
+        <w:rPr>
+          <w:rFonts w:ascii="Times New Roman" w:hAnsi="Times New Roman" w:cs="Times New Roman"/>
+          <w:sz w:val="28"/>
+          <w:szCs w:val="28"/>
+          <w:vertAlign w:val="subscript"/>
+          <w:lang w:val="vi-VN"/>
+        </w:rPr>
+        <w:t>1</w:t>
+      </w:r>
+      <w:r>
+        <w:rPr>
+          <w:rFonts w:ascii="Times New Roman" w:hAnsi="Times New Roman" w:cs="Times New Roman"/>
+          <w:sz w:val="28"/>
+          <w:szCs w:val="28"/>
+          <w:lang w:val="vi-VN"/>
+        </w:rPr>
+        <w:t xml:space="preserve"> gửi Request = (2,0,0) ngay tại bước 1 so sánh với Need[1] = (1,2,2), ta có 2 &gt; 1, nên ta kết luận lỗi.</w:t>
+      </w:r>
     </w:p>
     <w:p>
       <w:pPr>
@@ -3011,84 +4592,12 @@
       <w:r>
         <w:rPr>
           <w:rFonts w:ascii="Times New Roman" w:hAnsi="Times New Roman" w:cs="Times New Roman"/>
-          <w:sz w:val="32"/>
-          <w:szCs w:val="24"/>
-          <w:lang w:val="vi-VN"/>
-        </w:rPr>
-        <w:tab/>
-      </w:r>
-      <w:r>
-        <w:rPr>
-          <w:rFonts w:ascii="Times New Roman" w:hAnsi="Times New Roman" w:cs="Times New Roman"/>
-          <w:sz w:val="28"/>
-          <w:szCs w:val="28"/>
-          <w:lang w:val="vi-VN"/>
-        </w:rPr>
-        <w:t>- P</w:t>
-      </w:r>
-      <w:r>
-        <w:rPr>
-          <w:rFonts w:ascii="Times New Roman" w:hAnsi="Times New Roman" w:cs="Times New Roman"/>
-          <w:sz w:val="28"/>
-          <w:szCs w:val="28"/>
-          <w:vertAlign w:val="subscript"/>
-          <w:lang w:val="vi-VN"/>
-        </w:rPr>
-        <w:t xml:space="preserve">0 </w:t>
-      </w:r>
-      <w:r>
-        <w:rPr>
-          <w:rFonts w:ascii="Times New Roman" w:hAnsi="Times New Roman" w:cs="Times New Roman"/>
-          <w:sz w:val="28"/>
-          <w:szCs w:val="28"/>
-          <w:lang w:val="vi-VN"/>
-        </w:rPr>
-        <w:t xml:space="preserve">gửi Request = </w:t>
-      </w:r>
-      <w:r>
-        <w:rPr>
-          <w:rFonts w:ascii="Times New Roman" w:hAnsi="Times New Roman" w:cs="Times New Roman"/>
-          <w:sz w:val="28"/>
-          <w:szCs w:val="28"/>
-          <w:lang w:val="vi-VN"/>
-        </w:rPr>
-        <w:t xml:space="preserve">(0,3,0) thông qua bước một với Request </w:t>
-      </w:r>
-      <w:r>
-        <w:rPr>
-          <w:rFonts w:ascii="Times New Roman" w:hAnsi="Times New Roman" w:cs="Times New Roman"/>
-          <w:sz w:val="28"/>
-          <w:szCs w:val="28"/>
-          <w:lang w:val="vi-VN"/>
-        </w:rPr>
-        <w:t>≤</w:t>
-      </w:r>
-      <w:r>
-        <w:rPr>
-          <w:rFonts w:ascii="Times New Roman" w:hAnsi="Times New Roman" w:cs="Times New Roman"/>
-          <w:sz w:val="28"/>
-          <w:szCs w:val="28"/>
-          <w:lang w:val="vi-VN"/>
-        </w:rPr>
-        <w:t xml:space="preserve"> Need[0] và bước 2 với Request </w:t>
-      </w:r>
-      <w:r>
-        <w:rPr>
-          <w:rFonts w:ascii="Times New Roman" w:hAnsi="Times New Roman" w:cs="Times New Roman"/>
-          <w:sz w:val="28"/>
-          <w:szCs w:val="28"/>
-          <w:lang w:val="vi-VN"/>
-        </w:rPr>
-        <w:t>≤</w:t>
-      </w:r>
-      <w:r>
-        <w:rPr>
-          <w:rFonts w:ascii="Times New Roman" w:hAnsi="Times New Roman" w:cs="Times New Roman"/>
-          <w:sz w:val="28"/>
-          <w:szCs w:val="28"/>
-          <w:lang w:val="vi-VN"/>
-        </w:rPr>
-        <w:t xml:space="preserve"> Available = (3,3,2). </w:t>
+          <w:sz w:val="28"/>
+          <w:szCs w:val="28"/>
+          <w:lang w:val="vi-VN"/>
+        </w:rPr>
+        <w:lastRenderedPageBreak/>
+        <w:t xml:space="preserve">      c) Chờ vì không đủ tài nguyên: </w:t>
       </w:r>
     </w:p>
     <w:p>
@@ -3108,8 +4617,90 @@
           <w:szCs w:val="28"/>
           <w:lang w:val="vi-VN"/>
         </w:rPr>
-        <w:lastRenderedPageBreak/>
-        <w:t>- Giả lập cấp phát Available' = (3,3,2)-(0,3,0) = (3,0,2); Allocation[0]' = (0,1,0)+(0,3,0) = (0,4,0); Need[0]' = (7,4,3)-(0,3,0) = (7,1,3).</w:t>
+        <w:t xml:space="preserve">- </w:t>
+      </w:r>
+      <w:r>
+        <w:rPr>
+          <w:rFonts w:ascii="Times New Roman" w:hAnsi="Times New Roman" w:cs="Times New Roman"/>
+          <w:sz w:val="28"/>
+          <w:szCs w:val="28"/>
+          <w:lang w:val="vi-VN"/>
+        </w:rPr>
+        <w:t>P</w:t>
+      </w:r>
+      <w:r>
+        <w:rPr>
+          <w:rFonts w:ascii="Times New Roman" w:hAnsi="Times New Roman" w:cs="Times New Roman"/>
+          <w:sz w:val="28"/>
+          <w:szCs w:val="28"/>
+          <w:vertAlign w:val="subscript"/>
+          <w:lang w:val="vi-VN"/>
+        </w:rPr>
+        <w:t>2</w:t>
+      </w:r>
+      <w:r>
+        <w:rPr>
+          <w:rFonts w:ascii="Times New Roman" w:hAnsi="Times New Roman" w:cs="Times New Roman"/>
+          <w:sz w:val="28"/>
+          <w:szCs w:val="28"/>
+          <w:lang w:val="vi-VN"/>
+        </w:rPr>
+        <w:t xml:space="preserve"> gửi Request = (4,0,0), thông qua bước một Request ≤ Need[2] = (6,0,0) nhưng ở bước 2 Request &gt; </w:t>
+      </w:r>
+      <w:r>
+        <w:rPr>
+          <w:rFonts w:ascii="Times New Roman" w:hAnsi="Times New Roman" w:cs="Times New Roman"/>
+          <w:sz w:val="28"/>
+          <w:szCs w:val="28"/>
+          <w:lang w:val="vi-VN"/>
+        </w:rPr>
+        <w:t>Available</w:t>
+      </w:r>
+      <w:r>
+        <w:rPr>
+          <w:rFonts w:ascii="Times New Roman" w:hAnsi="Times New Roman" w:cs="Times New Roman"/>
+          <w:sz w:val="28"/>
+          <w:szCs w:val="28"/>
+          <w:lang w:val="vi-VN"/>
+        </w:rPr>
+        <w:t xml:space="preserve"> nên</w:t>
+      </w:r>
+      <w:r>
+        <w:rPr>
+          <w:rFonts w:ascii="Times New Roman" w:hAnsi="Times New Roman" w:cs="Times New Roman"/>
+          <w:sz w:val="28"/>
+          <w:szCs w:val="28"/>
+          <w:lang w:val="vi-VN"/>
+        </w:rPr>
+        <w:t xml:space="preserve"> tiến trình P</w:t>
+      </w:r>
+      <w:r>
+        <w:rPr>
+          <w:rFonts w:ascii="Times New Roman" w:hAnsi="Times New Roman" w:cs="Times New Roman"/>
+          <w:sz w:val="28"/>
+          <w:szCs w:val="28"/>
+          <w:vertAlign w:val="subscript"/>
+          <w:lang w:val="vi-VN"/>
+        </w:rPr>
+        <w:t>2</w:t>
+      </w:r>
+      <w:r>
+        <w:rPr>
+          <w:rFonts w:ascii="Times New Roman" w:hAnsi="Times New Roman" w:cs="Times New Roman"/>
+          <w:sz w:val="28"/>
+          <w:szCs w:val="28"/>
+          <w:lang w:val="vi-VN"/>
+        </w:rPr>
+        <w:t xml:space="preserve"> </w:t>
+      </w:r>
+      <w:r>
+        <w:rPr>
+          <w:rFonts w:ascii="Times New Roman" w:hAnsi="Times New Roman" w:cs="Times New Roman"/>
+          <w:sz w:val="28"/>
+          <w:szCs w:val="28"/>
+          <w:lang w:val="vi-VN"/>
+        </w:rPr>
+        <w:t>phải chuyển sang trạng thái chờ (wait) cho đến khi hệ thống có đủ tài nguyên và đảm bảo tính an toàn.</w:t>
       </w:r>
     </w:p>
     <w:p>
@@ -3128,6 +4719,111 @@
           <w:szCs w:val="28"/>
           <w:lang w:val="vi-VN"/>
         </w:rPr>
+        <w:t xml:space="preserve">      </w:t>
+      </w:r>
+      <w:r>
+        <w:rPr>
+          <w:rFonts w:ascii="Times New Roman" w:hAnsi="Times New Roman" w:cs="Times New Roman"/>
+          <w:sz w:val="28"/>
+          <w:szCs w:val="28"/>
+          <w:lang w:val="vi-VN"/>
+        </w:rPr>
+        <w:t>d</w:t>
+      </w:r>
+      <w:r>
+        <w:rPr>
+          <w:rFonts w:ascii="Times New Roman" w:hAnsi="Times New Roman" w:cs="Times New Roman"/>
+          <w:sz w:val="28"/>
+          <w:szCs w:val="28"/>
+          <w:lang w:val="vi-VN"/>
+        </w:rPr>
+        <w:t xml:space="preserve">) Chờ vì không an toàn: </w:t>
+      </w:r>
+    </w:p>
+    <w:p>
+      <w:pPr>
+        <w:rPr>
+          <w:rFonts w:ascii="Times New Roman" w:hAnsi="Times New Roman" w:cs="Times New Roman"/>
+          <w:sz w:val="28"/>
+          <w:szCs w:val="28"/>
+          <w:lang w:val="vi-VN"/>
+        </w:rPr>
+      </w:pPr>
+      <w:r>
+        <w:rPr>
+          <w:rFonts w:ascii="Times New Roman" w:hAnsi="Times New Roman" w:cs="Times New Roman"/>
+          <w:sz w:val="28"/>
+          <w:szCs w:val="28"/>
+          <w:lang w:val="vi-VN"/>
+        </w:rPr>
+        <w:tab/>
+        <w:t>- P</w:t>
+      </w:r>
+      <w:r>
+        <w:rPr>
+          <w:rFonts w:ascii="Times New Roman" w:hAnsi="Times New Roman" w:cs="Times New Roman"/>
+          <w:sz w:val="28"/>
+          <w:szCs w:val="28"/>
+          <w:vertAlign w:val="subscript"/>
+          <w:lang w:val="vi-VN"/>
+        </w:rPr>
+        <w:t xml:space="preserve">0 </w:t>
+      </w:r>
+      <w:r>
+        <w:rPr>
+          <w:rFonts w:ascii="Times New Roman" w:hAnsi="Times New Roman" w:cs="Times New Roman"/>
+          <w:sz w:val="28"/>
+          <w:szCs w:val="28"/>
+          <w:lang w:val="vi-VN"/>
+        </w:rPr>
+        <w:t xml:space="preserve">gửi Request = </w:t>
+      </w:r>
+      <w:r>
+        <w:rPr>
+          <w:rFonts w:ascii="Times New Roman" w:hAnsi="Times New Roman" w:cs="Times New Roman"/>
+          <w:sz w:val="28"/>
+          <w:szCs w:val="28"/>
+          <w:lang w:val="vi-VN"/>
+        </w:rPr>
+        <w:t xml:space="preserve">(0,3,0) thông qua bước một với Request ≤ Need[0] và bước 2 với Request ≤ Available = (3,3,2). </w:t>
+      </w:r>
+    </w:p>
+    <w:p>
+      <w:pPr>
+        <w:ind w:firstLine="720"/>
+        <w:rPr>
+          <w:rFonts w:ascii="Times New Roman" w:hAnsi="Times New Roman" w:cs="Times New Roman"/>
+          <w:sz w:val="28"/>
+          <w:szCs w:val="28"/>
+          <w:lang w:val="vi-VN"/>
+        </w:rPr>
+      </w:pPr>
+      <w:r>
+        <w:rPr>
+          <w:rFonts w:ascii="Times New Roman" w:hAnsi="Times New Roman" w:cs="Times New Roman"/>
+          <w:sz w:val="28"/>
+          <w:szCs w:val="28"/>
+          <w:lang w:val="vi-VN"/>
+        </w:rPr>
+        <w:t>- Giả lập cấp phát Available' = (3,3,2)-(0,3,0) = (3,0,2); Allocation[0]' = (0,1,0)+(0,3,0) = (0,4,0); Need[0]' = (7,4,3)-(0,3,0) = (7,1,3).</w:t>
+      </w:r>
+    </w:p>
+    <w:p>
+      <w:pPr>
+        <w:rPr>
+          <w:rFonts w:ascii="Times New Roman" w:hAnsi="Times New Roman" w:cs="Times New Roman"/>
+          <w:sz w:val="28"/>
+          <w:szCs w:val="28"/>
+          <w:lang w:val="vi-VN"/>
+        </w:rPr>
+      </w:pPr>
+      <w:r>
+        <w:rPr>
+          <w:rFonts w:ascii="Times New Roman" w:hAnsi="Times New Roman" w:cs="Times New Roman"/>
+          <w:sz w:val="28"/>
+          <w:szCs w:val="28"/>
+          <w:lang w:val="vi-VN"/>
+        </w:rPr>
         <w:tab/>
         <w:t>- Khởi tạo Work = Available’ = (3,0,2) và chạy S</w:t>
       </w:r>
@@ -3138,25 +4834,7 @@
           <w:szCs w:val="28"/>
           <w:lang w:val="vi-VN"/>
         </w:rPr>
-        <w:t xml:space="preserve">afetyCheck. Kết quả nhận được:không tìm thấy bất kỳ tiến trình Pi nào thỏa mãn Need[i] </w:t>
-      </w:r>
-      <w:r>
-        <w:rPr>
-          <w:rFonts w:ascii="Times New Roman" w:hAnsi="Times New Roman" w:cs="Times New Roman"/>
-          <w:sz w:val="28"/>
-          <w:szCs w:val="28"/>
-          <w:lang w:val="vi-VN"/>
-        </w:rPr>
-        <w:t>≤</w:t>
-      </w:r>
-      <w:r>
-        <w:rPr>
-          <w:rFonts w:ascii="Times New Roman" w:hAnsi="Times New Roman" w:cs="Times New Roman"/>
-          <w:sz w:val="28"/>
-          <w:szCs w:val="28"/>
-          <w:lang w:val="vi-VN"/>
-        </w:rPr>
-        <w:t xml:space="preserve"> Work, trạng thái giả lập được xác định là không an toàn.</w:t>
+        <w:t>afetyCheck. Kết quả nhận được:không tìm thấy bất kỳ tiến trình Pi nào thỏa mãn Need[i] ≤ Work, trạng thái giả lập được xác định là không an toàn.</w:t>
       </w:r>
     </w:p>
     <w:p>
@@ -3176,52 +4854,7 @@
           <w:lang w:val="vi-VN"/>
         </w:rPr>
         <w:tab/>
-        <w:t xml:space="preserve">- </w:t>
-      </w:r>
-      <w:r>
-        <w:rPr>
-          <w:rFonts w:ascii="Times New Roman" w:hAnsi="Times New Roman" w:cs="Times New Roman"/>
-          <w:sz w:val="28"/>
-          <w:szCs w:val="28"/>
-          <w:lang w:val="vi-VN"/>
-        </w:rPr>
-        <w:t>Available, Allocation[0] và Need[0]</w:t>
-      </w:r>
-      <w:r>
-        <w:rPr>
-          <w:rFonts w:ascii="Times New Roman" w:hAnsi="Times New Roman" w:cs="Times New Roman"/>
-          <w:sz w:val="28"/>
-          <w:szCs w:val="28"/>
-          <w:lang w:val="vi-VN"/>
-        </w:rPr>
-        <w:t xml:space="preserve"> được hoàn tác lại</w:t>
-      </w:r>
-      <w:r>
-        <w:rPr>
-          <w:rFonts w:ascii="Times New Roman" w:hAnsi="Times New Roman" w:cs="Times New Roman"/>
-          <w:sz w:val="28"/>
-          <w:szCs w:val="28"/>
-          <w:lang w:val="vi-VN"/>
-        </w:rPr>
-        <w:t>.</w:t>
-      </w:r>
-      <w:r>
-        <w:rPr>
-          <w:rFonts w:ascii="Times New Roman" w:hAnsi="Times New Roman" w:cs="Times New Roman"/>
-          <w:sz w:val="28"/>
-          <w:szCs w:val="28"/>
-          <w:lang w:val="vi-VN"/>
-        </w:rPr>
-        <w:t xml:space="preserve"> Tiến trình </w:t>
-      </w:r>
-      <w:r>
-        <w:rPr>
-          <w:rFonts w:ascii="Times New Roman" w:hAnsi="Times New Roman" w:cs="Times New Roman"/>
-          <w:sz w:val="28"/>
-          <w:szCs w:val="28"/>
-          <w:lang w:val="vi-VN"/>
-        </w:rPr>
-        <w:t>P</w:t>
+        <w:t>- Available, Allocation[0] và Need[0] được hoàn tác lại. Tiến trình P</w:t>
       </w:r>
       <w:r>
         <w:rPr>
@@ -3240,36 +4873,615 @@
           <w:szCs w:val="28"/>
           <w:lang w:val="vi-VN"/>
         </w:rPr>
-        <w:t xml:space="preserve"> </w:t>
-      </w:r>
-      <w:r>
-        <w:rPr>
-          <w:rFonts w:ascii="Times New Roman" w:hAnsi="Times New Roman" w:cs="Times New Roman"/>
-          <w:sz w:val="28"/>
-          <w:szCs w:val="28"/>
-          <w:lang w:val="vi-VN"/>
-        </w:rPr>
-        <w:t>phải chuyển sang trạng thái chờ cho đến khi hệ thống có đủ tài nguyên và đảm bảo tính an toàn.</w:t>
+        <w:t xml:space="preserve"> phải chuyển sang trạng thái chờ cho đến khi hệ thống có đủ tài nguyên và đảm bảo tính an toàn.</w:t>
       </w:r>
     </w:p>
     <w:p>
       <w:pPr>
-        <w:rPr>
-          <w:rFonts w:ascii="Times New Roman" w:hAnsi="Times New Roman" w:cs="Times New Roman"/>
+        <w:pStyle w:val="ListParagraph"/>
+        <w:numPr>
+          <w:ilvl w:val="0"/>
+          <w:numId w:val="2"/>
+        </w:numPr>
+        <w:rPr>
+          <w:rFonts w:ascii="Times New Roman" w:hAnsi="Times New Roman" w:cs="Times New Roman"/>
+          <w:b/>
+          <w:i/>
           <w:sz w:val="32"/>
           <w:szCs w:val="24"/>
-          <w:lang w:val="vi-VN"/>
-        </w:rPr>
-      </w:pPr>
-      <w:r>
-        <w:rPr>
-          <w:rFonts w:ascii="Times New Roman" w:hAnsi="Times New Roman" w:cs="Times New Roman"/>
+        </w:rPr>
+      </w:pPr>
+      <w:r>
+        <w:rPr>
+          <w:rFonts w:ascii="Times New Roman" w:hAnsi="Times New Roman" w:cs="Times New Roman"/>
+          <w:b/>
+          <w:i/>
           <w:sz w:val="32"/>
           <w:szCs w:val="24"/>
+        </w:rPr>
+        <w:t xml:space="preserve">Độ phức tạp &amp; tính không duy nhất của </w:t>
+      </w:r>
+      <w:r>
+        <w:rPr>
+          <w:rFonts w:ascii="Times New Roman" w:hAnsi="Times New Roman" w:cs="Times New Roman"/>
+          <w:b/>
+          <w:i/>
+          <w:sz w:val="32"/>
+          <w:szCs w:val="24"/>
+          <w:lang w:val="vi-VN"/>
+        </w:rPr>
+        <w:t xml:space="preserve">các chuỗi an </w:t>
+      </w:r>
+      <w:r>
+        <w:rPr>
+          <w:rFonts w:ascii="Times New Roman" w:hAnsi="Times New Roman" w:cs="Times New Roman"/>
+          <w:b/>
+          <w:i/>
+          <w:sz w:val="32"/>
+          <w:szCs w:val="24"/>
+          <w:lang w:val="vi-VN"/>
+        </w:rPr>
+        <w:t>toàn:</w:t>
+      </w:r>
+    </w:p>
+    <w:p>
+      <w:pPr>
+        <w:pStyle w:val="ListParagraph"/>
+        <w:numPr>
+          <w:ilvl w:val="0"/>
+          <w:numId w:val="4"/>
+        </w:numPr>
+        <w:rPr>
+          <w:rFonts w:ascii="Times New Roman" w:hAnsi="Times New Roman" w:cs="Times New Roman"/>
+          <w:sz w:val="28"/>
+          <w:szCs w:val="28"/>
+        </w:rPr>
+      </w:pPr>
+      <w:r>
+        <w:rPr>
+          <w:rFonts w:ascii="Times New Roman" w:hAnsi="Times New Roman" w:cs="Times New Roman"/>
+          <w:sz w:val="28"/>
+          <w:szCs w:val="28"/>
+          <w:lang w:val="vi-VN"/>
+        </w:rPr>
+        <w:t>Độ phức tạp:</w:t>
+      </w:r>
+    </w:p>
+    <w:p>
+      <w:pPr>
+        <w:ind w:left="1080"/>
+        <w:rPr>
+          <w:rFonts w:ascii="Times New Roman" w:hAnsi="Times New Roman" w:cs="Times New Roman"/>
+          <w:sz w:val="28"/>
+          <w:szCs w:val="28"/>
+        </w:rPr>
+      </w:pPr>
+      <w:r>
+        <w:rPr>
+          <w:rFonts w:ascii="Times New Roman" w:hAnsi="Times New Roman" w:cs="Times New Roman"/>
+          <w:sz w:val="28"/>
+          <w:szCs w:val="28"/>
+          <w:lang w:val="vi-VN"/>
+        </w:rPr>
+        <w:t xml:space="preserve">- </w:t>
+      </w:r>
+      <w:r>
+        <w:rPr>
+          <w:rFonts w:ascii="Times New Roman" w:hAnsi="Times New Roman" w:cs="Times New Roman"/>
+          <w:sz w:val="28"/>
+          <w:szCs w:val="28"/>
+        </w:rPr>
+        <w:t>Xét Safety Algorithm với n tiến trình, m loại tài nguyên:</w:t>
+      </w:r>
+    </w:p>
+    <w:p>
+      <w:pPr>
+        <w:pStyle w:val="ListParagraph"/>
+        <w:ind w:left="1440"/>
+        <w:rPr>
+          <w:rFonts w:ascii="Times New Roman" w:hAnsi="Times New Roman" w:cs="Times New Roman"/>
+          <w:sz w:val="28"/>
+          <w:szCs w:val="28"/>
+          <w:lang w:val="vi-VN"/>
+        </w:rPr>
+      </w:pPr>
+      <w:r>
+        <w:rPr>
+          <w:rFonts w:ascii="Times New Roman" w:hAnsi="Times New Roman" w:cs="Times New Roman"/>
+          <w:sz w:val="28"/>
+          <w:szCs w:val="28"/>
+          <w:lang w:val="vi-VN"/>
+        </w:rPr>
+        <w:t>+ Vòng lặp ngoài từ bước 2 đến bước 3 chạy tối đa n lần vì có tối đa n tiến trình</w:t>
+      </w:r>
+      <w:r>
+        <w:rPr>
+          <w:rFonts w:ascii="Times New Roman" w:hAnsi="Times New Roman" w:cs="Times New Roman"/>
+          <w:sz w:val="28"/>
+          <w:szCs w:val="28"/>
+          <w:lang w:val="vi-VN"/>
+        </w:rPr>
+        <w:t xml:space="preserve"> O(n)</w:t>
+      </w:r>
+      <w:r>
+        <w:rPr>
+          <w:rFonts w:ascii="Times New Roman" w:hAnsi="Times New Roman" w:cs="Times New Roman"/>
+          <w:sz w:val="28"/>
+          <w:szCs w:val="28"/>
+          <w:lang w:val="vi-VN"/>
+        </w:rPr>
+        <w:t xml:space="preserve"> và </w:t>
+      </w:r>
+      <w:r>
+        <w:rPr>
+          <w:rFonts w:ascii="Times New Roman" w:hAnsi="Times New Roman" w:cs="Times New Roman"/>
+          <w:sz w:val="28"/>
+          <w:szCs w:val="28"/>
+          <w:lang w:val="vi-VN"/>
+        </w:rPr>
+        <w:t xml:space="preserve">nếu thành công sẽ đánh dấu </w:t>
+      </w:r>
+    </w:p>
+    <w:p>
+      <w:pPr>
+        <w:pStyle w:val="ListParagraph"/>
+        <w:ind w:left="1440"/>
+        <w:rPr>
+          <w:rFonts w:ascii="Times New Roman" w:hAnsi="Times New Roman" w:cs="Times New Roman"/>
+          <w:sz w:val="28"/>
+          <w:szCs w:val="28"/>
+          <w:lang w:val="vi-VN"/>
+        </w:rPr>
+      </w:pPr>
+      <w:r>
+        <w:rPr>
+          <w:rFonts w:ascii="Times New Roman" w:hAnsi="Times New Roman" w:cs="Times New Roman"/>
+          <w:sz w:val="28"/>
+          <w:szCs w:val="28"/>
+          <w:lang w:val="vi-VN"/>
+        </w:rPr>
+        <w:t xml:space="preserve">Finish[i] = </w:t>
+      </w:r>
+      <w:r>
+        <w:rPr>
+          <w:rFonts w:ascii="Times New Roman" w:hAnsi="Times New Roman" w:cs="Times New Roman"/>
+          <w:sz w:val="28"/>
+          <w:szCs w:val="28"/>
+          <w:lang w:val="vi-VN"/>
+        </w:rPr>
+        <w:t>true</w:t>
+      </w:r>
+      <w:r>
+        <w:rPr>
+          <w:rFonts w:ascii="Times New Roman" w:hAnsi="Times New Roman" w:cs="Times New Roman"/>
+          <w:sz w:val="28"/>
+          <w:szCs w:val="28"/>
+          <w:lang w:val="vi-VN"/>
+        </w:rPr>
+        <w:t xml:space="preserve"> O(1) </w:t>
+      </w:r>
+      <w:r>
+        <w:rPr>
+          <w:rFonts w:ascii="Times New Roman" w:hAnsi="Times New Roman" w:cs="Times New Roman"/>
+          <w:sz w:val="28"/>
+          <w:szCs w:val="28"/>
+          <w:lang w:val="vi-VN"/>
+        </w:rPr>
+        <w:t>→ chi phí tìm kiếm</w:t>
+      </w:r>
+      <w:r>
+        <w:rPr>
+          <w:rFonts w:ascii="Times New Roman" w:hAnsi="Times New Roman" w:cs="Times New Roman"/>
+          <w:sz w:val="28"/>
+          <w:szCs w:val="28"/>
+          <w:lang w:val="vi-VN"/>
+        </w:rPr>
+        <w:t xml:space="preserve"> là O(n)</w:t>
+      </w:r>
+    </w:p>
+    <w:p>
+      <w:pPr>
+        <w:pStyle w:val="ListParagraph"/>
+        <w:ind w:left="1440"/>
+        <w:rPr>
+          <w:rFonts w:ascii="Times New Roman" w:hAnsi="Times New Roman" w:cs="Times New Roman"/>
+          <w:sz w:val="28"/>
+          <w:szCs w:val="28"/>
+          <w:lang w:val="vi-VN"/>
+        </w:rPr>
+      </w:pPr>
+      <w:r>
+        <w:rPr>
+          <w:rFonts w:ascii="Times New Roman" w:hAnsi="Times New Roman" w:cs="Times New Roman"/>
+          <w:sz w:val="28"/>
+          <w:szCs w:val="28"/>
+          <w:lang w:val="vi-VN"/>
+        </w:rPr>
+        <w:t>+ Trong mỗi lần lặp, để tìm một tiến trình i thoả Need[i] ≤ Work, ta phải quét qua tối đa n tiến trình chưa Finish, và với mỗi tiến trình phải so sánh m phần tử (so từng loại tài nguyên) → chi phí tìm kiếm mỗ</w:t>
+      </w:r>
+      <w:r>
+        <w:rPr>
+          <w:rFonts w:ascii="Times New Roman" w:hAnsi="Times New Roman" w:cs="Times New Roman"/>
+          <w:sz w:val="28"/>
+          <w:szCs w:val="28"/>
+          <w:lang w:val="vi-VN"/>
+        </w:rPr>
+        <w:t>i vòng là O(n.</w:t>
+      </w:r>
+      <w:r>
+        <w:rPr>
+          <w:rFonts w:ascii="Times New Roman" w:hAnsi="Times New Roman" w:cs="Times New Roman"/>
+          <w:sz w:val="28"/>
+          <w:szCs w:val="28"/>
+          <w:lang w:val="vi-VN"/>
+        </w:rPr>
+        <w:t>m)</w:t>
+      </w:r>
+    </w:p>
+    <w:p>
+      <w:pPr>
+        <w:pStyle w:val="ListParagraph"/>
+        <w:ind w:left="1440"/>
+        <w:rPr>
+          <w:rFonts w:ascii="Times New Roman" w:hAnsi="Times New Roman" w:cs="Times New Roman"/>
+          <w:sz w:val="28"/>
+          <w:szCs w:val="28"/>
+          <w:lang w:val="vi-VN"/>
+        </w:rPr>
+      </w:pPr>
+      <w:r>
+        <w:rPr>
+          <w:rFonts w:ascii="Times New Roman" w:hAnsi="Times New Roman" w:cs="Times New Roman"/>
+          <w:sz w:val="28"/>
+          <w:szCs w:val="28"/>
+          <w:lang w:val="vi-VN"/>
+        </w:rPr>
+        <w:t>=&gt; Tổng cộng: O(n) x O(n.m) = O(n</w:t>
+      </w:r>
+      <w:r>
+        <w:rPr>
+          <w:rFonts w:ascii="Times New Roman" w:hAnsi="Times New Roman" w:cs="Times New Roman"/>
+          <w:sz w:val="28"/>
+          <w:szCs w:val="28"/>
+          <w:vertAlign w:val="superscript"/>
+          <w:lang w:val="vi-VN"/>
+        </w:rPr>
+        <w:t>2</w:t>
+      </w:r>
+      <w:r>
+        <w:rPr>
+          <w:rFonts w:ascii="Times New Roman" w:hAnsi="Times New Roman" w:cs="Times New Roman"/>
+          <w:sz w:val="28"/>
+          <w:szCs w:val="28"/>
+          <w:lang w:val="vi-VN"/>
+        </w:rPr>
+        <w:t>.m)</w:t>
+      </w:r>
+    </w:p>
+    <w:p>
+      <w:pPr>
+        <w:rPr>
+          <w:rFonts w:ascii="Times New Roman" w:hAnsi="Times New Roman" w:cs="Times New Roman"/>
+          <w:sz w:val="28"/>
+          <w:szCs w:val="28"/>
+          <w:lang w:val="vi-VN"/>
+        </w:rPr>
+      </w:pPr>
+      <w:r>
+        <w:rPr>
+          <w:rFonts w:ascii="Times New Roman" w:hAnsi="Times New Roman" w:cs="Times New Roman"/>
+          <w:sz w:val="28"/>
+          <w:szCs w:val="28"/>
           <w:lang w:val="vi-VN"/>
         </w:rPr>
         <w:tab/>
-      </w:r>
+        <w:t xml:space="preserve">     - Tương tự ta có Resource-Request Algorithm = O(m) vì phải lặp qua m loại tài nguyên để làm các phép so sánh.</w:t>
+      </w:r>
+    </w:p>
+    <w:p>
+      <w:pPr>
+        <w:rPr>
+          <w:rFonts w:ascii="Times New Roman" w:hAnsi="Times New Roman" w:cs="Times New Roman"/>
+          <w:sz w:val="28"/>
+          <w:szCs w:val="28"/>
+          <w:lang w:val="vi-VN"/>
+        </w:rPr>
+      </w:pPr>
+      <w:r>
+        <w:rPr>
+          <w:rFonts w:ascii="Times New Roman" w:hAnsi="Times New Roman" w:cs="Times New Roman"/>
+          <w:sz w:val="28"/>
+          <w:szCs w:val="28"/>
+          <w:lang w:val="vi-VN"/>
+        </w:rPr>
+        <w:tab/>
+        <w:t xml:space="preserve">     - Suy ra tổng thời gian = O(m) + </w:t>
+      </w:r>
+      <w:r>
+        <w:rPr>
+          <w:rFonts w:ascii="Times New Roman" w:hAnsi="Times New Roman" w:cs="Times New Roman"/>
+          <w:sz w:val="28"/>
+          <w:szCs w:val="28"/>
+          <w:lang w:val="vi-VN"/>
+        </w:rPr>
+        <w:t>O(n</w:t>
+      </w:r>
+      <w:r>
+        <w:rPr>
+          <w:rFonts w:ascii="Times New Roman" w:hAnsi="Times New Roman" w:cs="Times New Roman"/>
+          <w:sz w:val="28"/>
+          <w:szCs w:val="28"/>
+          <w:vertAlign w:val="superscript"/>
+          <w:lang w:val="vi-VN"/>
+        </w:rPr>
+        <w:t>2</w:t>
+      </w:r>
+      <w:r>
+        <w:rPr>
+          <w:rFonts w:ascii="Times New Roman" w:hAnsi="Times New Roman" w:cs="Times New Roman"/>
+          <w:sz w:val="28"/>
+          <w:szCs w:val="28"/>
+          <w:lang w:val="vi-VN"/>
+        </w:rPr>
+        <w:t>.m)</w:t>
+      </w:r>
+      <w:r>
+        <w:rPr>
+          <w:rFonts w:ascii="Times New Roman" w:hAnsi="Times New Roman" w:cs="Times New Roman"/>
+          <w:sz w:val="28"/>
+          <w:szCs w:val="28"/>
+          <w:lang w:val="vi-VN"/>
+        </w:rPr>
+        <w:t xml:space="preserve"> = </w:t>
+      </w:r>
+      <w:r>
+        <w:rPr>
+          <w:rFonts w:ascii="Times New Roman" w:hAnsi="Times New Roman" w:cs="Times New Roman"/>
+          <w:sz w:val="28"/>
+          <w:szCs w:val="28"/>
+          <w:lang w:val="vi-VN"/>
+        </w:rPr>
+        <w:t>O(n</w:t>
+      </w:r>
+      <w:r>
+        <w:rPr>
+          <w:rFonts w:ascii="Times New Roman" w:hAnsi="Times New Roman" w:cs="Times New Roman"/>
+          <w:sz w:val="28"/>
+          <w:szCs w:val="28"/>
+          <w:vertAlign w:val="superscript"/>
+          <w:lang w:val="vi-VN"/>
+        </w:rPr>
+        <w:t>2</w:t>
+      </w:r>
+      <w:r>
+        <w:rPr>
+          <w:rFonts w:ascii="Times New Roman" w:hAnsi="Times New Roman" w:cs="Times New Roman"/>
+          <w:sz w:val="28"/>
+          <w:szCs w:val="28"/>
+          <w:lang w:val="vi-VN"/>
+        </w:rPr>
+        <w:t>.m)</w:t>
+      </w:r>
+    </w:p>
+    <w:p>
+      <w:pPr>
+        <w:pStyle w:val="ListParagraph"/>
+        <w:numPr>
+          <w:ilvl w:val="0"/>
+          <w:numId w:val="4"/>
+        </w:numPr>
+        <w:rPr>
+          <w:rFonts w:ascii="Times New Roman" w:hAnsi="Times New Roman" w:cs="Times New Roman"/>
+          <w:sz w:val="28"/>
+          <w:szCs w:val="24"/>
+          <w:lang w:val="vi-VN"/>
+        </w:rPr>
+      </w:pPr>
+      <w:r>
+        <w:rPr>
+          <w:rFonts w:ascii="Times New Roman" w:hAnsi="Times New Roman" w:cs="Times New Roman"/>
+          <w:sz w:val="28"/>
+          <w:szCs w:val="24"/>
+          <w:lang w:val="vi-VN"/>
+        </w:rPr>
+        <w:t>T</w:t>
+      </w:r>
+      <w:r>
+        <w:rPr>
+          <w:rFonts w:ascii="Times New Roman" w:hAnsi="Times New Roman" w:cs="Times New Roman"/>
+          <w:sz w:val="28"/>
+          <w:szCs w:val="24"/>
+        </w:rPr>
+        <w:t xml:space="preserve">ính không duy nhất của </w:t>
+      </w:r>
+      <w:r>
+        <w:rPr>
+          <w:rFonts w:ascii="Times New Roman" w:hAnsi="Times New Roman" w:cs="Times New Roman"/>
+          <w:sz w:val="28"/>
+          <w:szCs w:val="24"/>
+          <w:lang w:val="vi-VN"/>
+        </w:rPr>
+        <w:t xml:space="preserve">các chuỗi an </w:t>
+      </w:r>
+      <w:r>
+        <w:rPr>
+          <w:rFonts w:ascii="Times New Roman" w:hAnsi="Times New Roman" w:cs="Times New Roman"/>
+          <w:sz w:val="28"/>
+          <w:szCs w:val="24"/>
+          <w:lang w:val="vi-VN"/>
+        </w:rPr>
+        <w:t>toàn:</w:t>
+      </w:r>
+    </w:p>
+    <w:p>
+      <w:pPr>
+        <w:pStyle w:val="ListParagraph"/>
+        <w:ind w:left="1440"/>
+        <w:rPr>
+          <w:rFonts w:ascii="Times New Roman" w:hAnsi="Times New Roman" w:cs="Times New Roman"/>
+          <w:sz w:val="28"/>
+          <w:szCs w:val="24"/>
+          <w:lang w:val="vi-VN"/>
+        </w:rPr>
+      </w:pPr>
+      <w:r>
+        <w:rPr>
+          <w:rFonts w:ascii="Times New Roman" w:hAnsi="Times New Roman" w:cs="Times New Roman"/>
+          <w:sz w:val="28"/>
+          <w:szCs w:val="24"/>
+          <w:lang w:val="vi-VN"/>
+        </w:rPr>
+        <w:lastRenderedPageBreak/>
+        <w:t xml:space="preserve">* Từ ví dụ mục IV, tại vòng lặp 1, thay vì chọn P1, ta hoàn toàn có thể để ý rằng nếu dữ liệu khác đi một chút, có thể có nhiều tiến trình cùng thoả điều kiện Need[i] ≤ Work tại một thời điểm. Mỗi lựa chọn khác nhau tại các điểm rẽ nhánh này dẫn tới một safe sequence khác nhau, nhưng tất cả đều hợp </w:t>
+      </w:r>
+      <w:r>
+        <w:rPr>
+          <w:rFonts w:ascii="Times New Roman" w:hAnsi="Times New Roman" w:cs="Times New Roman"/>
+          <w:sz w:val="28"/>
+          <w:szCs w:val="24"/>
+          <w:lang w:val="vi-VN"/>
+        </w:rPr>
+        <w:t>lệ.</w:t>
+      </w:r>
+    </w:p>
+    <w:p>
+      <w:pPr>
+        <w:pStyle w:val="ListParagraph"/>
+        <w:ind w:left="1440"/>
+        <w:rPr>
+          <w:rFonts w:ascii="Times New Roman" w:hAnsi="Times New Roman" w:cs="Times New Roman"/>
+          <w:sz w:val="28"/>
+          <w:szCs w:val="24"/>
+          <w:lang w:val="vi-VN"/>
+        </w:rPr>
+      </w:pPr>
+    </w:p>
+    <w:p>
+      <w:pPr>
+        <w:pStyle w:val="ListParagraph"/>
+        <w:ind w:left="1440"/>
+        <w:rPr>
+          <w:rFonts w:ascii="Times New Roman" w:hAnsi="Times New Roman" w:cs="Times New Roman"/>
+          <w:sz w:val="28"/>
+          <w:szCs w:val="24"/>
+          <w:lang w:val="vi-VN"/>
+        </w:rPr>
+      </w:pPr>
+      <w:r>
+        <w:rPr>
+          <w:rFonts w:ascii="Times New Roman" w:hAnsi="Times New Roman" w:cs="Times New Roman"/>
+          <w:sz w:val="28"/>
+          <w:szCs w:val="24"/>
+          <w:lang w:val="vi-VN"/>
+        </w:rPr>
+        <w:t>Vì vậy ta kết</w:t>
+      </w:r>
+      <w:r>
+        <w:rPr>
+          <w:rFonts w:ascii="Times New Roman" w:hAnsi="Times New Roman" w:cs="Times New Roman"/>
+          <w:sz w:val="28"/>
+          <w:szCs w:val="24"/>
+          <w:lang w:val="vi-VN"/>
+        </w:rPr>
+        <w:t xml:space="preserve"> luận</w:t>
+      </w:r>
+      <w:r>
+        <w:rPr>
+          <w:rFonts w:ascii="Times New Roman" w:hAnsi="Times New Roman" w:cs="Times New Roman"/>
+          <w:sz w:val="28"/>
+          <w:szCs w:val="24"/>
+          <w:lang w:val="vi-VN"/>
+        </w:rPr>
+        <w:t xml:space="preserve"> </w:t>
+      </w:r>
+      <w:r>
+        <w:rPr>
+          <w:rFonts w:ascii="Times New Roman" w:hAnsi="Times New Roman" w:cs="Times New Roman"/>
+          <w:sz w:val="28"/>
+          <w:szCs w:val="24"/>
+          <w:lang w:val="vi-VN"/>
+        </w:rPr>
+        <w:t>an toàn (safe) là một thuộc tính tồn tại (</w:t>
+      </w:r>
+      <w:r>
+        <w:rPr>
+          <w:rFonts w:ascii="Cambria Math" w:hAnsi="Cambria Math" w:cs="Cambria Math"/>
+          <w:sz w:val="28"/>
+          <w:szCs w:val="24"/>
+          <w:lang w:val="vi-VN"/>
+        </w:rPr>
+        <w:t>∃</w:t>
+      </w:r>
+      <w:r>
+        <w:rPr>
+          <w:rFonts w:ascii="Times New Roman" w:hAnsi="Times New Roman" w:cs="Times New Roman"/>
+          <w:sz w:val="28"/>
+          <w:szCs w:val="24"/>
+          <w:lang w:val="vi-VN"/>
+        </w:rPr>
+        <w:t>), không phải một kết quả duy nhất (</w:t>
+      </w:r>
+      <w:r>
+        <w:rPr>
+          <w:rFonts w:ascii="Cambria Math" w:hAnsi="Cambria Math" w:cs="Cambria Math"/>
+          <w:sz w:val="28"/>
+          <w:szCs w:val="24"/>
+          <w:lang w:val="vi-VN"/>
+        </w:rPr>
+        <w:t>∄</w:t>
+      </w:r>
+      <w:r>
+        <w:rPr>
+          <w:rFonts w:ascii="Times New Roman" w:hAnsi="Times New Roman" w:cs="Times New Roman"/>
+          <w:sz w:val="28"/>
+          <w:szCs w:val="24"/>
+          <w:lang w:val="vi-VN"/>
+        </w:rPr>
+        <w:t>!).</w:t>
+      </w:r>
+      <w:r>
+        <w:rPr>
+          <w:rFonts w:ascii="Times New Roman" w:hAnsi="Times New Roman" w:cs="Times New Roman"/>
+          <w:sz w:val="28"/>
+          <w:szCs w:val="24"/>
+          <w:lang w:val="vi-VN"/>
+        </w:rPr>
+        <w:t xml:space="preserve"> Đúng với mục đích của thuật toán</w:t>
+      </w:r>
+      <w:r>
+        <w:t xml:space="preserve"> </w:t>
+      </w:r>
+      <w:r>
+        <w:rPr>
+          <w:rFonts w:ascii="Times New Roman" w:hAnsi="Times New Roman" w:cs="Times New Roman"/>
+          <w:sz w:val="28"/>
+          <w:szCs w:val="24"/>
+          <w:lang w:val="vi-VN"/>
+        </w:rPr>
+        <w:t>là chứng minh tồn tại ít nhất một thứ tự an toàn, không quan tâm thứ tự đó là gì hay có bao nhiêu thứ tự thoả.</w:t>
+      </w:r>
+    </w:p>
+    <w:p>
+      <w:pPr>
+        <w:pStyle w:val="ListParagraph"/>
+        <w:ind w:left="1440"/>
+        <w:rPr>
+          <w:rFonts w:ascii="Times New Roman" w:hAnsi="Times New Roman" w:cs="Times New Roman"/>
+          <w:sz w:val="28"/>
+          <w:szCs w:val="24"/>
+          <w:lang w:val="vi-VN"/>
+        </w:rPr>
+      </w:pPr>
+    </w:p>
+    <w:p>
+      <w:pPr>
+        <w:rPr>
+          <w:rFonts w:ascii="Times New Roman" w:hAnsi="Times New Roman" w:cs="Times New Roman"/>
+          <w:sz w:val="32"/>
+          <w:szCs w:val="24"/>
+          <w:lang w:val="vi-VN"/>
+        </w:rPr>
+      </w:pPr>
     </w:p>
     <w:sectPr>
       <w:pgSz w:w="12240" w:h="15840"/>
@@ -3373,16 +5585,16 @@
     </w:lvl>
   </w:abstractNum>
   <w:abstractNum w:abstractNumId="1" w15:restartNumberingAfterBreak="0">
-    <w:nsid w:val="4D1A2971"/>
+    <w:nsid w:val="339E69B5"/>
     <w:multiLevelType w:val="hybridMultilevel"/>
-    <w:tmpl w:val="3A1EFA44"/>
-    <w:lvl w:ilvl="0" w:tplc="0409000F">
+    <w:tmpl w:val="448C4106"/>
+    <w:lvl w:ilvl="0" w:tplc="44389E36">
       <w:start w:val="1"/>
       <w:numFmt w:val="decimal"/>
       <w:lvlText w:val="%1."/>
       <w:lvlJc w:val="left"/>
       <w:pPr>
-        <w:ind w:left="644" w:hanging="360"/>
+        <w:ind w:left="1440" w:hanging="360"/>
       </w:pPr>
       <w:rPr>
         <w:rFonts w:hint="default"/>
@@ -3394,7 +5606,7 @@
       <w:lvlText w:val="%2."/>
       <w:lvlJc w:val="left"/>
       <w:pPr>
-        <w:ind w:left="1364" w:hanging="360"/>
+        <w:ind w:left="2160" w:hanging="360"/>
       </w:pPr>
     </w:lvl>
     <w:lvl w:ilvl="2" w:tplc="0409001B" w:tentative="1">
@@ -3403,7 +5615,7 @@
       <w:lvlText w:val="%3."/>
       <w:lvlJc w:val="right"/>
       <w:pPr>
-        <w:ind w:left="2084" w:hanging="180"/>
+        <w:ind w:left="2880" w:hanging="180"/>
       </w:pPr>
     </w:lvl>
     <w:lvl w:ilvl="3" w:tplc="0409000F" w:tentative="1">
@@ -3412,7 +5624,7 @@
       <w:lvlText w:val="%4."/>
       <w:lvlJc w:val="left"/>
       <w:pPr>
-        <w:ind w:left="2804" w:hanging="360"/>
+        <w:ind w:left="3600" w:hanging="360"/>
       </w:pPr>
     </w:lvl>
     <w:lvl w:ilvl="4" w:tplc="04090019" w:tentative="1">
@@ -3421,7 +5633,7 @@
       <w:lvlText w:val="%5."/>
       <w:lvlJc w:val="left"/>
       <w:pPr>
-        <w:ind w:left="3524" w:hanging="360"/>
+        <w:ind w:left="4320" w:hanging="360"/>
       </w:pPr>
     </w:lvl>
     <w:lvl w:ilvl="5" w:tplc="0409001B" w:tentative="1">
@@ -3430,7 +5642,7 @@
       <w:lvlText w:val="%6."/>
       <w:lvlJc w:val="right"/>
       <w:pPr>
-        <w:ind w:left="4244" w:hanging="180"/>
+        <w:ind w:left="5040" w:hanging="180"/>
       </w:pPr>
     </w:lvl>
     <w:lvl w:ilvl="6" w:tplc="0409000F" w:tentative="1">
@@ -3439,7 +5651,7 @@
       <w:lvlText w:val="%7."/>
       <w:lvlJc w:val="left"/>
       <w:pPr>
-        <w:ind w:left="4964" w:hanging="360"/>
+        <w:ind w:left="5760" w:hanging="360"/>
       </w:pPr>
     </w:lvl>
     <w:lvl w:ilvl="7" w:tplc="04090019" w:tentative="1">
@@ -3448,7 +5660,7 @@
       <w:lvlText w:val="%8."/>
       <w:lvlJc w:val="left"/>
       <w:pPr>
-        <w:ind w:left="5684" w:hanging="360"/>
+        <w:ind w:left="6480" w:hanging="360"/>
       </w:pPr>
     </w:lvl>
     <w:lvl w:ilvl="8" w:tplc="0409001B" w:tentative="1">
@@ -3457,21 +5669,21 @@
       <w:lvlText w:val="%9."/>
       <w:lvlJc w:val="right"/>
       <w:pPr>
-        <w:ind w:left="6404" w:hanging="180"/>
+        <w:ind w:left="7200" w:hanging="180"/>
       </w:pPr>
     </w:lvl>
   </w:abstractNum>
   <w:abstractNum w:abstractNumId="2" w15:restartNumberingAfterBreak="0">
-    <w:nsid w:val="7D796C44"/>
+    <w:nsid w:val="4D1A2971"/>
     <w:multiLevelType w:val="hybridMultilevel"/>
-    <w:tmpl w:val="6BBECDE4"/>
-    <w:lvl w:ilvl="0" w:tplc="3E72F0F6">
+    <w:tmpl w:val="3A1EFA44"/>
+    <w:lvl w:ilvl="0" w:tplc="0409000F">
       <w:start w:val="1"/>
-      <w:numFmt w:val="upperRoman"/>
+      <w:numFmt w:val="decimal"/>
       <w:lvlText w:val="%1."/>
       <w:lvlJc w:val="left"/>
       <w:pPr>
-        <w:ind w:left="1080" w:hanging="720"/>
+        <w:ind w:left="644" w:hanging="360"/>
       </w:pPr>
       <w:rPr>
         <w:rFonts w:hint="default"/>
@@ -3483,7 +5695,7 @@
       <w:lvlText w:val="%2."/>
       <w:lvlJc w:val="left"/>
       <w:pPr>
-        <w:ind w:left="1440" w:hanging="360"/>
+        <w:ind w:left="1364" w:hanging="360"/>
       </w:pPr>
     </w:lvl>
     <w:lvl w:ilvl="2" w:tplc="0409001B" w:tentative="1">
@@ -3492,7 +5704,7 @@
       <w:lvlText w:val="%3."/>
       <w:lvlJc w:val="right"/>
       <w:pPr>
-        <w:ind w:left="2160" w:hanging="180"/>
+        <w:ind w:left="2084" w:hanging="180"/>
       </w:pPr>
     </w:lvl>
     <w:lvl w:ilvl="3" w:tplc="0409000F" w:tentative="1">
@@ -3501,7 +5713,7 @@
       <w:lvlText w:val="%4."/>
       <w:lvlJc w:val="left"/>
       <w:pPr>
-        <w:ind w:left="2880" w:hanging="360"/>
+        <w:ind w:left="2804" w:hanging="360"/>
       </w:pPr>
     </w:lvl>
     <w:lvl w:ilvl="4" w:tplc="04090019" w:tentative="1">
@@ -3510,7 +5722,7 @@
       <w:lvlText w:val="%5."/>
       <w:lvlJc w:val="left"/>
       <w:pPr>
-        <w:ind w:left="3600" w:hanging="360"/>
+        <w:ind w:left="3524" w:hanging="360"/>
       </w:pPr>
     </w:lvl>
     <w:lvl w:ilvl="5" w:tplc="0409001B" w:tentative="1">
@@ -3519,7 +5731,7 @@
       <w:lvlText w:val="%6."/>
       <w:lvlJc w:val="right"/>
       <w:pPr>
-        <w:ind w:left="4320" w:hanging="180"/>
+        <w:ind w:left="4244" w:hanging="180"/>
       </w:pPr>
     </w:lvl>
     <w:lvl w:ilvl="6" w:tplc="0409000F" w:tentative="1">
@@ -3528,7 +5740,7 @@
       <w:lvlText w:val="%7."/>
       <w:lvlJc w:val="left"/>
       <w:pPr>
-        <w:ind w:left="5040" w:hanging="360"/>
+        <w:ind w:left="4964" w:hanging="360"/>
       </w:pPr>
     </w:lvl>
     <w:lvl w:ilvl="7" w:tplc="04090019" w:tentative="1">
@@ -3537,7 +5749,7 @@
       <w:lvlText w:val="%8."/>
       <w:lvlJc w:val="left"/>
       <w:pPr>
-        <w:ind w:left="5760" w:hanging="360"/>
+        <w:ind w:left="5684" w:hanging="360"/>
       </w:pPr>
     </w:lvl>
     <w:lvl w:ilvl="8" w:tplc="0409001B" w:tentative="1">
@@ -3546,18 +5758,110 @@
       <w:lvlText w:val="%9."/>
       <w:lvlJc w:val="right"/>
       <w:pPr>
+        <w:ind w:left="6404" w:hanging="180"/>
+      </w:pPr>
+    </w:lvl>
+  </w:abstractNum>
+  <w:abstractNum w:abstractNumId="3" w15:restartNumberingAfterBreak="0">
+    <w:nsid w:val="7D796C44"/>
+    <w:multiLevelType w:val="hybridMultilevel"/>
+    <w:tmpl w:val="8012C1E6"/>
+    <w:lvl w:ilvl="0" w:tplc="3E72F0F6">
+      <w:start w:val="1"/>
+      <w:numFmt w:val="upperRoman"/>
+      <w:lvlText w:val="%1."/>
+      <w:lvlJc w:val="left"/>
+      <w:pPr>
+        <w:ind w:left="1080" w:hanging="720"/>
+      </w:pPr>
+      <w:rPr>
+        <w:rFonts w:hint="default"/>
+      </w:rPr>
+    </w:lvl>
+    <w:lvl w:ilvl="1" w:tplc="04090019" w:tentative="1">
+      <w:start w:val="1"/>
+      <w:numFmt w:val="lowerLetter"/>
+      <w:lvlText w:val="%2."/>
+      <w:lvlJc w:val="left"/>
+      <w:pPr>
+        <w:ind w:left="1440" w:hanging="360"/>
+      </w:pPr>
+    </w:lvl>
+    <w:lvl w:ilvl="2" w:tplc="0409001B" w:tentative="1">
+      <w:start w:val="1"/>
+      <w:numFmt w:val="lowerRoman"/>
+      <w:lvlText w:val="%3."/>
+      <w:lvlJc w:val="right"/>
+      <w:pPr>
+        <w:ind w:left="2160" w:hanging="180"/>
+      </w:pPr>
+    </w:lvl>
+    <w:lvl w:ilvl="3" w:tplc="0409000F" w:tentative="1">
+      <w:start w:val="1"/>
+      <w:numFmt w:val="decimal"/>
+      <w:lvlText w:val="%4."/>
+      <w:lvlJc w:val="left"/>
+      <w:pPr>
+        <w:ind w:left="2880" w:hanging="360"/>
+      </w:pPr>
+    </w:lvl>
+    <w:lvl w:ilvl="4" w:tplc="04090019" w:tentative="1">
+      <w:start w:val="1"/>
+      <w:numFmt w:val="lowerLetter"/>
+      <w:lvlText w:val="%5."/>
+      <w:lvlJc w:val="left"/>
+      <w:pPr>
+        <w:ind w:left="3600" w:hanging="360"/>
+      </w:pPr>
+    </w:lvl>
+    <w:lvl w:ilvl="5" w:tplc="0409001B" w:tentative="1">
+      <w:start w:val="1"/>
+      <w:numFmt w:val="lowerRoman"/>
+      <w:lvlText w:val="%6."/>
+      <w:lvlJc w:val="right"/>
+      <w:pPr>
+        <w:ind w:left="4320" w:hanging="180"/>
+      </w:pPr>
+    </w:lvl>
+    <w:lvl w:ilvl="6" w:tplc="0409000F" w:tentative="1">
+      <w:start w:val="1"/>
+      <w:numFmt w:val="decimal"/>
+      <w:lvlText w:val="%7."/>
+      <w:lvlJc w:val="left"/>
+      <w:pPr>
+        <w:ind w:left="5040" w:hanging="360"/>
+      </w:pPr>
+    </w:lvl>
+    <w:lvl w:ilvl="7" w:tplc="04090019" w:tentative="1">
+      <w:start w:val="1"/>
+      <w:numFmt w:val="lowerLetter"/>
+      <w:lvlText w:val="%8."/>
+      <w:lvlJc w:val="left"/>
+      <w:pPr>
+        <w:ind w:left="5760" w:hanging="360"/>
+      </w:pPr>
+    </w:lvl>
+    <w:lvl w:ilvl="8" w:tplc="0409001B" w:tentative="1">
+      <w:start w:val="1"/>
+      <w:numFmt w:val="lowerRoman"/>
+      <w:lvlText w:val="%9."/>
+      <w:lvlJc w:val="right"/>
+      <w:pPr>
         <w:ind w:left="6480" w:hanging="180"/>
       </w:pPr>
     </w:lvl>
   </w:abstractNum>
   <w:num w:numId="1">
-    <w:abstractNumId w:val="1"/>
+    <w:abstractNumId w:val="2"/>
   </w:num>
   <w:num w:numId="2">
-    <w:abstractNumId w:val="2"/>
+    <w:abstractNumId w:val="3"/>
   </w:num>
   <w:num w:numId="3">
     <w:abstractNumId w:val="0"/>
+  </w:num>
+  <w:num w:numId="4">
+    <w:abstractNumId w:val="1"/>
   </w:num>
 </w:numbering>
 </file>
@@ -4099,6 +6403,25 @@
       </w:tblBorders>
     </w:tblPr>
   </w:style>
+  <w:style w:type="paragraph" w:styleId="Caption">
+    <w:name w:val="caption"/>
+    <w:basedOn w:val="Normal"/>
+    <w:next w:val="Normal"/>
+    <w:uiPriority w:val="35"/>
+    <w:unhideWhenUsed/>
+    <w:qFormat/>
+    <w:rsid w:val="000213C4"/>
+    <w:pPr>
+      <w:spacing w:after="200" w:line="240" w:lineRule="auto"/>
+    </w:pPr>
+    <w:rPr>
+      <w:i/>
+      <w:iCs/>
+      <w:color w:val="44546A" w:themeColor="text2"/>
+      <w:sz w:val="18"/>
+      <w:szCs w:val="18"/>
+    </w:rPr>
+  </w:style>
 </w:styles>
 </file>
 
